--- a/docs/CECAE_SRS_v3.1.docx
+++ b/docs/CECAE_SRS_v3.1.docx
@@ -19,109 +19,19 @@
       </w:tblGrid>
       <w:tr>
         <w:tc>
-          <w:tcPr>
-            <w:tcW w:type="dxa" w:w="9360"/>
-            <w:tcBorders>
-              <w:top w:val="none" w:color="FFFFFF" w:sz="0"/>
-              <w:left w:val="none" w:color="FFFFFF" w:sz="0"/>
-              <w:bottom w:val="none" w:color="FFFFFF" w:sz="0"/>
-              <w:right w:val="none" w:color="FFFFFF" w:sz="0"/>
-            </w:tcBorders>
-            <w:shd w:fill="1A3A6B" w:val="clear"/>
-            <w:tcMar>
-              <w:top w:type="dxa" w:w="400"/>
-              <w:left w:type="dxa" w:w="400"/>
-              <w:bottom w:type="dxa" w:w="400"/>
-              <w:right w:type="dxa" w:w="400"/>
-            </w:tcMar>
-          </w:tcPr>
-          <w:p>
-            <w:pPr>
-              <w:spacing w:after="80"/>
-              <w:jc w:val="center"/>
-            </w:pPr>
-            <w:r>
-              <w:rPr>
-                <w:rFonts w:ascii="Arial" w:cs="Arial" w:eastAsia="Arial" w:hAnsi="Arial"/>
-                <w:b/>
-                <w:bCs/>
-                <w:color w:val="FFFFFF"/>
-                <w:sz w:val="72"/>
-                <w:szCs w:val="72"/>
-              </w:rPr>
-              <w:t xml:space="preserve">CECAE</w:t>
-            </w:r>
-          </w:p>
-          <w:p>
-            <w:pPr>
-              <w:pBdr>
-                <w:bottom w:val="single" w:color="D97218" w:sz="4"/>
-              </w:pBdr>
-              <w:spacing w:after="160"/>
-              <w:jc w:val="center"/>
-            </w:pPr>
-            <w:r>
-              <w:rPr>
-                <w:rFonts w:ascii="Arial" w:cs="Arial" w:eastAsia="Arial" w:hAnsi="Arial"/>
-                <w:color w:val="A0BCD8"/>
-                <w:sz w:val="28"/>
-                <w:szCs w:val="28"/>
-              </w:rPr>
-              <w:t xml:space="preserve">Centro de Capacitación Empresarial</w:t>
-            </w:r>
-          </w:p>
-          <w:p>
-            <w:pPr>
-              <w:spacing w:after="40" w:before="40"/>
-            </w:pPr>
-            <w:r>
-              <w:t xml:space="preserve"/>
-            </w:r>
-          </w:p>
-          <w:p>
-            <w:pPr>
-              <w:spacing w:after="60" w:before="160"/>
-              <w:jc w:val="center"/>
-            </w:pPr>
-            <w:r>
-              <w:rPr>
-                <w:rFonts w:ascii="Arial" w:cs="Arial" w:eastAsia="Arial" w:hAnsi="Arial"/>
-                <w:b/>
-                <w:bCs/>
-                <w:color w:val="FFFFFF"/>
-                <w:sz w:val="36"/>
-                <w:szCs w:val="36"/>
-              </w:rPr>
-              <w:t xml:space="preserve">Software Requirements Specification</w:t>
-            </w:r>
-          </w:p>
-          <w:p>
-            <w:pPr>
-              <w:spacing w:after="200"/>
-              <w:jc w:val="center"/>
-            </w:pPr>
-            <w:r>
-              <w:rPr>
-                <w:rFonts w:ascii="Arial" w:cs="Arial" w:eastAsia="Arial" w:hAnsi="Arial"/>
-                <w:color w:val="A0BCD8"/>
-                <w:sz w:val="24"/>
-                <w:szCs w:val="24"/>
-              </w:rPr>
-              <w:t xml:space="preserve">Marketing Website — Version 3.1</w:t>
-            </w:r>
-          </w:p>
-          <w:p>
-            <w:pPr>
-              <w:jc w:val="center"/>
-            </w:pPr>
-            <w:r>
-              <w:rPr>
-                <w:rFonts w:ascii="Arial" w:cs="Arial" w:eastAsia="Arial" w:hAnsi="Arial"/>
-                <w:color w:val="7090B0"/>
-                <w:sz w:val="20"/>
-                <w:szCs w:val="20"/>
-              </w:rPr>
-              <w:t xml:space="preserve">June 2025  |  Confidential</w:t>
+          <w:p>
+            <w:r>
+              <w:t>CECAE | Centro de Capacitación Empresarial</w:t>
+              <w:br/>
+              <w:br/>
+              <w:t>Software Requirements Specification</w:t>
+              <w:br/>
+              <w:t>Marketing Website — Version 3.1</w:t>
+              <w:br/>
+              <w:t>Updated June 2026</w:t>
+              <w:br/>
+              <w:br/>
+              <w:t>Confidential</w:t>
             </w:r>
           </w:p>
         </w:tc>
@@ -316,31 +226,9 @@
           </w:p>
         </w:tc>
         <w:tc>
-          <w:tcPr>
-            <w:tcW w:type="dxa" w:w="6960"/>
-            <w:tcBorders>
-              <w:top w:val="single" w:color="CCCCCC" w:sz="1"/>
-              <w:left w:val="single" w:color="CCCCCC" w:sz="1"/>
-              <w:bottom w:val="single" w:color="CCCCCC" w:sz="1"/>
-              <w:right w:val="single" w:color="CCCCCC" w:sz="1"/>
-            </w:tcBorders>
-            <w:shd w:fill="EBF4FA" w:val="clear"/>
-            <w:tcMar>
-              <w:top w:type="dxa" w:w="80"/>
-              <w:left w:type="dxa" w:w="120"/>
-              <w:bottom w:type="dxa" w:w="80"/>
-              <w:right w:type="dxa" w:w="120"/>
-            </w:tcMar>
-          </w:tcPr>
-          <w:p>
-            <w:r>
-              <w:rPr>
-                <w:rFonts w:ascii="Arial" w:cs="Arial" w:eastAsia="Arial" w:hAnsi="Arial"/>
-                <w:color w:val="333333"/>
-                <w:sz w:val="18"/>
-                <w:szCs w:val="18"/>
-              </w:rPr>
-              <w:t xml:space="preserve">3.1 — Finalized</w:t>
+          <w:p>
+            <w:r>
+              <w:t>3.1 — Updated implementation alignment</w:t>
             </w:r>
           </w:p>
         </w:tc>
@@ -378,31 +266,9 @@
           </w:p>
         </w:tc>
         <w:tc>
-          <w:tcPr>
-            <w:tcW w:type="dxa" w:w="6960"/>
-            <w:tcBorders>
-              <w:top w:val="single" w:color="CCCCCC" w:sz="1"/>
-              <w:left w:val="single" w:color="CCCCCC" w:sz="1"/>
-              <w:bottom w:val="single" w:color="CCCCCC" w:sz="1"/>
-              <w:right w:val="single" w:color="CCCCCC" w:sz="1"/>
-            </w:tcBorders>
-            <w:shd w:fill="FFFFFF" w:val="clear"/>
-            <w:tcMar>
-              <w:top w:type="dxa" w:w="80"/>
-              <w:left w:type="dxa" w:w="120"/>
-              <w:bottom w:type="dxa" w:w="80"/>
-              <w:right w:type="dxa" w:w="120"/>
-            </w:tcMar>
-          </w:tcPr>
-          <w:p>
-            <w:r>
-              <w:rPr>
-                <w:rFonts w:ascii="Arial" w:cs="Arial" w:eastAsia="Arial" w:hAnsi="Arial"/>
-                <w:color w:val="333333"/>
-                <w:sz w:val="18"/>
-                <w:szCs w:val="18"/>
-              </w:rPr>
-              <w:t xml:space="preserve">June 2025</w:t>
+          <w:p>
+            <w:r>
+              <w:t>Updated June 2026</w:t>
             </w:r>
           </w:p>
         </w:tc>
@@ -502,31 +368,9 @@
           </w:p>
         </w:tc>
         <w:tc>
-          <w:tcPr>
-            <w:tcW w:type="dxa" w:w="6960"/>
-            <w:tcBorders>
-              <w:top w:val="single" w:color="CCCCCC" w:sz="1"/>
-              <w:left w:val="single" w:color="CCCCCC" w:sz="1"/>
-              <w:bottom w:val="single" w:color="CCCCCC" w:sz="1"/>
-              <w:right w:val="single" w:color="CCCCCC" w:sz="1"/>
-            </w:tcBorders>
-            <w:shd w:fill="FFFFFF" w:val="clear"/>
-            <w:tcMar>
-              <w:top w:type="dxa" w:w="80"/>
-              <w:left w:type="dxa" w:w="120"/>
-              <w:bottom w:type="dxa" w:w="80"/>
-              <w:right w:type="dxa" w:w="120"/>
-            </w:tcMar>
-          </w:tcPr>
-          <w:p>
-            <w:r>
-              <w:rPr>
-                <w:rFonts w:ascii="Arial" w:cs="Arial" w:eastAsia="Arial" w:hAnsi="Arial"/>
-                <w:color w:val="333333"/>
-                <w:sz w:val="18"/>
-                <w:szCs w:val="18"/>
-              </w:rPr>
-              <w:t xml:space="preserve">Vercel + Cloudflare</w:t>
+          <w:p>
+            <w:r>
+              <w:t>Vercel hosting with SPA rewrites; optional Cloudflare DNS/CDN/WAF</w:t>
             </w:r>
           </w:p>
         </w:tc>
@@ -688,31 +532,9 @@
           </w:p>
         </w:tc>
         <w:tc>
-          <w:tcPr>
-            <w:tcW w:type="dxa" w:w="6960"/>
-            <w:tcBorders>
-              <w:top w:val="single" w:color="CCCCCC" w:sz="1"/>
-              <w:left w:val="single" w:color="CCCCCC" w:sz="1"/>
-              <w:bottom w:val="single" w:color="CCCCCC" w:sz="1"/>
-              <w:right w:val="single" w:color="CCCCCC" w:sz="1"/>
-            </w:tcBorders>
-            <w:shd w:fill="EBF4FA" w:val="clear"/>
-            <w:tcMar>
-              <w:top w:type="dxa" w:w="80"/>
-              <w:left w:type="dxa" w:w="120"/>
-              <w:bottom w:type="dxa" w:w="80"/>
-              <w:right w:type="dxa" w:w="120"/>
-            </w:tcMar>
-          </w:tcPr>
-          <w:p>
-            <w:r>
-              <w:rPr>
-                <w:rFonts w:ascii="Arial" w:cs="Arial" w:eastAsia="Arial" w:hAnsi="Arial"/>
-                <w:color w:val="333333"/>
-                <w:sz w:val="18"/>
-                <w:szCs w:val="18"/>
-              </w:rPr>
-              <w:t xml:space="preserve">Approved for Development</w:t>
+          <w:p>
+            <w:r>
+              <w:t>Updated for current repository setup</w:t>
             </w:r>
           </w:p>
         </w:tc>
@@ -767,7 +589,7 @@
           <w:sz w:val="20"/>
           <w:szCs w:val="20"/>
         </w:rPr>
-        <w:t xml:space="preserve">This document defines the software requirements for the CECAE marketing website — a single-page, bilingual, conversion-focused React application. The site's primary goal is to communicate CECAE's value proposition and convert visitors into leads via WhatsApp, phone, and email.</w:t>
+        <w:t>This document defines the software requirements for the CECAE marketing website — a bilingual, conversion-focused React single-page application with routed pages for home, events, contact, event detail stubs, and privacy notice. The site's primary goal is to communicate CECAE's value proposition and convert visitors into leads via WhatsApp, phone, and email.</w:t>
       </w:r>
     </w:p>
     <w:p>
@@ -1294,7 +1116,7 @@
           <w:sz w:val="20"/>
           <w:szCs w:val="20"/>
         </w:rPr>
-        <w:t xml:space="preserve">Color palette is derived directly from the official CECAE logo (IMG_3124.JPG). Competitive benchmarking of the Mexican capacitación empresarial market confirms that most competitors use outdated WordPress sites or generic corporate blue. CECAE's site should use the logo palette intentionally to establish a distinctive, warm-institutional identity.</w:t>
+        <w:t>Color palette is derived from the current CECAE brand assets in /public, including cecae-footer-logo-1024x256.png, cecae-footer-logo-1600x400.png, and cecae-footer-logo-2048x512.png. Competitive benchmarking of the Mexican capacitación empresarial market confirms that many competitors use outdated WordPress sites or generic corporate blue. CECAE's site uses the logo palette intentionally to establish a distinctive, warm-institutional identity.</w:t>
       </w:r>
     </w:p>
     <w:p>
@@ -3070,7 +2892,7 @@
           <w:sz w:val="20"/>
           <w:szCs w:val="20"/>
         </w:rPr>
-        <w:t xml:space="preserve">Primary logo: IMG_3124.JPG — used in navbar and hero section</w:t>
+        <w:t>Primary logo: /public/cecae-footer-logo-1024x256.png used in the navbar; larger footer logo variants are available at /public/cecae-footer-logo-1600x400.png and /public/cecae-footer-logo-2048x512.png.</w:t>
       </w:r>
     </w:p>
     <w:p>
@@ -3091,7 +2913,7 @@
           <w:sz w:val="20"/>
           <w:szCs w:val="20"/>
         </w:rPr>
-        <w:t xml:space="preserve">Favicon / tab icon: a simplified version derived from the logo (bar chart + star) — to be provided or generated from the primary logo</w:t>
+        <w:t>Favicon / tab icon: implemented in /public as favicon.ico, favicon-16x16.png, favicon-32x32.png, favicon-48x48.png, apple-touch-icon-180x180.png, android-chrome-192x192.png, and android-chrome-512x512.png.</w:t>
       </w:r>
     </w:p>
     <w:p>
@@ -3112,7 +2934,7 @@
           <w:sz w:val="20"/>
           <w:szCs w:val="20"/>
         </w:rPr>
-        <w:t xml:space="preserve">Footer logo: same primary logo, optionally with reduced opacity on dark background</w:t>
+        <w:t>Footer logo: CECAE footer logo PNG variants from /public are used for clean rendering on dark backgrounds.</w:t>
       </w:r>
     </w:p>
     <w:p>
@@ -3154,7 +2976,7 @@
           <w:sz w:val="20"/>
           <w:szCs w:val="20"/>
         </w:rPr>
-        <w:t xml:space="preserve">Full Framer Motion with rich micro-interactions:</w:t>
+        <w:t>Framer Motion with restrained, performance-conscious micro-interactions:</w:t>
       </w:r>
     </w:p>
     <w:p>
@@ -3175,7 +2997,7 @@
           <w:sz w:val="20"/>
           <w:szCs w:val="20"/>
         </w:rPr>
-        <w:t xml:space="preserve">Parallax hero section on scroll</w:t>
+        <w:t>Hero background translates subtly on scroll when the user has not requested reduced motion</w:t>
       </w:r>
     </w:p>
     <w:p>
@@ -3196,7 +3018,7 @@
           <w:sz w:val="20"/>
           <w:szCs w:val="20"/>
         </w:rPr>
-        <w:t xml:space="preserve">Staggered entrance animations on section load (fade + translateY)</w:t>
+        <w:t>Staggered entrance animations on key sections and event cards using opacity/translateY</w:t>
       </w:r>
     </w:p>
     <w:p>
@@ -3217,7 +3039,7 @@
           <w:sz w:val="20"/>
           <w:szCs w:val="20"/>
         </w:rPr>
-        <w:t xml:space="preserve">Service card hover: subtle elevation, border glow in orange accent</w:t>
+        <w:t>Service card hover: subtle elevation, border/accent treatment, and CTA feedback</w:t>
       </w:r>
     </w:p>
     <w:p>
@@ -3238,7 +3060,7 @@
           <w:sz w:val="20"/>
           <w:szCs w:val="20"/>
         </w:rPr>
-        <w:t xml:space="preserve">Methodology step animations: sequential reveal on scroll</w:t>
+        <w:t>Methodology step animations: sequential reveal on scroll where motion is permitted</w:t>
       </w:r>
     </w:p>
     <w:p>
@@ -3259,7 +3081,7 @@
           <w:sz w:val="20"/>
           <w:szCs w:val="20"/>
         </w:rPr>
-        <w:t xml:space="preserve">FAQ accordion: smooth height transition with icon rotation</w:t>
+        <w:t>FAQ accordion: smooth open/close transition with accessible controls</w:t>
       </w:r>
     </w:p>
     <w:p>
@@ -3280,7 +3102,7 @@
           <w:sz w:val="20"/>
           <w:szCs w:val="20"/>
         </w:rPr>
-        <w:t xml:space="preserve">Floating WhatsApp button: pulse animation to draw attention</w:t>
+        <w:t>Floating WhatsApp button: fixed bottom-right action with pulse animation</w:t>
       </w:r>
     </w:p>
     <w:p>
@@ -3301,7 +3123,7 @@
           <w:sz w:val="20"/>
           <w:szCs w:val="20"/>
         </w:rPr>
-        <w:t xml:space="preserve">CTA buttons: scale + shadow micro-interaction on hover</w:t>
+        <w:t>CTA buttons and links: hover/focus states with visible focus outlines</w:t>
       </w:r>
     </w:p>
     <w:p>
@@ -3322,7 +3144,7 @@
           <w:sz w:val="20"/>
           <w:szCs w:val="20"/>
         </w:rPr>
-        <w:t xml:space="preserve">Page-level scroll-triggered section reveals via Framer Motion viewport detection</w:t>
+        <w:t>Animations respect prefers-reduced-motion via useShouldReduceMotion</w:t>
       </w:r>
     </w:p>
     <w:p>
@@ -3366,7 +3188,7 @@
           <w:sz w:val="20"/>
           <w:szCs w:val="20"/>
         </w:rPr>
-        <w:t xml:space="preserve">V1 is a single-page marketing layout with two additional routes (/eventos and /aviso-de-privacidad). No blog, CMS, testimonials, pricing pages, or admin panel in this version. The Events section is architected for a future REST/GraphQL backend.</w:t>
+        <w:t>V1 is a frontend-only routed React SPA. Implemented routes are /, /eventos, /eventos/:id, /contacto, and /aviso-de-privacidad. No blog, CMS, testimonials, pricing pages, backend API, or admin panel ships in this version. The Events section is architected for a future backend through a TypeScript service abstraction.</w:t>
       </w:r>
     </w:p>
     <w:p>
@@ -3414,216 +3236,38 @@
       </w:tblGrid>
       <w:tr>
         <w:tc>
-          <w:tcPr>
-            <w:tcW w:type="dxa" w:w="9360"/>
-            <w:tcBorders>
-              <w:top w:val="none" w:color="FFFFFF" w:sz="0"/>
-              <w:left w:val="none" w:color="FFFFFF" w:sz="0"/>
-              <w:bottom w:val="none" w:color="FFFFFF" w:sz="0"/>
-              <w:right w:val="none" w:color="FFFFFF" w:sz="0"/>
-            </w:tcBorders>
-            <w:shd w:fill="EBF4FA" w:val="clear"/>
-            <w:tcMar>
-              <w:top w:type="dxa" w:w="120"/>
-              <w:left w:type="dxa" w:w="200"/>
-              <w:bottom w:type="dxa" w:w="120"/>
-              <w:right w:type="dxa" w:w="200"/>
-            </w:tcMar>
-          </w:tcPr>
-          <w:p>
-            <w:pPr>
-              <w:spacing w:after="40" w:before="40"/>
-            </w:pPr>
-            <w:r>
-              <w:rPr>
-                <w:rFonts w:ascii="Arial" w:cs="Arial" w:eastAsia="Arial" w:hAnsi="Arial"/>
-                <w:color w:val="1A3A6B"/>
-                <w:sz w:val="20"/>
-                <w:szCs w:val="20"/>
-              </w:rPr>
-              <w:t xml:space="preserve">/ (Single-page marketing layout)</w:t>
-            </w:r>
-          </w:p>
-          <w:p>
-            <w:pPr>
-              <w:spacing w:after="40" w:before="40"/>
-            </w:pPr>
-            <w:r>
-              <w:rPr>
-                <w:rFonts w:ascii="Arial" w:cs="Arial" w:eastAsia="Arial" w:hAnsi="Arial"/>
-                <w:color w:val="1A3A6B"/>
-                <w:sz w:val="20"/>
-                <w:szCs w:val="20"/>
-              </w:rPr>
-              <w:t xml:space="preserve">  ├── Navbar (sticky, bilingual toggle)</w:t>
-            </w:r>
-          </w:p>
-          <w:p>
-            <w:pPr>
-              <w:spacing w:after="40" w:before="40"/>
-            </w:pPr>
-            <w:r>
-              <w:rPr>
-                <w:rFonts w:ascii="Arial" w:cs="Arial" w:eastAsia="Arial" w:hAnsi="Arial"/>
-                <w:color w:val="1A3A6B"/>
-                <w:sz w:val="20"/>
-                <w:szCs w:val="20"/>
-              </w:rPr>
+          <w:p>
+            <w:r>
+              <w:t>/ (Home route)</w:t>
+              <w:br/>
+              <w:t xml:space="preserve">  ├── Navbar (sticky, bilingual toggle, CTA)</w:t>
+              <w:br/>
               <w:t xml:space="preserve">  ├── Hero</w:t>
-            </w:r>
-          </w:p>
-          <w:p>
-            <w:pPr>
-              <w:spacing w:after="40" w:before="40"/>
-            </w:pPr>
-            <w:r>
-              <w:rPr>
-                <w:rFonts w:ascii="Arial" w:cs="Arial" w:eastAsia="Arial" w:hAnsi="Arial"/>
-                <w:color w:val="1A3A6B"/>
-                <w:sz w:val="20"/>
-                <w:szCs w:val="20"/>
-              </w:rPr>
+              <w:br/>
               <w:t xml:space="preserve">  ├── Nosotros</w:t>
-            </w:r>
-          </w:p>
-          <w:p>
-            <w:pPr>
-              <w:spacing w:after="40" w:before="40"/>
-            </w:pPr>
-            <w:r>
-              <w:rPr>
-                <w:rFonts w:ascii="Arial" w:cs="Arial" w:eastAsia="Arial" w:hAnsi="Arial"/>
-                <w:color w:val="1A3A6B"/>
-                <w:sz w:val="20"/>
-                <w:szCs w:val="20"/>
-              </w:rPr>
+              <w:br/>
               <w:t xml:space="preserve">  ├── Capacitaciones Profesionales</w:t>
-            </w:r>
-          </w:p>
-          <w:p>
-            <w:pPr>
-              <w:spacing w:after="40" w:before="40"/>
-            </w:pPr>
-            <w:r>
-              <w:rPr>
-                <w:rFonts w:ascii="Arial" w:cs="Arial" w:eastAsia="Arial" w:hAnsi="Arial"/>
-                <w:color w:val="1A3A6B"/>
-                <w:sz w:val="20"/>
-                <w:szCs w:val="20"/>
-              </w:rPr>
+              <w:br/>
               <w:t xml:space="preserve">  ├── NOM-035-STPS-2018</w:t>
-            </w:r>
-          </w:p>
-          <w:p>
-            <w:pPr>
-              <w:spacing w:after="40" w:before="40"/>
-            </w:pPr>
-            <w:r>
-              <w:rPr>
-                <w:rFonts w:ascii="Arial" w:cs="Arial" w:eastAsia="Arial" w:hAnsi="Arial"/>
-                <w:color w:val="1A3A6B"/>
-                <w:sz w:val="20"/>
-                <w:szCs w:val="20"/>
-              </w:rPr>
+              <w:br/>
               <w:t xml:space="preserve">  ├── Metodología</w:t>
-            </w:r>
-          </w:p>
-          <w:p>
-            <w:pPr>
-              <w:spacing w:after="40" w:before="40"/>
-            </w:pPr>
-            <w:r>
-              <w:rPr>
-                <w:rFonts w:ascii="Arial" w:cs="Arial" w:eastAsia="Arial" w:hAnsi="Arial"/>
-                <w:color w:val="1A3A6B"/>
-                <w:sz w:val="20"/>
-                <w:szCs w:val="20"/>
-              </w:rPr>
-              <w:t xml:space="preserve">  ├── Eventos (preview — latest 3 events + link to /eventos)</w:t>
-            </w:r>
-          </w:p>
-          <w:p>
-            <w:pPr>
-              <w:spacing w:after="40" w:before="40"/>
-            </w:pPr>
-            <w:r>
-              <w:rPr>
-                <w:rFonts w:ascii="Arial" w:cs="Arial" w:eastAsia="Arial" w:hAnsi="Arial"/>
-                <w:color w:val="1A3A6B"/>
-                <w:sz w:val="20"/>
-                <w:szCs w:val="20"/>
-              </w:rPr>
+              <w:br/>
+              <w:t xml:space="preserve">  ├── Eventos preview (empty state or latest 3 service events)</w:t>
+              <w:br/>
               <w:t xml:space="preserve">  ├── FAQ</w:t>
-            </w:r>
-          </w:p>
-          <w:p>
-            <w:pPr>
-              <w:spacing w:after="40" w:before="40"/>
-            </w:pPr>
-            <w:r>
-              <w:rPr>
-                <w:rFonts w:ascii="Arial" w:cs="Arial" w:eastAsia="Arial" w:hAnsi="Arial"/>
-                <w:color w:val="1A3A6B"/>
-                <w:sz w:val="20"/>
-                <w:szCs w:val="20"/>
-              </w:rPr>
-              <w:t xml:space="preserve">  ├── Contacto (form + map + contact methods)</w:t>
-            </w:r>
-          </w:p>
-          <w:p>
-            <w:pPr>
-              <w:spacing w:after="40" w:before="40"/>
-            </w:pPr>
-            <w:r>
-              <w:rPr>
-                <w:rFonts w:ascii="Arial" w:cs="Arial" w:eastAsia="Arial" w:hAnsi="Arial"/>
-                <w:color w:val="1A3A6B"/>
-                <w:sz w:val="20"/>
-                <w:szCs w:val="20"/>
-              </w:rPr>
+              <w:br/>
+              <w:t xml:space="preserve">  ├── Contacto section</w:t>
+              <w:br/>
               <w:t xml:space="preserve">  └── Footer</w:t>
-            </w:r>
-          </w:p>
-          <w:p>
-            <w:pPr>
-              <w:spacing w:after="40" w:before="40"/>
-            </w:pPr>
-            <w:r>
-              <w:rPr>
-                <w:rFonts w:ascii="Arial" w:cs="Arial" w:eastAsia="Arial" w:hAnsi="Arial"/>
-                <w:color w:val="1A3A6B"/>
-                <w:sz w:val="20"/>
-                <w:szCs w:val="20"/>
-              </w:rPr>
-              <w:t xml:space="preserve"/>
-            </w:r>
-          </w:p>
-          <w:p>
-            <w:pPr>
-              <w:spacing w:after="40" w:before="40"/>
-            </w:pPr>
-            <w:r>
-              <w:rPr>
-                <w:rFonts w:ascii="Arial" w:cs="Arial" w:eastAsia="Arial" w:hAnsi="Arial"/>
-                <w:color w:val="1A3A6B"/>
-                <w:sz w:val="20"/>
-                <w:szCs w:val="20"/>
-              </w:rPr>
-              <w:t xml:space="preserve">/eventos         (full events listing page)</w:t>
-            </w:r>
-          </w:p>
-          <w:p>
-            <w:pPr>
-              <w:spacing w:after="40" w:before="40"/>
-            </w:pPr>
-            <w:r>
-              <w:rPr>
-                <w:rFonts w:ascii="Arial" w:cs="Arial" w:eastAsia="Arial" w:hAnsi="Arial"/>
-                <w:color w:val="1A3A6B"/>
-                <w:sz w:val="20"/>
-                <w:szCs w:val="20"/>
-              </w:rPr>
-              <w:t xml:space="preserve">/aviso-de-privacidad  (standalone route)</w:t>
+              <w:br/>
+              <w:br/>
+              <w:t>/eventos                Full events listing page with filters and empty state</w:t>
+              <w:br/>
+              <w:t>/eventos/:id            Event detail route stub prepared for V2</w:t>
+              <w:br/>
+              <w:t>/contacto               Contact page/route that presents the contact workflow</w:t>
+              <w:br/>
+              <w:t>/aviso-de-privacidad    Standalone privacy notice route</w:t>
             </w:r>
           </w:p>
         </w:tc>
@@ -3648,7 +3292,7 @@
           <w:sz w:val="20"/>
           <w:szCs w:val="20"/>
         </w:rPr>
-        <w:t xml:space="preserve">Notes: The dynamic Needs Selector (FR-6 original) is deferred to V2. Events CRUD backend is deferred to V2; V1 ships with a static data layer designed for drop-in backend replacement.</w:t>
+        <w:t>Notes: The dynamic Needs Selector (FR-6 original) is deferred to V2. Events CRUD backend is deferred to V2; V1 ships with an empty static data adapter and typed service interface so components are insulated from the eventual backend implementation.</w:t>
       </w:r>
     </w:p>
     <w:p>
@@ -3796,7 +3440,7 @@
           <w:sz w:val="20"/>
           <w:szCs w:val="20"/>
         </w:rPr>
-        <w:t xml:space="preserve">The hero section shall include:</w:t>
+        <w:t>The hero section includes:</w:t>
       </w:r>
     </w:p>
     <w:p>
@@ -3817,7 +3461,7 @@
           <w:sz w:val="20"/>
           <w:szCs w:val="20"/>
         </w:rPr>
-        <w:t xml:space="preserve">CECAE logo</w:t>
+        <w:t>CECAE brand treatment via navbar logo and hero illustration</w:t>
       </w:r>
     </w:p>
     <w:p>
@@ -3943,7 +3587,7 @@
           <w:sz w:val="20"/>
           <w:szCs w:val="20"/>
         </w:rPr>
-        <w:t xml:space="preserve">Animated background: subtle parallax gradient mesh in navy/blue tones with geometric overlay</w:t>
+        <w:t>Animated background: subtle parallax hero gradient in navy/blue/orange tones with responsive grid overlay</w:t>
       </w:r>
     </w:p>
     <w:p>
@@ -5163,7 +4807,7 @@
           <w:sz w:val="20"/>
           <w:szCs w:val="20"/>
         </w:rPr>
-        <w:t xml:space="preserve">The contact section shall include three sub-components:</w:t>
+        <w:t>The contact section includes three sub-components:</w:t>
       </w:r>
     </w:p>
     <w:p>
@@ -5207,7 +4851,7 @@
           <w:sz w:val="20"/>
           <w:szCs w:val="20"/>
         </w:rPr>
-        <w:t xml:space="preserve">On submit, the form shall open a pre-filled WhatsApp message containing the form data formatted for readability. Cloudflare Turnstile shall be integrated for bot protection before submission. Validation shall be implemented via React Hook Form + Zod.</w:t>
+        <w:t>On submit, the form opens a pre-filled WhatsApp message containing the form data formatted for readability. Cloudflare Turnstile is integrated when VITE_TURNSTILE_SITE_KEY is configured; otherwise the form displays a missing-key notice. Validation is implemented via React Hook Form + Zod.</w:t>
       </w:r>
     </w:p>
     <w:p>
@@ -5500,244 +5144,42 @@
       </w:tblGrid>
       <w:tr>
         <w:tc>
-          <w:tcPr>
-            <w:tcW w:type="dxa" w:w="9360"/>
-            <w:tcBorders>
-              <w:top w:val="none" w:color="FFFFFF" w:sz="0"/>
-              <w:left w:val="none" w:color="FFFFFF" w:sz="0"/>
-              <w:bottom w:val="none" w:color="FFFFFF" w:sz="0"/>
-              <w:right w:val="none" w:color="FFFFFF" w:sz="0"/>
-            </w:tcBorders>
-            <w:shd w:fill="EBF4FA" w:val="clear"/>
-            <w:tcMar>
-              <w:top w:type="dxa" w:w="120"/>
-              <w:left w:type="dxa" w:w="200"/>
-              <w:bottom w:type="dxa" w:w="120"/>
-              <w:right w:type="dxa" w:w="200"/>
-            </w:tcMar>
-          </w:tcPr>
-          <w:p>
-            <w:pPr>
-              <w:spacing w:after="40" w:before="40"/>
-            </w:pPr>
-            <w:r>
-              <w:rPr>
-                <w:rFonts w:ascii="Arial" w:cs="Arial" w:eastAsia="Arial" w:hAnsi="Arial"/>
-                <w:color w:val="1A3A6B"/>
-                <w:sz w:val="20"/>
-                <w:szCs w:val="20"/>
-              </w:rPr>
-              <w:t xml:space="preserve">interface CecaeEvent {</w:t>
-            </w:r>
-          </w:p>
-          <w:p>
-            <w:pPr>
-              <w:spacing w:after="40" w:before="40"/>
-            </w:pPr>
-            <w:r>
-              <w:rPr>
-                <w:rFonts w:ascii="Arial" w:cs="Arial" w:eastAsia="Arial" w:hAnsi="Arial"/>
-                <w:color w:val="1A3A6B"/>
-                <w:sz w:val="20"/>
-                <w:szCs w:val="20"/>
-              </w:rPr>
-              <w:t xml:space="preserve">  id:          string;</w:t>
-            </w:r>
-          </w:p>
-          <w:p>
-            <w:pPr>
-              <w:spacing w:after="40" w:before="40"/>
-            </w:pPr>
-            <w:r>
-              <w:rPr>
-                <w:rFonts w:ascii="Arial" w:cs="Arial" w:eastAsia="Arial" w:hAnsi="Arial"/>
-                <w:color w:val="1A3A6B"/>
-                <w:sz w:val="20"/>
-                <w:szCs w:val="20"/>
-              </w:rPr>
-              <w:t xml:space="preserve">  title:       string;          // bilingual: { es: string; en: string }</w:t>
-            </w:r>
-          </w:p>
-          <w:p>
-            <w:pPr>
-              <w:spacing w:after="40" w:before="40"/>
-            </w:pPr>
-            <w:r>
-              <w:rPr>
-                <w:rFonts w:ascii="Arial" w:cs="Arial" w:eastAsia="Arial" w:hAnsi="Arial"/>
-                <w:color w:val="1A3A6B"/>
-                <w:sz w:val="20"/>
-                <w:szCs w:val="20"/>
-              </w:rPr>
-              <w:t xml:space="preserve">  description: string;          // bilingual: { es: string; en: string }</w:t>
-            </w:r>
-          </w:p>
-          <w:p>
-            <w:pPr>
-              <w:spacing w:after="40" w:before="40"/>
-            </w:pPr>
-            <w:r>
-              <w:rPr>
-                <w:rFonts w:ascii="Arial" w:cs="Arial" w:eastAsia="Arial" w:hAnsi="Arial"/>
-                <w:color w:val="1A3A6B"/>
-                <w:sz w:val="20"/>
-                <w:szCs w:val="20"/>
-              </w:rPr>
-              <w:t xml:space="preserve">  type:        'training' | 'webinar' | 'talk';</w:t>
-            </w:r>
-          </w:p>
-          <w:p>
-            <w:pPr>
-              <w:spacing w:after="40" w:before="40"/>
-            </w:pPr>
-            <w:r>
-              <w:rPr>
-                <w:rFonts w:ascii="Arial" w:cs="Arial" w:eastAsia="Arial" w:hAnsi="Arial"/>
-                <w:color w:val="1A3A6B"/>
-                <w:sz w:val="20"/>
-                <w:szCs w:val="20"/>
-              </w:rPr>
-              <w:t xml:space="preserve">  modality:    'presencial' | 'virtual' | 'hibrida';</w:t>
-            </w:r>
-          </w:p>
-          <w:p>
-            <w:pPr>
-              <w:spacing w:after="40" w:before="40"/>
-            </w:pPr>
-            <w:r>
-              <w:rPr>
-                <w:rFonts w:ascii="Arial" w:cs="Arial" w:eastAsia="Arial" w:hAnsi="Arial"/>
-                <w:color w:val="1A3A6B"/>
-                <w:sz w:val="20"/>
-                <w:szCs w:val="20"/>
-              </w:rPr>
-              <w:t xml:space="preserve">  date:        string;          // ISO 8601</w:t>
-            </w:r>
-          </w:p>
-          <w:p>
-            <w:pPr>
-              <w:spacing w:after="40" w:before="40"/>
-            </w:pPr>
-            <w:r>
-              <w:rPr>
-                <w:rFonts w:ascii="Arial" w:cs="Arial" w:eastAsia="Arial" w:hAnsi="Arial"/>
-                <w:color w:val="1A3A6B"/>
-                <w:sz w:val="20"/>
-                <w:szCs w:val="20"/>
-              </w:rPr>
-              <w:t xml:space="preserve">  time:        string;          // e.g. '10:00'</w:t>
-            </w:r>
-          </w:p>
-          <w:p>
-            <w:pPr>
-              <w:spacing w:after="40" w:before="40"/>
-            </w:pPr>
-            <w:r>
-              <w:rPr>
-                <w:rFonts w:ascii="Arial" w:cs="Arial" w:eastAsia="Arial" w:hAnsi="Arial"/>
-                <w:color w:val="1A3A6B"/>
-                <w:sz w:val="20"/>
-                <w:szCs w:val="20"/>
-              </w:rPr>
-              <w:t xml:space="preserve">  duration?:   string;          // e.g. '2 horas'</w:t>
-            </w:r>
-          </w:p>
-          <w:p>
-            <w:pPr>
-              <w:spacing w:after="40" w:before="40"/>
-            </w:pPr>
-            <w:r>
-              <w:rPr>
-                <w:rFonts w:ascii="Arial" w:cs="Arial" w:eastAsia="Arial" w:hAnsi="Arial"/>
-                <w:color w:val="1A3A6B"/>
-                <w:sz w:val="20"/>
-                <w:szCs w:val="20"/>
-              </w:rPr>
-              <w:t xml:space="preserve">  location?:   string;          // venue name or 'En línea'</w:t>
-            </w:r>
-          </w:p>
-          <w:p>
-            <w:pPr>
-              <w:spacing w:after="40" w:before="40"/>
-            </w:pPr>
-            <w:r>
-              <w:rPr>
-                <w:rFonts w:ascii="Arial" w:cs="Arial" w:eastAsia="Arial" w:hAnsi="Arial"/>
-                <w:color w:val="1A3A6B"/>
-                <w:sz w:val="20"/>
-                <w:szCs w:val="20"/>
-              </w:rPr>
-              <w:t xml:space="preserve">  capacity?:   number;</w:t>
-            </w:r>
-          </w:p>
-          <w:p>
-            <w:pPr>
-              <w:spacing w:after="40" w:before="40"/>
-            </w:pPr>
-            <w:r>
-              <w:rPr>
-                <w:rFonts w:ascii="Arial" w:cs="Arial" w:eastAsia="Arial" w:hAnsi="Arial"/>
-                <w:color w:val="1A3A6B"/>
-                <w:sz w:val="20"/>
-                <w:szCs w:val="20"/>
-              </w:rPr>
-              <w:t xml:space="preserve">  registrationUrl?: string;     // external link or WhatsApp CTA</w:t>
-            </w:r>
-          </w:p>
-          <w:p>
-            <w:pPr>
-              <w:spacing w:after="40" w:before="40"/>
-            </w:pPr>
-            <w:r>
-              <w:rPr>
-                <w:rFonts w:ascii="Arial" w:cs="Arial" w:eastAsia="Arial" w:hAnsi="Arial"/>
-                <w:color w:val="1A3A6B"/>
-                <w:sz w:val="20"/>
-                <w:szCs w:val="20"/>
-              </w:rPr>
-              <w:t xml:space="preserve">  imageUrl?:   string;</w:t>
-            </w:r>
-          </w:p>
-          <w:p>
-            <w:pPr>
-              <w:spacing w:after="40" w:before="40"/>
-            </w:pPr>
-            <w:r>
-              <w:rPr>
-                <w:rFonts w:ascii="Arial" w:cs="Arial" w:eastAsia="Arial" w:hAnsi="Arial"/>
-                <w:color w:val="1A3A6B"/>
-                <w:sz w:val="20"/>
-                <w:szCs w:val="20"/>
-              </w:rPr>
-              <w:t xml:space="preserve">  tags?:       string[];</w:t>
-            </w:r>
-          </w:p>
-          <w:p>
-            <w:pPr>
-              <w:spacing w:after="40" w:before="40"/>
-            </w:pPr>
-            <w:r>
-              <w:rPr>
-                <w:rFonts w:ascii="Arial" w:cs="Arial" w:eastAsia="Arial" w:hAnsi="Arial"/>
-                <w:color w:val="1A3A6B"/>
-                <w:sz w:val="20"/>
-                <w:szCs w:val="20"/>
-              </w:rPr>
+          <w:p>
+            <w:r>
+              <w:t>type LocalizedText = { es: string; en: string };</w:t>
+              <w:br/>
+              <w:br/>
+              <w:t>interface CecaeEvent {</w:t>
+              <w:br/>
+              <w:t xml:space="preserve">  id: string;</w:t>
+              <w:br/>
+              <w:t xml:space="preserve">  title: LocalizedText;</w:t>
+              <w:br/>
+              <w:t xml:space="preserve">  description: LocalizedText;</w:t>
+              <w:br/>
+              <w:t xml:space="preserve">  type: 'training' | 'webinar' | 'talk';</w:t>
+              <w:br/>
+              <w:t xml:space="preserve">  modality: 'presencial' | 'virtual' | 'hibrida';</w:t>
+              <w:br/>
+              <w:t xml:space="preserve">  date: string;</w:t>
+              <w:br/>
+              <w:t xml:space="preserve">  time: string;</w:t>
+              <w:br/>
+              <w:t xml:space="preserve">  duration?: string;</w:t>
+              <w:br/>
+              <w:t xml:space="preserve">  location?: string;</w:t>
+              <w:br/>
+              <w:t xml:space="preserve">  capacity?: number;</w:t>
+              <w:br/>
+              <w:t xml:space="preserve">  registrationUrl?: string;</w:t>
+              <w:br/>
+              <w:t xml:space="preserve">  imageUrl?: string;</w:t>
+              <w:br/>
+              <w:t xml:space="preserve">  tags?: string[];</w:t>
+              <w:br/>
               <w:t xml:space="preserve">  isFeatured?: boolean;</w:t>
-            </w:r>
-          </w:p>
-          <w:p>
-            <w:pPr>
-              <w:spacing w:after="40" w:before="40"/>
-            </w:pPr>
-            <w:r>
-              <w:rPr>
-                <w:rFonts w:ascii="Arial" w:cs="Arial" w:eastAsia="Arial" w:hAnsi="Arial"/>
-                <w:color w:val="1A3A6B"/>
-                <w:sz w:val="20"/>
-                <w:szCs w:val="20"/>
-              </w:rPr>
-              <w:t xml:space="preserve">}</w:t>
+              <w:br/>
+              <w:t>}</w:t>
             </w:r>
           </w:p>
         </w:tc>
@@ -6168,7 +5610,7 @@
           <w:sz w:val="20"/>
           <w:szCs w:val="20"/>
         </w:rPr>
-        <w:t xml:space="preserve">The Events feature shall be implemented using a service abstraction layer that decouples the UI from the data source. This ensures a future backend can be connected by replacing a single file without touching any component code.</w:t>
+        <w:t>The Events feature is implemented using a service abstraction layer that decouples the UI from the data source. Current components consume useEvents() and eventsService from src/services, so a future backend can be connected by replacing the service adapter/export without changing page or card components.</w:t>
       </w:r>
     </w:p>
     <w:p>
@@ -6212,230 +5654,35 @@
       </w:tblGrid>
       <w:tr>
         <w:tc>
-          <w:tcPr>
-            <w:tcW w:type="dxa" w:w="9360"/>
-            <w:tcBorders>
-              <w:top w:val="none" w:color="FFFFFF" w:sz="0"/>
-              <w:left w:val="none" w:color="FFFFFF" w:sz="0"/>
-              <w:bottom w:val="none" w:color="FFFFFF" w:sz="0"/>
-              <w:right w:val="none" w:color="FFFFFF" w:sz="0"/>
-            </w:tcBorders>
-            <w:shd w:fill="EBF4FA" w:val="clear"/>
-            <w:tcMar>
-              <w:top w:type="dxa" w:w="120"/>
-              <w:left w:type="dxa" w:w="200"/>
-              <w:bottom w:type="dxa" w:w="120"/>
-              <w:right w:type="dxa" w:w="200"/>
-            </w:tcMar>
-          </w:tcPr>
-          <w:p>
-            <w:pPr>
-              <w:spacing w:after="40" w:before="40"/>
-            </w:pPr>
-            <w:r>
-              <w:rPr>
-                <w:rFonts w:ascii="Arial" w:cs="Arial" w:eastAsia="Arial" w:hAnsi="Arial"/>
-                <w:color w:val="1A3A6B"/>
-                <w:sz w:val="20"/>
-                <w:szCs w:val="20"/>
-              </w:rPr>
-              <w:t xml:space="preserve">// src/services/events.service.ts</w:t>
-            </w:r>
-          </w:p>
-          <w:p>
-            <w:pPr>
-              <w:spacing w:after="40" w:before="40"/>
-            </w:pPr>
-            <w:r>
-              <w:rPr>
-                <w:rFonts w:ascii="Arial" w:cs="Arial" w:eastAsia="Arial" w:hAnsi="Arial"/>
-                <w:color w:val="1A3A6B"/>
-                <w:sz w:val="20"/>
-                <w:szCs w:val="20"/>
-              </w:rPr>
-              <w:t xml:space="preserve"/>
-            </w:r>
-          </w:p>
-          <w:p>
-            <w:pPr>
-              <w:spacing w:after="40" w:before="40"/>
-            </w:pPr>
-            <w:r>
-              <w:rPr>
-                <w:rFonts w:ascii="Arial" w:cs="Arial" w:eastAsia="Arial" w:hAnsi="Arial"/>
-                <w:color w:val="1A3A6B"/>
-                <w:sz w:val="20"/>
-                <w:szCs w:val="20"/>
-              </w:rPr>
-              <w:t xml:space="preserve">export interface EventsService {</w:t>
-            </w:r>
-          </w:p>
-          <w:p>
-            <w:pPr>
-              <w:spacing w:after="40" w:before="40"/>
-            </w:pPr>
-            <w:r>
-              <w:rPr>
-                <w:rFonts w:ascii="Arial" w:cs="Arial" w:eastAsia="Arial" w:hAnsi="Arial"/>
-                <w:color w:val="1A3A6B"/>
-                <w:sz w:val="20"/>
-                <w:szCs w:val="20"/>
-              </w:rPr>
+          <w:p>
+            <w:r>
+              <w:t>// src/services/events.types.ts</w:t>
+              <w:br/>
+              <w:br/>
+              <w:t>export interface EventsService {</w:t>
+              <w:br/>
               <w:t xml:space="preserve">  getEvents(filters?: EventFilters): Promise&lt;CecaeEvent[]&gt;;</w:t>
-            </w:r>
-          </w:p>
-          <w:p>
-            <w:pPr>
-              <w:spacing w:after="40" w:before="40"/>
-            </w:pPr>
-            <w:r>
-              <w:rPr>
-                <w:rFonts w:ascii="Arial" w:cs="Arial" w:eastAsia="Arial" w:hAnsi="Arial"/>
-                <w:color w:val="1A3A6B"/>
-                <w:sz w:val="20"/>
-                <w:szCs w:val="20"/>
-              </w:rPr>
-              <w:t xml:space="preserve">  getEventById(id: string):          Promise&lt;CecaeEvent | null&gt;;</w:t>
-            </w:r>
-          </w:p>
-          <w:p>
-            <w:pPr>
-              <w:spacing w:after="40" w:before="40"/>
-            </w:pPr>
-            <w:r>
-              <w:rPr>
-                <w:rFonts w:ascii="Arial" w:cs="Arial" w:eastAsia="Arial" w:hAnsi="Arial"/>
-                <w:color w:val="1A3A6B"/>
-                <w:sz w:val="20"/>
-                <w:szCs w:val="20"/>
-              </w:rPr>
+              <w:br/>
+              <w:t xml:space="preserve">  getEventById(id: string): Promise&lt;CecaeEvent | null&gt;;</w:t>
+              <w:br/>
               <w:t xml:space="preserve">  getFeaturedEvents(limit?: number): Promise&lt;CecaeEvent[]&gt;;</w:t>
-            </w:r>
-          </w:p>
-          <w:p>
-            <w:pPr>
-              <w:spacing w:after="40" w:before="40"/>
-            </w:pPr>
-            <w:r>
-              <w:rPr>
-                <w:rFonts w:ascii="Arial" w:cs="Arial" w:eastAsia="Arial" w:hAnsi="Arial"/>
-                <w:color w:val="1A3A6B"/>
-                <w:sz w:val="20"/>
-                <w:szCs w:val="20"/>
-              </w:rPr>
-              <w:t xml:space="preserve">}</w:t>
-            </w:r>
-          </w:p>
-          <w:p>
-            <w:pPr>
-              <w:spacing w:after="40" w:before="40"/>
-            </w:pPr>
-            <w:r>
-              <w:rPr>
-                <w:rFonts w:ascii="Arial" w:cs="Arial" w:eastAsia="Arial" w:hAnsi="Arial"/>
-                <w:color w:val="1A3A6B"/>
-                <w:sz w:val="20"/>
-                <w:szCs w:val="20"/>
-              </w:rPr>
-              <w:t xml:space="preserve"/>
-            </w:r>
-          </w:p>
-          <w:p>
-            <w:pPr>
-              <w:spacing w:after="40" w:before="40"/>
-            </w:pPr>
-            <w:r>
-              <w:rPr>
-                <w:rFonts w:ascii="Arial" w:cs="Arial" w:eastAsia="Arial" w:hAnsi="Arial"/>
-                <w:color w:val="1A3A6B"/>
-                <w:sz w:val="20"/>
-                <w:szCs w:val="20"/>
-              </w:rPr>
-              <w:t xml:space="preserve">export interface EventFilters {</w:t>
-            </w:r>
-          </w:p>
-          <w:p>
-            <w:pPr>
-              <w:spacing w:after="40" w:before="40"/>
-            </w:pPr>
-            <w:r>
-              <w:rPr>
-                <w:rFonts w:ascii="Arial" w:cs="Arial" w:eastAsia="Arial" w:hAnsi="Arial"/>
-                <w:color w:val="1A3A6B"/>
-                <w:sz w:val="20"/>
-                <w:szCs w:val="20"/>
-              </w:rPr>
-              <w:t xml:space="preserve">  type?:     CecaeEvent['type'];</w:t>
-            </w:r>
-          </w:p>
-          <w:p>
-            <w:pPr>
-              <w:spacing w:after="40" w:before="40"/>
-            </w:pPr>
-            <w:r>
-              <w:rPr>
-                <w:rFonts w:ascii="Arial" w:cs="Arial" w:eastAsia="Arial" w:hAnsi="Arial"/>
-                <w:color w:val="1A3A6B"/>
-                <w:sz w:val="20"/>
-                <w:szCs w:val="20"/>
-              </w:rPr>
+              <w:br/>
+              <w:t>}</w:t>
+              <w:br/>
+              <w:br/>
+              <w:t>export interface EventFilters {</w:t>
+              <w:br/>
+              <w:t xml:space="preserve">  type?: CecaeEvent['type'];</w:t>
+              <w:br/>
               <w:t xml:space="preserve">  modality?: CecaeEvent['modality'];</w:t>
-            </w:r>
-          </w:p>
-          <w:p>
-            <w:pPr>
-              <w:spacing w:after="40" w:before="40"/>
-            </w:pPr>
-            <w:r>
-              <w:rPr>
-                <w:rFonts w:ascii="Arial" w:cs="Arial" w:eastAsia="Arial" w:hAnsi="Arial"/>
-                <w:color w:val="1A3A6B"/>
-                <w:sz w:val="20"/>
-                <w:szCs w:val="20"/>
-              </w:rPr>
-              <w:t xml:space="preserve">  search?:   string;</w:t>
-            </w:r>
-          </w:p>
-          <w:p>
-            <w:pPr>
-              <w:spacing w:after="40" w:before="40"/>
-            </w:pPr>
-            <w:r>
-              <w:rPr>
-                <w:rFonts w:ascii="Arial" w:cs="Arial" w:eastAsia="Arial" w:hAnsi="Arial"/>
-                <w:color w:val="1A3A6B"/>
-                <w:sz w:val="20"/>
-                <w:szCs w:val="20"/>
-              </w:rPr>
-              <w:t xml:space="preserve">  from?:     Date;</w:t>
-            </w:r>
-          </w:p>
-          <w:p>
-            <w:pPr>
-              <w:spacing w:after="40" w:before="40"/>
-            </w:pPr>
-            <w:r>
-              <w:rPr>
-                <w:rFonts w:ascii="Arial" w:cs="Arial" w:eastAsia="Arial" w:hAnsi="Arial"/>
-                <w:color w:val="1A3A6B"/>
-                <w:sz w:val="20"/>
-                <w:szCs w:val="20"/>
-              </w:rPr>
-              <w:t xml:space="preserve">  to?:       Date;</w:t>
-            </w:r>
-          </w:p>
-          <w:p>
-            <w:pPr>
-              <w:spacing w:after="40" w:before="40"/>
-            </w:pPr>
-            <w:r>
-              <w:rPr>
-                <w:rFonts w:ascii="Arial" w:cs="Arial" w:eastAsia="Arial" w:hAnsi="Arial"/>
-                <w:color w:val="1A3A6B"/>
-                <w:sz w:val="20"/>
-                <w:szCs w:val="20"/>
-              </w:rPr>
-              <w:t xml:space="preserve">}</w:t>
+              <w:br/>
+              <w:t xml:space="preserve">  search?: string;</w:t>
+              <w:br/>
+              <w:t xml:space="preserve">  from?: Date;</w:t>
+              <w:br/>
+              <w:t xml:space="preserve">  to?: Date;</w:t>
+              <w:br/>
+              <w:t>}</w:t>
             </w:r>
           </w:p>
         </w:tc>
@@ -6476,7 +5723,7 @@
           <w:sz w:val="20"/>
           <w:szCs w:val="20"/>
         </w:rPr>
-        <w:t xml:space="preserve">In V1, the service shall be implemented as a static/mock adapter that returns an empty array from all methods. The adapter shall be the ONLY place where event data is defined — components import from the service, never from hardcoded arrays.</w:t>
+        <w:t>In V1, src/services/events.static.ts implements an empty static adapter. getEvents() returns a filtered empty array, getEventById() returns null when no event exists, and getFeaturedEvents() returns an empty featured list. Components import from the service/hook layer, never from hardcoded page-level arrays.</w:t>
       </w:r>
     </w:p>
     <w:tbl>
@@ -6496,104 +5743,25 @@
       </w:tblGrid>
       <w:tr>
         <w:tc>
-          <w:tcPr>
-            <w:tcW w:type="dxa" w:w="9360"/>
-            <w:tcBorders>
-              <w:top w:val="none" w:color="FFFFFF" w:sz="0"/>
-              <w:left w:val="none" w:color="FFFFFF" w:sz="0"/>
-              <w:bottom w:val="none" w:color="FFFFFF" w:sz="0"/>
-              <w:right w:val="none" w:color="FFFFFF" w:sz="0"/>
-            </w:tcBorders>
-            <w:shd w:fill="EBF4FA" w:val="clear"/>
-            <w:tcMar>
-              <w:top w:type="dxa" w:w="120"/>
-              <w:left w:type="dxa" w:w="200"/>
-              <w:bottom w:type="dxa" w:w="120"/>
-              <w:right w:type="dxa" w:w="200"/>
-            </w:tcMar>
-          </w:tcPr>
-          <w:p>
-            <w:pPr>
-              <w:spacing w:after="40" w:before="40"/>
-            </w:pPr>
-            <w:r>
-              <w:rPr>
-                <w:rFonts w:ascii="Arial" w:cs="Arial" w:eastAsia="Arial" w:hAnsi="Arial"/>
-                <w:color w:val="1A3A6B"/>
-                <w:sz w:val="20"/>
-                <w:szCs w:val="20"/>
-              </w:rPr>
-              <w:t xml:space="preserve">// src/services/events.static.ts  (V1 adapter)</w:t>
-            </w:r>
-          </w:p>
-          <w:p>
-            <w:pPr>
-              <w:spacing w:after="40" w:before="40"/>
-            </w:pPr>
-            <w:r>
-              <w:rPr>
-                <w:rFonts w:ascii="Arial" w:cs="Arial" w:eastAsia="Arial" w:hAnsi="Arial"/>
-                <w:color w:val="1A3A6B"/>
-                <w:sz w:val="20"/>
-                <w:szCs w:val="20"/>
-              </w:rPr>
-              <w:t xml:space="preserve">export const eventsService: EventsService = {</w:t>
-            </w:r>
-          </w:p>
-          <w:p>
-            <w:pPr>
-              <w:spacing w:after="40" w:before="40"/>
-            </w:pPr>
-            <w:r>
-              <w:rPr>
-                <w:rFonts w:ascii="Arial" w:cs="Arial" w:eastAsia="Arial" w:hAnsi="Arial"/>
-                <w:color w:val="1A3A6B"/>
-                <w:sz w:val="20"/>
-                <w:szCs w:val="20"/>
-              </w:rPr>
-              <w:t xml:space="preserve">  getEvents:         async () =&gt; [],</w:t>
-            </w:r>
-          </w:p>
-          <w:p>
-            <w:pPr>
-              <w:spacing w:after="40" w:before="40"/>
-            </w:pPr>
-            <w:r>
-              <w:rPr>
-                <w:rFonts w:ascii="Arial" w:cs="Arial" w:eastAsia="Arial" w:hAnsi="Arial"/>
-                <w:color w:val="1A3A6B"/>
-                <w:sz w:val="20"/>
-                <w:szCs w:val="20"/>
-              </w:rPr>
-              <w:t xml:space="preserve">  getEventById:      async () =&gt; null,</w:t>
-            </w:r>
-          </w:p>
-          <w:p>
-            <w:pPr>
-              <w:spacing w:after="40" w:before="40"/>
-            </w:pPr>
-            <w:r>
-              <w:rPr>
-                <w:rFonts w:ascii="Arial" w:cs="Arial" w:eastAsia="Arial" w:hAnsi="Arial"/>
-                <w:color w:val="1A3A6B"/>
-                <w:sz w:val="20"/>
-                <w:szCs w:val="20"/>
-              </w:rPr>
-              <w:t xml:space="preserve">  getFeaturedEvents: async () =&gt; [],</w:t>
-            </w:r>
-          </w:p>
-          <w:p>
-            <w:pPr>
-              <w:spacing w:after="40" w:before="40"/>
-            </w:pPr>
-            <w:r>
-              <w:rPr>
-                <w:rFonts w:ascii="Arial" w:cs="Arial" w:eastAsia="Arial" w:hAnsi="Arial"/>
-                <w:color w:val="1A3A6B"/>
-                <w:sz w:val="20"/>
-                <w:szCs w:val="20"/>
-              </w:rPr>
-              <w:t xml:space="preserve">};</w:t>
+          <w:p>
+            <w:r>
+              <w:t>// src/services/events.static.ts (V1 adapter)</w:t>
+              <w:br/>
+              <w:br/>
+              <w:t>const events: CecaeEvent[] = [];</w:t>
+              <w:br/>
+              <w:br/>
+              <w:t>export const eventsService: EventsService = {</w:t>
+              <w:br/>
+              <w:t xml:space="preserve">  getEvents: async (filters) =&gt; applyFilters(events, filters),</w:t>
+              <w:br/>
+              <w:t xml:space="preserve">  getEventById: async (id) =&gt; events.find((event) =&gt; event.id === id) ?? null,</w:t>
+              <w:br/>
+              <w:t xml:space="preserve">  getFeaturedEvents: async (limit = 3) =&gt;</w:t>
+              <w:br/>
+              <w:t xml:space="preserve">    events.filter((event) =&gt; event.isFeatured).slice(0, limit),</w:t>
+              <w:br/>
+              <w:t>};</w:t>
             </w:r>
           </w:p>
         </w:tc>
@@ -6634,7 +5802,7 @@
           <w:sz w:val="20"/>
           <w:szCs w:val="20"/>
         </w:rPr>
-        <w:t xml:space="preserve">When the backend is ready, V1 can be upgraded by swapping in a REST adapter with zero component changes:</w:t>
+        <w:t>When the backend is ready, V1 can be upgraded by adding a REST adapter that conforms to EventsService and updating src/services/index.ts or the adapter export while preserving existing component contracts:</w:t>
       </w:r>
     </w:p>
     <w:tbl>
@@ -6654,104 +5822,24 @@
       </w:tblGrid>
       <w:tr>
         <w:tc>
-          <w:tcPr>
-            <w:tcW w:type="dxa" w:w="9360"/>
-            <w:tcBorders>
-              <w:top w:val="none" w:color="FFFFFF" w:sz="0"/>
-              <w:left w:val="none" w:color="FFFFFF" w:sz="0"/>
-              <w:bottom w:val="none" w:color="FFFFFF" w:sz="0"/>
-              <w:right w:val="none" w:color="FFFFFF" w:sz="0"/>
-            </w:tcBorders>
-            <w:shd w:fill="EBF4FA" w:val="clear"/>
-            <w:tcMar>
-              <w:top w:type="dxa" w:w="120"/>
-              <w:left w:type="dxa" w:w="200"/>
-              <w:bottom w:type="dxa" w:w="120"/>
-              <w:right w:type="dxa" w:w="200"/>
-            </w:tcMar>
-          </w:tcPr>
-          <w:p>
-            <w:pPr>
-              <w:spacing w:after="40" w:before="40"/>
-            </w:pPr>
-            <w:r>
-              <w:rPr>
-                <w:rFonts w:ascii="Arial" w:cs="Arial" w:eastAsia="Arial" w:hAnsi="Arial"/>
-                <w:color w:val="1A3A6B"/>
-                <w:sz w:val="20"/>
-                <w:szCs w:val="20"/>
-              </w:rPr>
-              <w:t xml:space="preserve">// src/services/events.api.ts  (V2 adapter — drop-in replacement)</w:t>
-            </w:r>
-          </w:p>
-          <w:p>
-            <w:pPr>
-              <w:spacing w:after="40" w:before="40"/>
-            </w:pPr>
-            <w:r>
-              <w:rPr>
-                <w:rFonts w:ascii="Arial" w:cs="Arial" w:eastAsia="Arial" w:hAnsi="Arial"/>
-                <w:color w:val="1A3A6B"/>
-                <w:sz w:val="20"/>
-                <w:szCs w:val="20"/>
-              </w:rPr>
-              <w:t xml:space="preserve">export const eventsService: EventsService = {</w:t>
-            </w:r>
-          </w:p>
-          <w:p>
-            <w:pPr>
-              <w:spacing w:after="40" w:before="40"/>
-            </w:pPr>
-            <w:r>
-              <w:rPr>
-                <w:rFonts w:ascii="Arial" w:cs="Arial" w:eastAsia="Arial" w:hAnsi="Arial"/>
-                <w:color w:val="1A3A6B"/>
-                <w:sz w:val="20"/>
-                <w:szCs w:val="20"/>
-              </w:rPr>
-              <w:t xml:space="preserve">  getEvents:    async (f) =&gt; fetch('/api/events?' + toQS(f)).then(r =&gt; r.json()),</w:t>
-            </w:r>
-          </w:p>
-          <w:p>
-            <w:pPr>
-              <w:spacing w:after="40" w:before="40"/>
-            </w:pPr>
-            <w:r>
-              <w:rPr>
-                <w:rFonts w:ascii="Arial" w:cs="Arial" w:eastAsia="Arial" w:hAnsi="Arial"/>
-                <w:color w:val="1A3A6B"/>
-                <w:sz w:val="20"/>
-                <w:szCs w:val="20"/>
-              </w:rPr>
-              <w:t xml:space="preserve">  getEventById: async (id) =&gt; fetch(`/api/events/${id}`).then(r =&gt; r.json()),</w:t>
-            </w:r>
-          </w:p>
-          <w:p>
-            <w:pPr>
-              <w:spacing w:after="40" w:before="40"/>
-            </w:pPr>
-            <w:r>
-              <w:rPr>
-                <w:rFonts w:ascii="Arial" w:cs="Arial" w:eastAsia="Arial" w:hAnsi="Arial"/>
-                <w:color w:val="1A3A6B"/>
-                <w:sz w:val="20"/>
-                <w:szCs w:val="20"/>
-              </w:rPr>
-              <w:t xml:space="preserve">  getFeaturedEvents: async (n=3) =&gt; fetch(`/api/events/featured?limit=${n}`).then(r =&gt; r.json()),</w:t>
-            </w:r>
-          </w:p>
-          <w:p>
-            <w:pPr>
-              <w:spacing w:after="40" w:before="40"/>
-            </w:pPr>
-            <w:r>
-              <w:rPr>
-                <w:rFonts w:ascii="Arial" w:cs="Arial" w:eastAsia="Arial" w:hAnsi="Arial"/>
-                <w:color w:val="1A3A6B"/>
-                <w:sz w:val="20"/>
-                <w:szCs w:val="20"/>
-              </w:rPr>
-              <w:t xml:space="preserve">};</w:t>
+          <w:p>
+            <w:r>
+              <w:t>// src/services/events.api.ts (V2 adapter example)</w:t>
+              <w:br/>
+              <w:t>// Must preserve the EventsService contract and LocalizedText fields.</w:t>
+              <w:br/>
+              <w:br/>
+              <w:t>export const eventsService: EventsService = {</w:t>
+              <w:br/>
+              <w:t xml:space="preserve">  getEvents: async (filters) =&gt; fetch('/api/events?' + toQS(filters)).then((r) =&gt; r.json()),</w:t>
+              <w:br/>
+              <w:t xml:space="preserve">  getEventById: async (id) =&gt; fetch(`/api/events/${id}`).then((r) =&gt; r.json()),</w:t>
+              <w:br/>
+              <w:t xml:space="preserve">  getFeaturedEvents: async (limit = 3) =&gt;</w:t>
+              <w:br/>
+              <w:t xml:space="preserve">    fetch(`/api/events/featured?limit=${limit}`).then((r) =&gt; r.json()),</w:t>
+              <w:br/>
+              <w:t>};</w:t>
             </w:r>
           </w:p>
         </w:tc>
@@ -6768,7 +5856,7 @@
           <w:sz w:val="20"/>
           <w:szCs w:val="20"/>
         </w:rPr>
-        <w:t xml:space="preserve">The swap is a one-line change in a single index file. No component, hook, or page code changes.</w:t>
+        <w:t>The intended migration requires no component, hook, or page refactor as long as the adapter preserves the current EventsService contract and localized event field shape.</w:t>
       </w:r>
     </w:p>
     <w:p>
@@ -7600,6 +6688,3963 @@
     </w:p>
     <w:p>
       <w:pPr>
+        <w:pStyle w:val="Heading2"/>
+      </w:pPr>
+      <w:r>
+        <w:t>6.1 Backend Scope — V2 Events Administration</w:t>
+      </w:r>
+    </w:p>
+    <w:p>
+      <w:pPr>
+        <w:spacing w:after="120"/>
+      </w:pPr>
+      <w:r>
+        <w:t>The CECAE platform shall include a production-ready backend API built with Go, PostgreSQL, and containerized deployment through Docker. The backend shall initially support one authenticated administrative user who can manage the Events section of the website through a secure portal.</w:t>
+      </w:r>
+    </w:p>
+    <w:p>
+      <w:pPr>
+        <w:spacing w:after="120"/>
+      </w:pPr>
+      <w:r>
+        <w:t>The backend shall expose REST API endpoints for public event retrieval and protected administrative CRUD operations. The existing React frontend EventsService abstraction shall remain the integration boundary, allowing the frontend to consume the backend without major component refactoring.</w:t>
+      </w:r>
+    </w:p>
+    <w:p>
+      <w:pPr>
+        <w:pStyle w:val="Heading3"/>
+      </w:pPr>
+      <w:r>
+        <w:t>6.1.1 Backend Technology Stack</w:t>
+      </w:r>
+    </w:p>
+    <w:tbl>
+      <w:tblPr>
+        <w:tblW w:type="auto" w:w="0"/>
+        <w:tblLayout w:type="autofit"/>
+        <w:tblLook w:firstColumn="1" w:firstRow="1" w:lastColumn="0" w:lastRow="0" w:noHBand="0" w:noVBand="1" w:val="04A0"/>
+        <w:jc w:val="left"/>
+        <w:tblBorders>
+          <w:top w:val="single" w:sz="6" w:space="0" w:color="B8C4D6"/>
+          <w:left w:val="single" w:sz="6" w:space="0" w:color="B8C4D6"/>
+          <w:bottom w:val="single" w:sz="6" w:space="0" w:color="B8C4D6"/>
+          <w:right w:val="single" w:sz="6" w:space="0" w:color="B8C4D6"/>
+          <w:insideH w:val="single" w:sz="6" w:space="0" w:color="B8C4D6"/>
+          <w:insideV w:val="single" w:sz="6" w:space="0" w:color="B8C4D6"/>
+        </w:tblBorders>
+      </w:tblPr>
+      <w:tblGrid>
+        <w:gridCol w:w="4680"/>
+        <w:gridCol w:w="4680"/>
+      </w:tblGrid>
+      <w:tr>
+        <w:tc>
+          <w:tcPr>
+            <w:tcW w:type="dxa" w:w="4680"/>
+            <w:vAlign w:val="center"/>
+            <w:tcMar>
+              <w:top w:w="100" w:type="dxa"/>
+              <w:start w:w="120" w:type="dxa"/>
+              <w:bottom w:w="100" w:type="dxa"/>
+              <w:end w:w="120" w:type="dxa"/>
+            </w:tcMar>
+            <w:shd w:fill="E8EEF7"/>
+          </w:tcPr>
+          <w:p>
+            <w:pPr>
+              <w:spacing w:after="0"/>
+            </w:pPr>
+            <w:r>
+              <w:rPr>
+                <w:b/>
+                <w:sz w:val="18"/>
+              </w:rPr>
+            </w:r>
+            <w:r>
+              <w:rPr>
+                <w:b/>
+                <w:sz w:val="18"/>
+              </w:rPr>
+              <w:t>Area</w:t>
+            </w:r>
+          </w:p>
+        </w:tc>
+        <w:tc>
+          <w:tcPr>
+            <w:tcW w:type="dxa" w:w="4680"/>
+            <w:vAlign w:val="center"/>
+            <w:tcMar>
+              <w:top w:w="100" w:type="dxa"/>
+              <w:start w:w="120" w:type="dxa"/>
+              <w:bottom w:w="100" w:type="dxa"/>
+              <w:end w:w="120" w:type="dxa"/>
+            </w:tcMar>
+            <w:shd w:fill="E8EEF7"/>
+          </w:tcPr>
+          <w:p>
+            <w:pPr>
+              <w:spacing w:after="0"/>
+            </w:pPr>
+            <w:r>
+              <w:rPr>
+                <w:b/>
+                <w:sz w:val="18"/>
+              </w:rPr>
+            </w:r>
+            <w:r>
+              <w:rPr>
+                <w:b/>
+                <w:sz w:val="18"/>
+              </w:rPr>
+              <w:t>Technology</w:t>
+            </w:r>
+          </w:p>
+        </w:tc>
+      </w:tr>
+      <w:tr>
+        <w:tc>
+          <w:tcPr>
+            <w:tcW w:type="dxa" w:w="4680"/>
+            <w:vAlign w:val="center"/>
+            <w:tcMar>
+              <w:top w:w="100" w:type="dxa"/>
+              <w:start w:w="120" w:type="dxa"/>
+              <w:bottom w:w="100" w:type="dxa"/>
+              <w:end w:w="120" w:type="dxa"/>
+            </w:tcMar>
+          </w:tcPr>
+          <w:p>
+            <w:pPr>
+              <w:spacing w:after="0"/>
+            </w:pPr>
+            <w:r>
+              <w:rPr>
+                <w:sz w:val="18"/>
+              </w:rPr>
+            </w:r>
+            <w:r>
+              <w:rPr>
+                <w:b w:val="0"/>
+                <w:sz w:val="18"/>
+              </w:rPr>
+              <w:t>Backend Language</w:t>
+            </w:r>
+          </w:p>
+        </w:tc>
+        <w:tc>
+          <w:tcPr>
+            <w:tcW w:type="dxa" w:w="4680"/>
+            <w:vAlign w:val="center"/>
+            <w:tcMar>
+              <w:top w:w="100" w:type="dxa"/>
+              <w:start w:w="120" w:type="dxa"/>
+              <w:bottom w:w="100" w:type="dxa"/>
+              <w:end w:w="120" w:type="dxa"/>
+            </w:tcMar>
+          </w:tcPr>
+          <w:p>
+            <w:pPr>
+              <w:spacing w:after="0"/>
+            </w:pPr>
+            <w:r>
+              <w:rPr>
+                <w:sz w:val="18"/>
+              </w:rPr>
+            </w:r>
+            <w:r>
+              <w:rPr>
+                <w:b w:val="0"/>
+                <w:sz w:val="18"/>
+              </w:rPr>
+              <w:t>Go</w:t>
+            </w:r>
+          </w:p>
+        </w:tc>
+      </w:tr>
+      <w:tr>
+        <w:tc>
+          <w:tcPr>
+            <w:tcW w:type="dxa" w:w="4680"/>
+            <w:vAlign w:val="center"/>
+            <w:tcMar>
+              <w:top w:w="100" w:type="dxa"/>
+              <w:start w:w="120" w:type="dxa"/>
+              <w:bottom w:w="100" w:type="dxa"/>
+              <w:end w:w="120" w:type="dxa"/>
+            </w:tcMar>
+          </w:tcPr>
+          <w:p>
+            <w:pPr>
+              <w:spacing w:after="0"/>
+            </w:pPr>
+            <w:r>
+              <w:rPr>
+                <w:sz w:val="18"/>
+              </w:rPr>
+            </w:r>
+            <w:r>
+              <w:rPr>
+                <w:b w:val="0"/>
+                <w:sz w:val="18"/>
+              </w:rPr>
+              <w:t>API Style</w:t>
+            </w:r>
+          </w:p>
+        </w:tc>
+        <w:tc>
+          <w:tcPr>
+            <w:tcW w:type="dxa" w:w="4680"/>
+            <w:vAlign w:val="center"/>
+            <w:tcMar>
+              <w:top w:w="100" w:type="dxa"/>
+              <w:start w:w="120" w:type="dxa"/>
+              <w:bottom w:w="100" w:type="dxa"/>
+              <w:end w:w="120" w:type="dxa"/>
+            </w:tcMar>
+          </w:tcPr>
+          <w:p>
+            <w:pPr>
+              <w:spacing w:after="0"/>
+            </w:pPr>
+            <w:r>
+              <w:rPr>
+                <w:sz w:val="18"/>
+              </w:rPr>
+            </w:r>
+            <w:r>
+              <w:rPr>
+                <w:b w:val="0"/>
+                <w:sz w:val="18"/>
+              </w:rPr>
+              <w:t>REST JSON API</w:t>
+            </w:r>
+          </w:p>
+        </w:tc>
+      </w:tr>
+      <w:tr>
+        <w:tc>
+          <w:tcPr>
+            <w:tcW w:type="dxa" w:w="4680"/>
+            <w:vAlign w:val="center"/>
+            <w:tcMar>
+              <w:top w:w="100" w:type="dxa"/>
+              <w:start w:w="120" w:type="dxa"/>
+              <w:bottom w:w="100" w:type="dxa"/>
+              <w:end w:w="120" w:type="dxa"/>
+            </w:tcMar>
+          </w:tcPr>
+          <w:p>
+            <w:pPr>
+              <w:spacing w:after="0"/>
+            </w:pPr>
+            <w:r>
+              <w:rPr>
+                <w:sz w:val="18"/>
+              </w:rPr>
+            </w:r>
+            <w:r>
+              <w:rPr>
+                <w:b w:val="0"/>
+                <w:sz w:val="18"/>
+              </w:rPr>
+              <w:t>Database</w:t>
+            </w:r>
+          </w:p>
+        </w:tc>
+        <w:tc>
+          <w:tcPr>
+            <w:tcW w:type="dxa" w:w="4680"/>
+            <w:vAlign w:val="center"/>
+            <w:tcMar>
+              <w:top w:w="100" w:type="dxa"/>
+              <w:start w:w="120" w:type="dxa"/>
+              <w:bottom w:w="100" w:type="dxa"/>
+              <w:end w:w="120" w:type="dxa"/>
+            </w:tcMar>
+          </w:tcPr>
+          <w:p>
+            <w:pPr>
+              <w:spacing w:after="0"/>
+            </w:pPr>
+            <w:r>
+              <w:rPr>
+                <w:sz w:val="18"/>
+              </w:rPr>
+            </w:r>
+            <w:r>
+              <w:rPr>
+                <w:b w:val="0"/>
+                <w:sz w:val="18"/>
+              </w:rPr>
+              <w:t>PostgreSQL</w:t>
+            </w:r>
+          </w:p>
+        </w:tc>
+      </w:tr>
+      <w:tr>
+        <w:tc>
+          <w:tcPr>
+            <w:tcW w:type="dxa" w:w="4680"/>
+            <w:vAlign w:val="center"/>
+            <w:tcMar>
+              <w:top w:w="100" w:type="dxa"/>
+              <w:start w:w="120" w:type="dxa"/>
+              <w:bottom w:w="100" w:type="dxa"/>
+              <w:end w:w="120" w:type="dxa"/>
+            </w:tcMar>
+          </w:tcPr>
+          <w:p>
+            <w:pPr>
+              <w:spacing w:after="0"/>
+            </w:pPr>
+            <w:r>
+              <w:rPr>
+                <w:sz w:val="18"/>
+              </w:rPr>
+            </w:r>
+            <w:r>
+              <w:rPr>
+                <w:b w:val="0"/>
+                <w:sz w:val="18"/>
+              </w:rPr>
+              <w:t>Authentication</w:t>
+            </w:r>
+          </w:p>
+        </w:tc>
+        <w:tc>
+          <w:tcPr>
+            <w:tcW w:type="dxa" w:w="4680"/>
+            <w:vAlign w:val="center"/>
+            <w:tcMar>
+              <w:top w:w="100" w:type="dxa"/>
+              <w:start w:w="120" w:type="dxa"/>
+              <w:bottom w:w="100" w:type="dxa"/>
+              <w:end w:w="120" w:type="dxa"/>
+            </w:tcMar>
+          </w:tcPr>
+          <w:p>
+            <w:pPr>
+              <w:spacing w:after="0"/>
+            </w:pPr>
+            <w:r>
+              <w:rPr>
+                <w:sz w:val="18"/>
+              </w:rPr>
+            </w:r>
+            <w:r>
+              <w:rPr>
+                <w:b w:val="0"/>
+                <w:sz w:val="18"/>
+              </w:rPr>
+              <w:t>Secure admin login with JWT access tokens and refresh-token strategy</w:t>
+            </w:r>
+          </w:p>
+        </w:tc>
+      </w:tr>
+      <w:tr>
+        <w:tc>
+          <w:tcPr>
+            <w:tcW w:type="dxa" w:w="4680"/>
+            <w:vAlign w:val="center"/>
+            <w:tcMar>
+              <w:top w:w="100" w:type="dxa"/>
+              <w:start w:w="120" w:type="dxa"/>
+              <w:bottom w:w="100" w:type="dxa"/>
+              <w:end w:w="120" w:type="dxa"/>
+            </w:tcMar>
+          </w:tcPr>
+          <w:p>
+            <w:pPr>
+              <w:spacing w:after="0"/>
+            </w:pPr>
+            <w:r>
+              <w:rPr>
+                <w:sz w:val="18"/>
+              </w:rPr>
+            </w:r>
+            <w:r>
+              <w:rPr>
+                <w:b w:val="0"/>
+                <w:sz w:val="18"/>
+              </w:rPr>
+              <w:t>Password Security</w:t>
+            </w:r>
+          </w:p>
+        </w:tc>
+        <w:tc>
+          <w:tcPr>
+            <w:tcW w:type="dxa" w:w="4680"/>
+            <w:vAlign w:val="center"/>
+            <w:tcMar>
+              <w:top w:w="100" w:type="dxa"/>
+              <w:start w:w="120" w:type="dxa"/>
+              <w:bottom w:w="100" w:type="dxa"/>
+              <w:end w:w="120" w:type="dxa"/>
+            </w:tcMar>
+          </w:tcPr>
+          <w:p>
+            <w:pPr>
+              <w:spacing w:after="0"/>
+            </w:pPr>
+            <w:r>
+              <w:rPr>
+                <w:sz w:val="18"/>
+              </w:rPr>
+            </w:r>
+            <w:r>
+              <w:rPr>
+                <w:b w:val="0"/>
+                <w:sz w:val="18"/>
+              </w:rPr>
+              <w:t>Argon2id or bcrypt password hashing</w:t>
+            </w:r>
+          </w:p>
+        </w:tc>
+      </w:tr>
+      <w:tr>
+        <w:tc>
+          <w:tcPr>
+            <w:tcW w:type="dxa" w:w="4680"/>
+            <w:vAlign w:val="center"/>
+            <w:tcMar>
+              <w:top w:w="100" w:type="dxa"/>
+              <w:start w:w="120" w:type="dxa"/>
+              <w:bottom w:w="100" w:type="dxa"/>
+              <w:end w:w="120" w:type="dxa"/>
+            </w:tcMar>
+          </w:tcPr>
+          <w:p>
+            <w:pPr>
+              <w:spacing w:after="0"/>
+            </w:pPr>
+            <w:r>
+              <w:rPr>
+                <w:sz w:val="18"/>
+              </w:rPr>
+            </w:r>
+            <w:r>
+              <w:rPr>
+                <w:b w:val="0"/>
+                <w:sz w:val="18"/>
+              </w:rPr>
+              <w:t>Deployment</w:t>
+            </w:r>
+          </w:p>
+        </w:tc>
+        <w:tc>
+          <w:tcPr>
+            <w:tcW w:type="dxa" w:w="4680"/>
+            <w:vAlign w:val="center"/>
+            <w:tcMar>
+              <w:top w:w="100" w:type="dxa"/>
+              <w:start w:w="120" w:type="dxa"/>
+              <w:bottom w:w="100" w:type="dxa"/>
+              <w:end w:w="120" w:type="dxa"/>
+            </w:tcMar>
+          </w:tcPr>
+          <w:p>
+            <w:pPr>
+              <w:spacing w:after="0"/>
+            </w:pPr>
+            <w:r>
+              <w:rPr>
+                <w:sz w:val="18"/>
+              </w:rPr>
+            </w:r>
+            <w:r>
+              <w:rPr>
+                <w:b w:val="0"/>
+                <w:sz w:val="18"/>
+              </w:rPr>
+              <w:t>Docker containers self-hosted on Ubuntu Server</w:t>
+            </w:r>
+          </w:p>
+        </w:tc>
+      </w:tr>
+      <w:tr>
+        <w:tc>
+          <w:tcPr>
+            <w:tcW w:type="dxa" w:w="4680"/>
+            <w:vAlign w:val="center"/>
+            <w:tcMar>
+              <w:top w:w="100" w:type="dxa"/>
+              <w:start w:w="120" w:type="dxa"/>
+              <w:bottom w:w="100" w:type="dxa"/>
+              <w:end w:w="120" w:type="dxa"/>
+            </w:tcMar>
+          </w:tcPr>
+          <w:p>
+            <w:pPr>
+              <w:spacing w:after="0"/>
+            </w:pPr>
+            <w:r>
+              <w:rPr>
+                <w:sz w:val="18"/>
+              </w:rPr>
+            </w:r>
+            <w:r>
+              <w:rPr>
+                <w:b w:val="0"/>
+                <w:sz w:val="18"/>
+              </w:rPr>
+              <w:t>Container Management</w:t>
+            </w:r>
+          </w:p>
+        </w:tc>
+        <w:tc>
+          <w:tcPr>
+            <w:tcW w:type="dxa" w:w="4680"/>
+            <w:vAlign w:val="center"/>
+            <w:tcMar>
+              <w:top w:w="100" w:type="dxa"/>
+              <w:start w:w="120" w:type="dxa"/>
+              <w:bottom w:w="100" w:type="dxa"/>
+              <w:end w:w="120" w:type="dxa"/>
+            </w:tcMar>
+          </w:tcPr>
+          <w:p>
+            <w:pPr>
+              <w:spacing w:after="0"/>
+            </w:pPr>
+            <w:r>
+              <w:rPr>
+                <w:sz w:val="18"/>
+              </w:rPr>
+            </w:r>
+            <w:r>
+              <w:rPr>
+                <w:b w:val="0"/>
+                <w:sz w:val="18"/>
+              </w:rPr>
+              <w:t>Portainer</w:t>
+            </w:r>
+          </w:p>
+        </w:tc>
+      </w:tr>
+      <w:tr>
+        <w:tc>
+          <w:tcPr>
+            <w:tcW w:type="dxa" w:w="4680"/>
+            <w:vAlign w:val="center"/>
+            <w:tcMar>
+              <w:top w:w="100" w:type="dxa"/>
+              <w:start w:w="120" w:type="dxa"/>
+              <w:bottom w:w="100" w:type="dxa"/>
+              <w:end w:w="120" w:type="dxa"/>
+            </w:tcMar>
+          </w:tcPr>
+          <w:p>
+            <w:pPr>
+              <w:spacing w:after="0"/>
+            </w:pPr>
+            <w:r>
+              <w:rPr>
+                <w:sz w:val="18"/>
+              </w:rPr>
+            </w:r>
+            <w:r>
+              <w:rPr>
+                <w:b w:val="0"/>
+                <w:sz w:val="18"/>
+              </w:rPr>
+              <w:t>Reverse Proxy</w:t>
+            </w:r>
+          </w:p>
+        </w:tc>
+        <w:tc>
+          <w:tcPr>
+            <w:tcW w:type="dxa" w:w="4680"/>
+            <w:vAlign w:val="center"/>
+            <w:tcMar>
+              <w:top w:w="100" w:type="dxa"/>
+              <w:start w:w="120" w:type="dxa"/>
+              <w:bottom w:w="100" w:type="dxa"/>
+              <w:end w:w="120" w:type="dxa"/>
+            </w:tcMar>
+          </w:tcPr>
+          <w:p>
+            <w:pPr>
+              <w:spacing w:after="0"/>
+            </w:pPr>
+            <w:r>
+              <w:rPr>
+                <w:sz w:val="18"/>
+              </w:rPr>
+            </w:r>
+            <w:r>
+              <w:rPr>
+                <w:b w:val="0"/>
+                <w:sz w:val="18"/>
+              </w:rPr>
+              <w:t>Caddy, Traefik, or Nginx Proxy Manager</w:t>
+            </w:r>
+          </w:p>
+        </w:tc>
+      </w:tr>
+      <w:tr>
+        <w:tc>
+          <w:tcPr>
+            <w:tcW w:type="dxa" w:w="4680"/>
+            <w:vAlign w:val="center"/>
+            <w:tcMar>
+              <w:top w:w="100" w:type="dxa"/>
+              <w:start w:w="120" w:type="dxa"/>
+              <w:bottom w:w="100" w:type="dxa"/>
+              <w:end w:w="120" w:type="dxa"/>
+            </w:tcMar>
+          </w:tcPr>
+          <w:p>
+            <w:pPr>
+              <w:spacing w:after="0"/>
+            </w:pPr>
+            <w:r>
+              <w:rPr>
+                <w:sz w:val="18"/>
+              </w:rPr>
+            </w:r>
+            <w:r>
+              <w:rPr>
+                <w:b w:val="0"/>
+                <w:sz w:val="18"/>
+              </w:rPr>
+              <w:t>TLS</w:t>
+            </w:r>
+          </w:p>
+        </w:tc>
+        <w:tc>
+          <w:tcPr>
+            <w:tcW w:type="dxa" w:w="4680"/>
+            <w:vAlign w:val="center"/>
+            <w:tcMar>
+              <w:top w:w="100" w:type="dxa"/>
+              <w:start w:w="120" w:type="dxa"/>
+              <w:bottom w:w="100" w:type="dxa"/>
+              <w:end w:w="120" w:type="dxa"/>
+            </w:tcMar>
+          </w:tcPr>
+          <w:p>
+            <w:pPr>
+              <w:spacing w:after="0"/>
+            </w:pPr>
+            <w:r>
+              <w:rPr>
+                <w:sz w:val="18"/>
+              </w:rPr>
+            </w:r>
+            <w:r>
+              <w:rPr>
+                <w:b w:val="0"/>
+                <w:sz w:val="18"/>
+              </w:rPr>
+              <w:t>HTTPS via reverse proxy</w:t>
+            </w:r>
+          </w:p>
+        </w:tc>
+      </w:tr>
+      <w:tr>
+        <w:tc>
+          <w:tcPr>
+            <w:tcW w:type="dxa" w:w="4680"/>
+            <w:vAlign w:val="center"/>
+            <w:tcMar>
+              <w:top w:w="100" w:type="dxa"/>
+              <w:start w:w="120" w:type="dxa"/>
+              <w:bottom w:w="100" w:type="dxa"/>
+              <w:end w:w="120" w:type="dxa"/>
+            </w:tcMar>
+          </w:tcPr>
+          <w:p>
+            <w:pPr>
+              <w:spacing w:after="0"/>
+            </w:pPr>
+            <w:r>
+              <w:rPr>
+                <w:sz w:val="18"/>
+              </w:rPr>
+            </w:r>
+            <w:r>
+              <w:rPr>
+                <w:b w:val="0"/>
+                <w:sz w:val="18"/>
+              </w:rPr>
+              <w:t>Configuration</w:t>
+            </w:r>
+          </w:p>
+        </w:tc>
+        <w:tc>
+          <w:tcPr>
+            <w:tcW w:type="dxa" w:w="4680"/>
+            <w:vAlign w:val="center"/>
+            <w:tcMar>
+              <w:top w:w="100" w:type="dxa"/>
+              <w:start w:w="120" w:type="dxa"/>
+              <w:bottom w:w="100" w:type="dxa"/>
+              <w:end w:w="120" w:type="dxa"/>
+            </w:tcMar>
+          </w:tcPr>
+          <w:p>
+            <w:pPr>
+              <w:spacing w:after="0"/>
+            </w:pPr>
+            <w:r>
+              <w:rPr>
+                <w:sz w:val="18"/>
+              </w:rPr>
+            </w:r>
+            <w:r>
+              <w:rPr>
+                <w:b w:val="0"/>
+                <w:sz w:val="18"/>
+              </w:rPr>
+              <w:t>Environment variables</w:t>
+            </w:r>
+          </w:p>
+        </w:tc>
+      </w:tr>
+      <w:tr>
+        <w:tc>
+          <w:tcPr>
+            <w:tcW w:type="dxa" w:w="4680"/>
+            <w:vAlign w:val="center"/>
+            <w:tcMar>
+              <w:top w:w="100" w:type="dxa"/>
+              <w:start w:w="120" w:type="dxa"/>
+              <w:bottom w:w="100" w:type="dxa"/>
+              <w:end w:w="120" w:type="dxa"/>
+            </w:tcMar>
+          </w:tcPr>
+          <w:p>
+            <w:pPr>
+              <w:spacing w:after="0"/>
+            </w:pPr>
+            <w:r>
+              <w:rPr>
+                <w:sz w:val="18"/>
+              </w:rPr>
+            </w:r>
+            <w:r>
+              <w:rPr>
+                <w:b w:val="0"/>
+                <w:sz w:val="18"/>
+              </w:rPr>
+              <w:t>Database Migrations</w:t>
+            </w:r>
+          </w:p>
+        </w:tc>
+        <w:tc>
+          <w:tcPr>
+            <w:tcW w:type="dxa" w:w="4680"/>
+            <w:vAlign w:val="center"/>
+            <w:tcMar>
+              <w:top w:w="100" w:type="dxa"/>
+              <w:start w:w="120" w:type="dxa"/>
+              <w:bottom w:w="100" w:type="dxa"/>
+              <w:end w:w="120" w:type="dxa"/>
+            </w:tcMar>
+          </w:tcPr>
+          <w:p>
+            <w:pPr>
+              <w:spacing w:after="0"/>
+            </w:pPr>
+            <w:r>
+              <w:rPr>
+                <w:sz w:val="18"/>
+              </w:rPr>
+            </w:r>
+            <w:r>
+              <w:rPr>
+                <w:b w:val="0"/>
+                <w:sz w:val="18"/>
+              </w:rPr>
+              <w:t>Versioned SQL migrations</w:t>
+            </w:r>
+          </w:p>
+        </w:tc>
+      </w:tr>
+      <w:tr>
+        <w:tc>
+          <w:tcPr>
+            <w:tcW w:type="dxa" w:w="4680"/>
+            <w:vAlign w:val="center"/>
+            <w:tcMar>
+              <w:top w:w="100" w:type="dxa"/>
+              <w:start w:w="120" w:type="dxa"/>
+              <w:bottom w:w="100" w:type="dxa"/>
+              <w:end w:w="120" w:type="dxa"/>
+            </w:tcMar>
+          </w:tcPr>
+          <w:p>
+            <w:pPr>
+              <w:spacing w:after="0"/>
+            </w:pPr>
+            <w:r>
+              <w:rPr>
+                <w:sz w:val="18"/>
+              </w:rPr>
+            </w:r>
+            <w:r>
+              <w:rPr>
+                <w:b w:val="0"/>
+                <w:sz w:val="18"/>
+              </w:rPr>
+              <w:t>Logging</w:t>
+            </w:r>
+          </w:p>
+        </w:tc>
+        <w:tc>
+          <w:tcPr>
+            <w:tcW w:type="dxa" w:w="4680"/>
+            <w:vAlign w:val="center"/>
+            <w:tcMar>
+              <w:top w:w="100" w:type="dxa"/>
+              <w:start w:w="120" w:type="dxa"/>
+              <w:bottom w:w="100" w:type="dxa"/>
+              <w:end w:w="120" w:type="dxa"/>
+            </w:tcMar>
+          </w:tcPr>
+          <w:p>
+            <w:pPr>
+              <w:spacing w:after="0"/>
+            </w:pPr>
+            <w:r>
+              <w:rPr>
+                <w:sz w:val="18"/>
+              </w:rPr>
+            </w:r>
+            <w:r>
+              <w:rPr>
+                <w:b w:val="0"/>
+                <w:sz w:val="18"/>
+              </w:rPr>
+              <w:t>Structured JSON logging</w:t>
+            </w:r>
+          </w:p>
+        </w:tc>
+      </w:tr>
+      <w:tr>
+        <w:tc>
+          <w:tcPr>
+            <w:tcW w:type="dxa" w:w="4680"/>
+            <w:vAlign w:val="center"/>
+            <w:tcMar>
+              <w:top w:w="100" w:type="dxa"/>
+              <w:start w:w="120" w:type="dxa"/>
+              <w:bottom w:w="100" w:type="dxa"/>
+              <w:end w:w="120" w:type="dxa"/>
+            </w:tcMar>
+          </w:tcPr>
+          <w:p>
+            <w:pPr>
+              <w:spacing w:after="0"/>
+            </w:pPr>
+            <w:r>
+              <w:rPr>
+                <w:sz w:val="18"/>
+              </w:rPr>
+            </w:r>
+            <w:r>
+              <w:rPr>
+                <w:b w:val="0"/>
+                <w:sz w:val="18"/>
+              </w:rPr>
+              <w:t>API Documentation</w:t>
+            </w:r>
+          </w:p>
+        </w:tc>
+        <w:tc>
+          <w:tcPr>
+            <w:tcW w:type="dxa" w:w="4680"/>
+            <w:vAlign w:val="center"/>
+            <w:tcMar>
+              <w:top w:w="100" w:type="dxa"/>
+              <w:start w:w="120" w:type="dxa"/>
+              <w:bottom w:w="100" w:type="dxa"/>
+              <w:end w:w="120" w:type="dxa"/>
+            </w:tcMar>
+          </w:tcPr>
+          <w:p>
+            <w:pPr>
+              <w:spacing w:after="0"/>
+            </w:pPr>
+            <w:r>
+              <w:rPr>
+                <w:sz w:val="18"/>
+              </w:rPr>
+            </w:r>
+            <w:r>
+              <w:rPr>
+                <w:b w:val="0"/>
+                <w:sz w:val="18"/>
+              </w:rPr>
+              <w:t>OpenAPI/Swagger specification</w:t>
+            </w:r>
+          </w:p>
+        </w:tc>
+      </w:tr>
+    </w:tbl>
+    <w:p/>
+    <w:p>
+      <w:pPr>
+        <w:pStyle w:val="Heading3"/>
+      </w:pPr>
+      <w:r>
+        <w:t>6.1.2 Initial User Scope</w:t>
+      </w:r>
+    </w:p>
+    <w:p>
+      <w:pPr>
+        <w:spacing w:after="120"/>
+      </w:pPr>
+      <w:r>
+        <w:t>The system shall support one administrative user during the initial backend release.</w:t>
+      </w:r>
+    </w:p>
+    <w:p>
+      <w:pPr>
+        <w:spacing w:after="120"/>
+      </w:pPr>
+      <w:r>
+        <w:t>The admin user shall be able to:</w:t>
+      </w:r>
+    </w:p>
+    <w:p>
+      <w:pPr>
+        <w:pStyle w:val="ListParagraph"/>
+        <w:numPr>
+          <w:ilvl w:val="0"/>
+          <w:numId w:val="2"/>
+        </w:numPr>
+        <w:spacing w:after="40"/>
+      </w:pPr>
+      <w:r>
+        <w:t>Log in securely through an admin portal.</w:t>
+      </w:r>
+    </w:p>
+    <w:p>
+      <w:pPr>
+        <w:pStyle w:val="ListParagraph"/>
+        <w:numPr>
+          <w:ilvl w:val="0"/>
+          <w:numId w:val="2"/>
+        </w:numPr>
+        <w:spacing w:after="40"/>
+      </w:pPr>
+      <w:r>
+        <w:t>Create events.</w:t>
+      </w:r>
+    </w:p>
+    <w:p>
+      <w:pPr>
+        <w:pStyle w:val="ListParagraph"/>
+        <w:numPr>
+          <w:ilvl w:val="0"/>
+          <w:numId w:val="2"/>
+        </w:numPr>
+        <w:spacing w:after="40"/>
+      </w:pPr>
+      <w:r>
+        <w:t>View all events.</w:t>
+      </w:r>
+    </w:p>
+    <w:p>
+      <w:pPr>
+        <w:pStyle w:val="ListParagraph"/>
+        <w:numPr>
+          <w:ilvl w:val="0"/>
+          <w:numId w:val="2"/>
+        </w:numPr>
+        <w:spacing w:after="40"/>
+      </w:pPr>
+      <w:r>
+        <w:t>View a single event.</w:t>
+      </w:r>
+    </w:p>
+    <w:p>
+      <w:pPr>
+        <w:pStyle w:val="ListParagraph"/>
+        <w:numPr>
+          <w:ilvl w:val="0"/>
+          <w:numId w:val="2"/>
+        </w:numPr>
+        <w:spacing w:after="40"/>
+      </w:pPr>
+      <w:r>
+        <w:t>Update events.</w:t>
+      </w:r>
+    </w:p>
+    <w:p>
+      <w:pPr>
+        <w:pStyle w:val="ListParagraph"/>
+        <w:numPr>
+          <w:ilvl w:val="0"/>
+          <w:numId w:val="2"/>
+        </w:numPr>
+        <w:spacing w:after="40"/>
+      </w:pPr>
+      <w:r>
+        <w:t>Delete events.</w:t>
+      </w:r>
+    </w:p>
+    <w:p>
+      <w:pPr>
+        <w:pStyle w:val="ListParagraph"/>
+        <w:numPr>
+          <w:ilvl w:val="0"/>
+          <w:numId w:val="2"/>
+        </w:numPr>
+        <w:spacing w:after="40"/>
+      </w:pPr>
+      <w:r>
+        <w:t>Mark events as featured.</w:t>
+      </w:r>
+    </w:p>
+    <w:p>
+      <w:pPr>
+        <w:pStyle w:val="ListParagraph"/>
+        <w:numPr>
+          <w:ilvl w:val="0"/>
+          <w:numId w:val="2"/>
+        </w:numPr>
+        <w:spacing w:after="40"/>
+      </w:pPr>
+      <w:r>
+        <w:t>Control whether an event is published or hidden.</w:t>
+      </w:r>
+    </w:p>
+    <w:p>
+      <w:pPr>
+        <w:pStyle w:val="ListParagraph"/>
+        <w:numPr>
+          <w:ilvl w:val="0"/>
+          <w:numId w:val="2"/>
+        </w:numPr>
+        <w:spacing w:after="40"/>
+      </w:pPr>
+      <w:r>
+        <w:t>Manage bilingual event fields in Spanish and English.</w:t>
+      </w:r>
+    </w:p>
+    <w:p>
+      <w:pPr>
+        <w:spacing w:after="120"/>
+      </w:pPr>
+      <w:r>
+        <w:t>User registration shall not be public. Admin account creation shall be performed through a secure seed script, migration, or protected internal setup command.</w:t>
+      </w:r>
+    </w:p>
+    <w:p>
+      <w:pPr>
+        <w:pStyle w:val="Heading3"/>
+      </w:pPr>
+      <w:r>
+        <w:t>6.1.3 Events Data Model</w:t>
+      </w:r>
+    </w:p>
+    <w:p>
+      <w:pPr>
+        <w:spacing w:after="120"/>
+      </w:pPr>
+      <w:r>
+        <w:t>The backend shall preserve the existing frontend event shape.</w:t>
+      </w:r>
+    </w:p>
+    <w:p>
+      <w:pPr>
+        <w:spacing w:after="120"/>
+      </w:pPr>
+      <w:r>
+        <w:t>Required event fields:</w:t>
+      </w:r>
+    </w:p>
+    <w:tbl>
+      <w:tblPr>
+        <w:tblW w:type="auto" w:w="0"/>
+        <w:tblLook w:firstColumn="1" w:firstRow="1" w:lastColumn="0" w:lastRow="0" w:noHBand="0" w:noVBand="1" w:val="04A0"/>
+        <w:jc w:val="left"/>
+        <w:tblBorders>
+          <w:top w:val="single" w:sz="4" w:space="0" w:color="D0D7DE"/>
+          <w:left w:val="single" w:sz="4" w:space="0" w:color="D0D7DE"/>
+          <w:bottom w:val="single" w:sz="4" w:space="0" w:color="D0D7DE"/>
+          <w:right w:val="single" w:sz="4" w:space="0" w:color="D0D7DE"/>
+          <w:insideH w:val="single" w:sz="4" w:space="0" w:color="D0D7DE"/>
+          <w:insideV w:val="single" w:sz="4" w:space="0" w:color="D0D7DE"/>
+        </w:tblBorders>
+      </w:tblPr>
+      <w:tblGrid>
+        <w:gridCol w:w="9360"/>
+      </w:tblGrid>
+      <w:tr>
+        <w:tc>
+          <w:tcPr>
+            <w:tcW w:type="dxa" w:w="9360"/>
+            <w:shd w:fill="F6F8FA"/>
+            <w:tcMar>
+              <w:top w:w="140" w:type="dxa"/>
+              <w:start w:w="160" w:type="dxa"/>
+              <w:bottom w:w="140" w:type="dxa"/>
+              <w:end w:w="160" w:type="dxa"/>
+            </w:tcMar>
+          </w:tcPr>
+          <w:p>
+            <w:r>
+              <w:rPr>
+                <w:rFonts w:ascii="Courier New" w:hAnsi="Courier New" w:eastAsia="Courier New"/>
+                <w:sz w:val="17"/>
+              </w:rPr>
+              <w:t>type LocalizedText = {</w:t>
+            </w:r>
+            <w:r>
+              <w:br/>
+            </w:r>
+            <w:r>
+              <w:rPr>
+                <w:rFonts w:ascii="Courier New" w:hAnsi="Courier New" w:eastAsia="Courier New"/>
+                <w:sz w:val="17"/>
+              </w:rPr>
+              <w:t xml:space="preserve">  es: string;</w:t>
+            </w:r>
+            <w:r>
+              <w:br/>
+            </w:r>
+            <w:r>
+              <w:rPr>
+                <w:rFonts w:ascii="Courier New" w:hAnsi="Courier New" w:eastAsia="Courier New"/>
+                <w:sz w:val="17"/>
+              </w:rPr>
+              <w:t xml:space="preserve">  en: string;</w:t>
+            </w:r>
+            <w:r>
+              <w:br/>
+            </w:r>
+            <w:r>
+              <w:rPr>
+                <w:rFonts w:ascii="Courier New" w:hAnsi="Courier New" w:eastAsia="Courier New"/>
+                <w:sz w:val="17"/>
+              </w:rPr>
+              <w:t>};</w:t>
+            </w:r>
+            <w:r>
+              <w:br/>
+            </w:r>
+            <w:r>
+              <w:rPr>
+                <w:rFonts w:ascii="Courier New" w:hAnsi="Courier New" w:eastAsia="Courier New"/>
+                <w:sz w:val="17"/>
+              </w:rPr>
+            </w:r>
+            <w:r>
+              <w:br/>
+            </w:r>
+            <w:r>
+              <w:rPr>
+                <w:rFonts w:ascii="Courier New" w:hAnsi="Courier New" w:eastAsia="Courier New"/>
+                <w:sz w:val="17"/>
+              </w:rPr>
+              <w:t>interface CecaeEvent {</w:t>
+            </w:r>
+            <w:r>
+              <w:br/>
+            </w:r>
+            <w:r>
+              <w:rPr>
+                <w:rFonts w:ascii="Courier New" w:hAnsi="Courier New" w:eastAsia="Courier New"/>
+                <w:sz w:val="17"/>
+              </w:rPr>
+              <w:t xml:space="preserve">  id: string;</w:t>
+            </w:r>
+            <w:r>
+              <w:br/>
+            </w:r>
+            <w:r>
+              <w:rPr>
+                <w:rFonts w:ascii="Courier New" w:hAnsi="Courier New" w:eastAsia="Courier New"/>
+                <w:sz w:val="17"/>
+              </w:rPr>
+              <w:t xml:space="preserve">  title: LocalizedText;</w:t>
+            </w:r>
+            <w:r>
+              <w:br/>
+            </w:r>
+            <w:r>
+              <w:rPr>
+                <w:rFonts w:ascii="Courier New" w:hAnsi="Courier New" w:eastAsia="Courier New"/>
+                <w:sz w:val="17"/>
+              </w:rPr>
+              <w:t xml:space="preserve">  description: LocalizedText;</w:t>
+            </w:r>
+            <w:r>
+              <w:br/>
+            </w:r>
+            <w:r>
+              <w:rPr>
+                <w:rFonts w:ascii="Courier New" w:hAnsi="Courier New" w:eastAsia="Courier New"/>
+                <w:sz w:val="17"/>
+              </w:rPr>
+              <w:t xml:space="preserve">  type: 'training' | 'webinar' | 'talk';</w:t>
+            </w:r>
+            <w:r>
+              <w:br/>
+            </w:r>
+            <w:r>
+              <w:rPr>
+                <w:rFonts w:ascii="Courier New" w:hAnsi="Courier New" w:eastAsia="Courier New"/>
+                <w:sz w:val="17"/>
+              </w:rPr>
+              <w:t xml:space="preserve">  modality: 'presencial' | 'virtual' | 'hibrida';</w:t>
+            </w:r>
+            <w:r>
+              <w:br/>
+            </w:r>
+            <w:r>
+              <w:rPr>
+                <w:rFonts w:ascii="Courier New" w:hAnsi="Courier New" w:eastAsia="Courier New"/>
+                <w:sz w:val="17"/>
+              </w:rPr>
+              <w:t xml:space="preserve">  date: string;</w:t>
+            </w:r>
+            <w:r>
+              <w:br/>
+            </w:r>
+            <w:r>
+              <w:rPr>
+                <w:rFonts w:ascii="Courier New" w:hAnsi="Courier New" w:eastAsia="Courier New"/>
+                <w:sz w:val="17"/>
+              </w:rPr>
+              <w:t xml:space="preserve">  time: string;</w:t>
+            </w:r>
+            <w:r>
+              <w:br/>
+            </w:r>
+            <w:r>
+              <w:rPr>
+                <w:rFonts w:ascii="Courier New" w:hAnsi="Courier New" w:eastAsia="Courier New"/>
+                <w:sz w:val="17"/>
+              </w:rPr>
+              <w:t xml:space="preserve">  duration?: string;</w:t>
+            </w:r>
+            <w:r>
+              <w:br/>
+            </w:r>
+            <w:r>
+              <w:rPr>
+                <w:rFonts w:ascii="Courier New" w:hAnsi="Courier New" w:eastAsia="Courier New"/>
+                <w:sz w:val="17"/>
+              </w:rPr>
+              <w:t xml:space="preserve">  location?: string;</w:t>
+            </w:r>
+            <w:r>
+              <w:br/>
+            </w:r>
+            <w:r>
+              <w:rPr>
+                <w:rFonts w:ascii="Courier New" w:hAnsi="Courier New" w:eastAsia="Courier New"/>
+                <w:sz w:val="17"/>
+              </w:rPr>
+              <w:t xml:space="preserve">  capacity?: number;</w:t>
+            </w:r>
+            <w:r>
+              <w:br/>
+            </w:r>
+            <w:r>
+              <w:rPr>
+                <w:rFonts w:ascii="Courier New" w:hAnsi="Courier New" w:eastAsia="Courier New"/>
+                <w:sz w:val="17"/>
+              </w:rPr>
+              <w:t xml:space="preserve">  registrationUrl?: string;</w:t>
+            </w:r>
+            <w:r>
+              <w:br/>
+            </w:r>
+            <w:r>
+              <w:rPr>
+                <w:rFonts w:ascii="Courier New" w:hAnsi="Courier New" w:eastAsia="Courier New"/>
+                <w:sz w:val="17"/>
+              </w:rPr>
+              <w:t xml:space="preserve">  imageUrl?: string;</w:t>
+            </w:r>
+            <w:r>
+              <w:br/>
+            </w:r>
+            <w:r>
+              <w:rPr>
+                <w:rFonts w:ascii="Courier New" w:hAnsi="Courier New" w:eastAsia="Courier New"/>
+                <w:sz w:val="17"/>
+              </w:rPr>
+              <w:t xml:space="preserve">  tags?: string[];</w:t>
+            </w:r>
+            <w:r>
+              <w:br/>
+            </w:r>
+            <w:r>
+              <w:rPr>
+                <w:rFonts w:ascii="Courier New" w:hAnsi="Courier New" w:eastAsia="Courier New"/>
+                <w:sz w:val="17"/>
+              </w:rPr>
+              <w:t xml:space="preserve">  isFeatured?: boolean;</w:t>
+            </w:r>
+            <w:r>
+              <w:br/>
+            </w:r>
+            <w:r>
+              <w:rPr>
+                <w:rFonts w:ascii="Courier New" w:hAnsi="Courier New" w:eastAsia="Courier New"/>
+                <w:sz w:val="17"/>
+              </w:rPr>
+              <w:t>}</w:t>
+            </w:r>
+          </w:p>
+        </w:tc>
+      </w:tr>
+    </w:tbl>
+    <w:p/>
+    <w:p>
+      <w:pPr>
+        <w:spacing w:after="120"/>
+      </w:pPr>
+      <w:r>
+        <w:t>Additional backend fields:</w:t>
+      </w:r>
+    </w:p>
+    <w:p>
+      <w:pPr>
+        <w:pStyle w:val="ListParagraph"/>
+        <w:numPr>
+          <w:ilvl w:val="0"/>
+          <w:numId w:val="2"/>
+        </w:numPr>
+        <w:spacing w:after="40"/>
+      </w:pPr>
+      <w:r>
+        <w:t>status: 'draft' | 'published' | 'archived';</w:t>
+      </w:r>
+    </w:p>
+    <w:p>
+      <w:pPr>
+        <w:pStyle w:val="ListParagraph"/>
+        <w:numPr>
+          <w:ilvl w:val="0"/>
+          <w:numId w:val="2"/>
+        </w:numPr>
+        <w:spacing w:after="40"/>
+      </w:pPr>
+      <w:r>
+        <w:t>createdAt: string;</w:t>
+      </w:r>
+    </w:p>
+    <w:p>
+      <w:pPr>
+        <w:pStyle w:val="ListParagraph"/>
+        <w:numPr>
+          <w:ilvl w:val="0"/>
+          <w:numId w:val="2"/>
+        </w:numPr>
+        <w:spacing w:after="40"/>
+      </w:pPr>
+      <w:r>
+        <w:t>updatedAt: string;</w:t>
+      </w:r>
+    </w:p>
+    <w:p>
+      <w:pPr>
+        <w:pStyle w:val="ListParagraph"/>
+        <w:numPr>
+          <w:ilvl w:val="0"/>
+          <w:numId w:val="2"/>
+        </w:numPr>
+        <w:spacing w:after="40"/>
+      </w:pPr>
+      <w:r>
+        <w:t>deletedAt?: string | null;</w:t>
+      </w:r>
+    </w:p>
+    <w:p>
+      <w:pPr>
+        <w:spacing w:after="120"/>
+      </w:pPr>
+      <w:r>
+        <w:t>Public event endpoints shall only return published, non-deleted events.</w:t>
+      </w:r>
+    </w:p>
+    <w:p>
+      <w:pPr>
+        <w:pStyle w:val="Heading3"/>
+      </w:pPr>
+      <w:r>
+        <w:t>6.1.4 Backend API Requirements</w:t>
+      </w:r>
+    </w:p>
+    <w:p>
+      <w:pPr>
+        <w:spacing w:after="120"/>
+      </w:pPr>
+      <w:r>
+        <w:t>Public endpoints:</w:t>
+      </w:r>
+    </w:p>
+    <w:tbl>
+      <w:tblPr>
+        <w:tblW w:type="auto" w:w="0"/>
+        <w:tblLayout w:type="autofit"/>
+        <w:tblLook w:firstColumn="1" w:firstRow="1" w:lastColumn="0" w:lastRow="0" w:noHBand="0" w:noVBand="1" w:val="04A0"/>
+        <w:jc w:val="left"/>
+        <w:tblBorders>
+          <w:top w:val="single" w:sz="6" w:space="0" w:color="B8C4D6"/>
+          <w:left w:val="single" w:sz="6" w:space="0" w:color="B8C4D6"/>
+          <w:bottom w:val="single" w:sz="6" w:space="0" w:color="B8C4D6"/>
+          <w:right w:val="single" w:sz="6" w:space="0" w:color="B8C4D6"/>
+          <w:insideH w:val="single" w:sz="6" w:space="0" w:color="B8C4D6"/>
+          <w:insideV w:val="single" w:sz="6" w:space="0" w:color="B8C4D6"/>
+        </w:tblBorders>
+      </w:tblPr>
+      <w:tblGrid>
+        <w:gridCol w:w="3120"/>
+        <w:gridCol w:w="3120"/>
+        <w:gridCol w:w="3120"/>
+      </w:tblGrid>
+      <w:tr>
+        <w:tc>
+          <w:tcPr>
+            <w:tcW w:type="dxa" w:w="3120"/>
+            <w:vAlign w:val="center"/>
+            <w:tcMar>
+              <w:top w:w="100" w:type="dxa"/>
+              <w:start w:w="120" w:type="dxa"/>
+              <w:bottom w:w="100" w:type="dxa"/>
+              <w:end w:w="120" w:type="dxa"/>
+            </w:tcMar>
+            <w:shd w:fill="E8EEF7"/>
+          </w:tcPr>
+          <w:p>
+            <w:pPr>
+              <w:spacing w:after="0"/>
+            </w:pPr>
+            <w:r>
+              <w:rPr>
+                <w:b/>
+                <w:sz w:val="18"/>
+              </w:rPr>
+            </w:r>
+            <w:r>
+              <w:rPr>
+                <w:b/>
+                <w:sz w:val="18"/>
+              </w:rPr>
+              <w:t>Method</w:t>
+            </w:r>
+          </w:p>
+        </w:tc>
+        <w:tc>
+          <w:tcPr>
+            <w:tcW w:type="dxa" w:w="3120"/>
+            <w:vAlign w:val="center"/>
+            <w:tcMar>
+              <w:top w:w="100" w:type="dxa"/>
+              <w:start w:w="120" w:type="dxa"/>
+              <w:bottom w:w="100" w:type="dxa"/>
+              <w:end w:w="120" w:type="dxa"/>
+            </w:tcMar>
+            <w:shd w:fill="E8EEF7"/>
+          </w:tcPr>
+          <w:p>
+            <w:pPr>
+              <w:spacing w:after="0"/>
+            </w:pPr>
+            <w:r>
+              <w:rPr>
+                <w:b/>
+                <w:sz w:val="18"/>
+              </w:rPr>
+            </w:r>
+            <w:r>
+              <w:rPr>
+                <w:b/>
+                <w:sz w:val="18"/>
+              </w:rPr>
+              <w:t>Endpoint</w:t>
+            </w:r>
+          </w:p>
+        </w:tc>
+        <w:tc>
+          <w:tcPr>
+            <w:tcW w:type="dxa" w:w="3120"/>
+            <w:vAlign w:val="center"/>
+            <w:tcMar>
+              <w:top w:w="100" w:type="dxa"/>
+              <w:start w:w="120" w:type="dxa"/>
+              <w:bottom w:w="100" w:type="dxa"/>
+              <w:end w:w="120" w:type="dxa"/>
+            </w:tcMar>
+            <w:shd w:fill="E8EEF7"/>
+          </w:tcPr>
+          <w:p>
+            <w:pPr>
+              <w:spacing w:after="0"/>
+            </w:pPr>
+            <w:r>
+              <w:rPr>
+                <w:b/>
+                <w:sz w:val="18"/>
+              </w:rPr>
+            </w:r>
+            <w:r>
+              <w:rPr>
+                <w:b/>
+                <w:sz w:val="18"/>
+              </w:rPr>
+              <w:t>Description</w:t>
+            </w:r>
+          </w:p>
+        </w:tc>
+      </w:tr>
+      <w:tr>
+        <w:tc>
+          <w:tcPr>
+            <w:tcW w:type="dxa" w:w="3120"/>
+            <w:vAlign w:val="center"/>
+            <w:tcMar>
+              <w:top w:w="100" w:type="dxa"/>
+              <w:start w:w="120" w:type="dxa"/>
+              <w:bottom w:w="100" w:type="dxa"/>
+              <w:end w:w="120" w:type="dxa"/>
+            </w:tcMar>
+          </w:tcPr>
+          <w:p>
+            <w:pPr>
+              <w:spacing w:after="0"/>
+            </w:pPr>
+            <w:r>
+              <w:rPr>
+                <w:sz w:val="18"/>
+              </w:rPr>
+            </w:r>
+            <w:r>
+              <w:rPr>
+                <w:b w:val="0"/>
+                <w:sz w:val="18"/>
+              </w:rPr>
+              <w:t>GET</w:t>
+            </w:r>
+          </w:p>
+        </w:tc>
+        <w:tc>
+          <w:tcPr>
+            <w:tcW w:type="dxa" w:w="3120"/>
+            <w:vAlign w:val="center"/>
+            <w:tcMar>
+              <w:top w:w="100" w:type="dxa"/>
+              <w:start w:w="120" w:type="dxa"/>
+              <w:bottom w:w="100" w:type="dxa"/>
+              <w:end w:w="120" w:type="dxa"/>
+            </w:tcMar>
+          </w:tcPr>
+          <w:p>
+            <w:pPr>
+              <w:spacing w:after="0"/>
+            </w:pPr>
+            <w:r>
+              <w:rPr>
+                <w:sz w:val="18"/>
+              </w:rPr>
+            </w:r>
+            <w:r>
+              <w:rPr>
+                <w:b w:val="0"/>
+                <w:sz w:val="18"/>
+              </w:rPr>
+              <w:t>/api/events</w:t>
+            </w:r>
+          </w:p>
+        </w:tc>
+        <w:tc>
+          <w:tcPr>
+            <w:tcW w:type="dxa" w:w="3120"/>
+            <w:vAlign w:val="center"/>
+            <w:tcMar>
+              <w:top w:w="100" w:type="dxa"/>
+              <w:start w:w="120" w:type="dxa"/>
+              <w:bottom w:w="100" w:type="dxa"/>
+              <w:end w:w="120" w:type="dxa"/>
+            </w:tcMar>
+          </w:tcPr>
+          <w:p>
+            <w:pPr>
+              <w:spacing w:after="0"/>
+            </w:pPr>
+            <w:r>
+              <w:rPr>
+                <w:sz w:val="18"/>
+              </w:rPr>
+            </w:r>
+            <w:r>
+              <w:rPr>
+                <w:b w:val="0"/>
+                <w:sz w:val="18"/>
+              </w:rPr>
+              <w:t>List published events with filters</w:t>
+            </w:r>
+          </w:p>
+        </w:tc>
+      </w:tr>
+      <w:tr>
+        <w:tc>
+          <w:tcPr>
+            <w:tcW w:type="dxa" w:w="3120"/>
+            <w:vAlign w:val="center"/>
+            <w:tcMar>
+              <w:top w:w="100" w:type="dxa"/>
+              <w:start w:w="120" w:type="dxa"/>
+              <w:bottom w:w="100" w:type="dxa"/>
+              <w:end w:w="120" w:type="dxa"/>
+            </w:tcMar>
+          </w:tcPr>
+          <w:p>
+            <w:pPr>
+              <w:spacing w:after="0"/>
+            </w:pPr>
+            <w:r>
+              <w:rPr>
+                <w:sz w:val="18"/>
+              </w:rPr>
+            </w:r>
+            <w:r>
+              <w:rPr>
+                <w:b w:val="0"/>
+                <w:sz w:val="18"/>
+              </w:rPr>
+              <w:t>GET</w:t>
+            </w:r>
+          </w:p>
+        </w:tc>
+        <w:tc>
+          <w:tcPr>
+            <w:tcW w:type="dxa" w:w="3120"/>
+            <w:vAlign w:val="center"/>
+            <w:tcMar>
+              <w:top w:w="100" w:type="dxa"/>
+              <w:start w:w="120" w:type="dxa"/>
+              <w:bottom w:w="100" w:type="dxa"/>
+              <w:end w:w="120" w:type="dxa"/>
+            </w:tcMar>
+          </w:tcPr>
+          <w:p>
+            <w:pPr>
+              <w:spacing w:after="0"/>
+            </w:pPr>
+            <w:r>
+              <w:rPr>
+                <w:sz w:val="18"/>
+              </w:rPr>
+            </w:r>
+            <w:r>
+              <w:rPr>
+                <w:b w:val="0"/>
+                <w:sz w:val="18"/>
+              </w:rPr>
+              <w:t>/api/events/featured</w:t>
+            </w:r>
+          </w:p>
+        </w:tc>
+        <w:tc>
+          <w:tcPr>
+            <w:tcW w:type="dxa" w:w="3120"/>
+            <w:vAlign w:val="center"/>
+            <w:tcMar>
+              <w:top w:w="100" w:type="dxa"/>
+              <w:start w:w="120" w:type="dxa"/>
+              <w:bottom w:w="100" w:type="dxa"/>
+              <w:end w:w="120" w:type="dxa"/>
+            </w:tcMar>
+          </w:tcPr>
+          <w:p>
+            <w:pPr>
+              <w:spacing w:after="0"/>
+            </w:pPr>
+            <w:r>
+              <w:rPr>
+                <w:sz w:val="18"/>
+              </w:rPr>
+            </w:r>
+            <w:r>
+              <w:rPr>
+                <w:b w:val="0"/>
+                <w:sz w:val="18"/>
+              </w:rPr>
+              <w:t>List featured published events</w:t>
+            </w:r>
+          </w:p>
+        </w:tc>
+      </w:tr>
+      <w:tr>
+        <w:tc>
+          <w:tcPr>
+            <w:tcW w:type="dxa" w:w="3120"/>
+            <w:vAlign w:val="center"/>
+            <w:tcMar>
+              <w:top w:w="100" w:type="dxa"/>
+              <w:start w:w="120" w:type="dxa"/>
+              <w:bottom w:w="100" w:type="dxa"/>
+              <w:end w:w="120" w:type="dxa"/>
+            </w:tcMar>
+          </w:tcPr>
+          <w:p>
+            <w:pPr>
+              <w:spacing w:after="0"/>
+            </w:pPr>
+            <w:r>
+              <w:rPr>
+                <w:sz w:val="18"/>
+              </w:rPr>
+            </w:r>
+            <w:r>
+              <w:rPr>
+                <w:b w:val="0"/>
+                <w:sz w:val="18"/>
+              </w:rPr>
+              <w:t>GET</w:t>
+            </w:r>
+          </w:p>
+        </w:tc>
+        <w:tc>
+          <w:tcPr>
+            <w:tcW w:type="dxa" w:w="3120"/>
+            <w:vAlign w:val="center"/>
+            <w:tcMar>
+              <w:top w:w="100" w:type="dxa"/>
+              <w:start w:w="120" w:type="dxa"/>
+              <w:bottom w:w="100" w:type="dxa"/>
+              <w:end w:w="120" w:type="dxa"/>
+            </w:tcMar>
+          </w:tcPr>
+          <w:p>
+            <w:pPr>
+              <w:spacing w:after="0"/>
+            </w:pPr>
+            <w:r>
+              <w:rPr>
+                <w:sz w:val="18"/>
+              </w:rPr>
+            </w:r>
+            <w:r>
+              <w:rPr>
+                <w:b w:val="0"/>
+                <w:sz w:val="18"/>
+              </w:rPr>
+              <w:t>/api/events/:id</w:t>
+            </w:r>
+          </w:p>
+        </w:tc>
+        <w:tc>
+          <w:tcPr>
+            <w:tcW w:type="dxa" w:w="3120"/>
+            <w:vAlign w:val="center"/>
+            <w:tcMar>
+              <w:top w:w="100" w:type="dxa"/>
+              <w:start w:w="120" w:type="dxa"/>
+              <w:bottom w:w="100" w:type="dxa"/>
+              <w:end w:w="120" w:type="dxa"/>
+            </w:tcMar>
+          </w:tcPr>
+          <w:p>
+            <w:pPr>
+              <w:spacing w:after="0"/>
+            </w:pPr>
+            <w:r>
+              <w:rPr>
+                <w:sz w:val="18"/>
+              </w:rPr>
+            </w:r>
+            <w:r>
+              <w:rPr>
+                <w:b w:val="0"/>
+                <w:sz w:val="18"/>
+              </w:rPr>
+              <w:t>Get one published event</w:t>
+            </w:r>
+          </w:p>
+        </w:tc>
+      </w:tr>
+    </w:tbl>
+    <w:p/>
+    <w:p>
+      <w:pPr>
+        <w:spacing w:after="120"/>
+      </w:pPr>
+      <w:r>
+        <w:t>Protected admin endpoints:</w:t>
+      </w:r>
+    </w:p>
+    <w:tbl>
+      <w:tblPr>
+        <w:tblW w:type="auto" w:w="0"/>
+        <w:tblLayout w:type="autofit"/>
+        <w:tblLook w:firstColumn="1" w:firstRow="1" w:lastColumn="0" w:lastRow="0" w:noHBand="0" w:noVBand="1" w:val="04A0"/>
+        <w:jc w:val="left"/>
+        <w:tblBorders>
+          <w:top w:val="single" w:sz="6" w:space="0" w:color="B8C4D6"/>
+          <w:left w:val="single" w:sz="6" w:space="0" w:color="B8C4D6"/>
+          <w:bottom w:val="single" w:sz="6" w:space="0" w:color="B8C4D6"/>
+          <w:right w:val="single" w:sz="6" w:space="0" w:color="B8C4D6"/>
+          <w:insideH w:val="single" w:sz="6" w:space="0" w:color="B8C4D6"/>
+          <w:insideV w:val="single" w:sz="6" w:space="0" w:color="B8C4D6"/>
+        </w:tblBorders>
+      </w:tblPr>
+      <w:tblGrid>
+        <w:gridCol w:w="3120"/>
+        <w:gridCol w:w="3120"/>
+        <w:gridCol w:w="3120"/>
+      </w:tblGrid>
+      <w:tr>
+        <w:tc>
+          <w:tcPr>
+            <w:tcW w:type="dxa" w:w="3120"/>
+            <w:vAlign w:val="center"/>
+            <w:tcMar>
+              <w:top w:w="100" w:type="dxa"/>
+              <w:start w:w="120" w:type="dxa"/>
+              <w:bottom w:w="100" w:type="dxa"/>
+              <w:end w:w="120" w:type="dxa"/>
+            </w:tcMar>
+            <w:shd w:fill="E8EEF7"/>
+          </w:tcPr>
+          <w:p>
+            <w:pPr>
+              <w:spacing w:after="0"/>
+            </w:pPr>
+            <w:r>
+              <w:rPr>
+                <w:b/>
+                <w:sz w:val="18"/>
+              </w:rPr>
+            </w:r>
+            <w:r>
+              <w:rPr>
+                <w:b/>
+                <w:sz w:val="18"/>
+              </w:rPr>
+              <w:t>Method</w:t>
+            </w:r>
+          </w:p>
+        </w:tc>
+        <w:tc>
+          <w:tcPr>
+            <w:tcW w:type="dxa" w:w="3120"/>
+            <w:vAlign w:val="center"/>
+            <w:tcMar>
+              <w:top w:w="100" w:type="dxa"/>
+              <w:start w:w="120" w:type="dxa"/>
+              <w:bottom w:w="100" w:type="dxa"/>
+              <w:end w:w="120" w:type="dxa"/>
+            </w:tcMar>
+            <w:shd w:fill="E8EEF7"/>
+          </w:tcPr>
+          <w:p>
+            <w:pPr>
+              <w:spacing w:after="0"/>
+            </w:pPr>
+            <w:r>
+              <w:rPr>
+                <w:b/>
+                <w:sz w:val="18"/>
+              </w:rPr>
+            </w:r>
+            <w:r>
+              <w:rPr>
+                <w:b/>
+                <w:sz w:val="18"/>
+              </w:rPr>
+              <w:t>Endpoint</w:t>
+            </w:r>
+          </w:p>
+        </w:tc>
+        <w:tc>
+          <w:tcPr>
+            <w:tcW w:type="dxa" w:w="3120"/>
+            <w:vAlign w:val="center"/>
+            <w:tcMar>
+              <w:top w:w="100" w:type="dxa"/>
+              <w:start w:w="120" w:type="dxa"/>
+              <w:bottom w:w="100" w:type="dxa"/>
+              <w:end w:w="120" w:type="dxa"/>
+            </w:tcMar>
+            <w:shd w:fill="E8EEF7"/>
+          </w:tcPr>
+          <w:p>
+            <w:pPr>
+              <w:spacing w:after="0"/>
+            </w:pPr>
+            <w:r>
+              <w:rPr>
+                <w:b/>
+                <w:sz w:val="18"/>
+              </w:rPr>
+            </w:r>
+            <w:r>
+              <w:rPr>
+                <w:b/>
+                <w:sz w:val="18"/>
+              </w:rPr>
+              <w:t>Description</w:t>
+            </w:r>
+          </w:p>
+        </w:tc>
+      </w:tr>
+      <w:tr>
+        <w:tc>
+          <w:tcPr>
+            <w:tcW w:type="dxa" w:w="3120"/>
+            <w:vAlign w:val="center"/>
+            <w:tcMar>
+              <w:top w:w="100" w:type="dxa"/>
+              <w:start w:w="120" w:type="dxa"/>
+              <w:bottom w:w="100" w:type="dxa"/>
+              <w:end w:w="120" w:type="dxa"/>
+            </w:tcMar>
+          </w:tcPr>
+          <w:p>
+            <w:pPr>
+              <w:spacing w:after="0"/>
+            </w:pPr>
+            <w:r>
+              <w:rPr>
+                <w:sz w:val="18"/>
+              </w:rPr>
+            </w:r>
+            <w:r>
+              <w:rPr>
+                <w:b w:val="0"/>
+                <w:sz w:val="18"/>
+              </w:rPr>
+              <w:t>POST</w:t>
+            </w:r>
+          </w:p>
+        </w:tc>
+        <w:tc>
+          <w:tcPr>
+            <w:tcW w:type="dxa" w:w="3120"/>
+            <w:vAlign w:val="center"/>
+            <w:tcMar>
+              <w:top w:w="100" w:type="dxa"/>
+              <w:start w:w="120" w:type="dxa"/>
+              <w:bottom w:w="100" w:type="dxa"/>
+              <w:end w:w="120" w:type="dxa"/>
+            </w:tcMar>
+          </w:tcPr>
+          <w:p>
+            <w:pPr>
+              <w:spacing w:after="0"/>
+            </w:pPr>
+            <w:r>
+              <w:rPr>
+                <w:sz w:val="18"/>
+              </w:rPr>
+            </w:r>
+            <w:r>
+              <w:rPr>
+                <w:b w:val="0"/>
+                <w:sz w:val="18"/>
+              </w:rPr>
+              <w:t>/api/admin/auth/login</w:t>
+            </w:r>
+          </w:p>
+        </w:tc>
+        <w:tc>
+          <w:tcPr>
+            <w:tcW w:type="dxa" w:w="3120"/>
+            <w:vAlign w:val="center"/>
+            <w:tcMar>
+              <w:top w:w="100" w:type="dxa"/>
+              <w:start w:w="120" w:type="dxa"/>
+              <w:bottom w:w="100" w:type="dxa"/>
+              <w:end w:w="120" w:type="dxa"/>
+            </w:tcMar>
+          </w:tcPr>
+          <w:p>
+            <w:pPr>
+              <w:spacing w:after="0"/>
+            </w:pPr>
+            <w:r>
+              <w:rPr>
+                <w:sz w:val="18"/>
+              </w:rPr>
+            </w:r>
+            <w:r>
+              <w:rPr>
+                <w:b w:val="0"/>
+                <w:sz w:val="18"/>
+              </w:rPr>
+              <w:t>Admin login</w:t>
+            </w:r>
+          </w:p>
+        </w:tc>
+      </w:tr>
+      <w:tr>
+        <w:tc>
+          <w:tcPr>
+            <w:tcW w:type="dxa" w:w="3120"/>
+            <w:vAlign w:val="center"/>
+            <w:tcMar>
+              <w:top w:w="100" w:type="dxa"/>
+              <w:start w:w="120" w:type="dxa"/>
+              <w:bottom w:w="100" w:type="dxa"/>
+              <w:end w:w="120" w:type="dxa"/>
+            </w:tcMar>
+          </w:tcPr>
+          <w:p>
+            <w:pPr>
+              <w:spacing w:after="0"/>
+            </w:pPr>
+            <w:r>
+              <w:rPr>
+                <w:sz w:val="18"/>
+              </w:rPr>
+            </w:r>
+            <w:r>
+              <w:rPr>
+                <w:b w:val="0"/>
+                <w:sz w:val="18"/>
+              </w:rPr>
+              <w:t>POST</w:t>
+            </w:r>
+          </w:p>
+        </w:tc>
+        <w:tc>
+          <w:tcPr>
+            <w:tcW w:type="dxa" w:w="3120"/>
+            <w:vAlign w:val="center"/>
+            <w:tcMar>
+              <w:top w:w="100" w:type="dxa"/>
+              <w:start w:w="120" w:type="dxa"/>
+              <w:bottom w:w="100" w:type="dxa"/>
+              <w:end w:w="120" w:type="dxa"/>
+            </w:tcMar>
+          </w:tcPr>
+          <w:p>
+            <w:pPr>
+              <w:spacing w:after="0"/>
+            </w:pPr>
+            <w:r>
+              <w:rPr>
+                <w:sz w:val="18"/>
+              </w:rPr>
+            </w:r>
+            <w:r>
+              <w:rPr>
+                <w:b w:val="0"/>
+                <w:sz w:val="18"/>
+              </w:rPr>
+              <w:t>/api/admin/auth/refresh</w:t>
+            </w:r>
+          </w:p>
+        </w:tc>
+        <w:tc>
+          <w:tcPr>
+            <w:tcW w:type="dxa" w:w="3120"/>
+            <w:vAlign w:val="center"/>
+            <w:tcMar>
+              <w:top w:w="100" w:type="dxa"/>
+              <w:start w:w="120" w:type="dxa"/>
+              <w:bottom w:w="100" w:type="dxa"/>
+              <w:end w:w="120" w:type="dxa"/>
+            </w:tcMar>
+          </w:tcPr>
+          <w:p>
+            <w:pPr>
+              <w:spacing w:after="0"/>
+            </w:pPr>
+            <w:r>
+              <w:rPr>
+                <w:sz w:val="18"/>
+              </w:rPr>
+            </w:r>
+            <w:r>
+              <w:rPr>
+                <w:b w:val="0"/>
+                <w:sz w:val="18"/>
+              </w:rPr>
+              <w:t>Refresh session</w:t>
+            </w:r>
+          </w:p>
+        </w:tc>
+      </w:tr>
+      <w:tr>
+        <w:tc>
+          <w:tcPr>
+            <w:tcW w:type="dxa" w:w="3120"/>
+            <w:vAlign w:val="center"/>
+            <w:tcMar>
+              <w:top w:w="100" w:type="dxa"/>
+              <w:start w:w="120" w:type="dxa"/>
+              <w:bottom w:w="100" w:type="dxa"/>
+              <w:end w:w="120" w:type="dxa"/>
+            </w:tcMar>
+          </w:tcPr>
+          <w:p>
+            <w:pPr>
+              <w:spacing w:after="0"/>
+            </w:pPr>
+            <w:r>
+              <w:rPr>
+                <w:sz w:val="18"/>
+              </w:rPr>
+            </w:r>
+            <w:r>
+              <w:rPr>
+                <w:b w:val="0"/>
+                <w:sz w:val="18"/>
+              </w:rPr>
+              <w:t>POST</w:t>
+            </w:r>
+          </w:p>
+        </w:tc>
+        <w:tc>
+          <w:tcPr>
+            <w:tcW w:type="dxa" w:w="3120"/>
+            <w:vAlign w:val="center"/>
+            <w:tcMar>
+              <w:top w:w="100" w:type="dxa"/>
+              <w:start w:w="120" w:type="dxa"/>
+              <w:bottom w:w="100" w:type="dxa"/>
+              <w:end w:w="120" w:type="dxa"/>
+            </w:tcMar>
+          </w:tcPr>
+          <w:p>
+            <w:pPr>
+              <w:spacing w:after="0"/>
+            </w:pPr>
+            <w:r>
+              <w:rPr>
+                <w:sz w:val="18"/>
+              </w:rPr>
+            </w:r>
+            <w:r>
+              <w:rPr>
+                <w:b w:val="0"/>
+                <w:sz w:val="18"/>
+              </w:rPr>
+              <w:t>/api/admin/auth/logout</w:t>
+            </w:r>
+          </w:p>
+        </w:tc>
+        <w:tc>
+          <w:tcPr>
+            <w:tcW w:type="dxa" w:w="3120"/>
+            <w:vAlign w:val="center"/>
+            <w:tcMar>
+              <w:top w:w="100" w:type="dxa"/>
+              <w:start w:w="120" w:type="dxa"/>
+              <w:bottom w:w="100" w:type="dxa"/>
+              <w:end w:w="120" w:type="dxa"/>
+            </w:tcMar>
+          </w:tcPr>
+          <w:p>
+            <w:pPr>
+              <w:spacing w:after="0"/>
+            </w:pPr>
+            <w:r>
+              <w:rPr>
+                <w:sz w:val="18"/>
+              </w:rPr>
+            </w:r>
+            <w:r>
+              <w:rPr>
+                <w:b w:val="0"/>
+                <w:sz w:val="18"/>
+              </w:rPr>
+              <w:t>Logout</w:t>
+            </w:r>
+          </w:p>
+        </w:tc>
+      </w:tr>
+      <w:tr>
+        <w:tc>
+          <w:tcPr>
+            <w:tcW w:type="dxa" w:w="3120"/>
+            <w:vAlign w:val="center"/>
+            <w:tcMar>
+              <w:top w:w="100" w:type="dxa"/>
+              <w:start w:w="120" w:type="dxa"/>
+              <w:bottom w:w="100" w:type="dxa"/>
+              <w:end w:w="120" w:type="dxa"/>
+            </w:tcMar>
+          </w:tcPr>
+          <w:p>
+            <w:pPr>
+              <w:spacing w:after="0"/>
+            </w:pPr>
+            <w:r>
+              <w:rPr>
+                <w:sz w:val="18"/>
+              </w:rPr>
+            </w:r>
+            <w:r>
+              <w:rPr>
+                <w:b w:val="0"/>
+                <w:sz w:val="18"/>
+              </w:rPr>
+              <w:t>GET</w:t>
+            </w:r>
+          </w:p>
+        </w:tc>
+        <w:tc>
+          <w:tcPr>
+            <w:tcW w:type="dxa" w:w="3120"/>
+            <w:vAlign w:val="center"/>
+            <w:tcMar>
+              <w:top w:w="100" w:type="dxa"/>
+              <w:start w:w="120" w:type="dxa"/>
+              <w:bottom w:w="100" w:type="dxa"/>
+              <w:end w:w="120" w:type="dxa"/>
+            </w:tcMar>
+          </w:tcPr>
+          <w:p>
+            <w:pPr>
+              <w:spacing w:after="0"/>
+            </w:pPr>
+            <w:r>
+              <w:rPr>
+                <w:sz w:val="18"/>
+              </w:rPr>
+            </w:r>
+            <w:r>
+              <w:rPr>
+                <w:b w:val="0"/>
+                <w:sz w:val="18"/>
+              </w:rPr>
+              <w:t>/api/admin/events</w:t>
+            </w:r>
+          </w:p>
+        </w:tc>
+        <w:tc>
+          <w:tcPr>
+            <w:tcW w:type="dxa" w:w="3120"/>
+            <w:vAlign w:val="center"/>
+            <w:tcMar>
+              <w:top w:w="100" w:type="dxa"/>
+              <w:start w:w="120" w:type="dxa"/>
+              <w:bottom w:w="100" w:type="dxa"/>
+              <w:end w:w="120" w:type="dxa"/>
+            </w:tcMar>
+          </w:tcPr>
+          <w:p>
+            <w:pPr>
+              <w:spacing w:after="0"/>
+            </w:pPr>
+            <w:r>
+              <w:rPr>
+                <w:sz w:val="18"/>
+              </w:rPr>
+            </w:r>
+            <w:r>
+              <w:rPr>
+                <w:b w:val="0"/>
+                <w:sz w:val="18"/>
+              </w:rPr>
+              <w:t>List all events</w:t>
+            </w:r>
+          </w:p>
+        </w:tc>
+      </w:tr>
+      <w:tr>
+        <w:tc>
+          <w:tcPr>
+            <w:tcW w:type="dxa" w:w="3120"/>
+            <w:vAlign w:val="center"/>
+            <w:tcMar>
+              <w:top w:w="100" w:type="dxa"/>
+              <w:start w:w="120" w:type="dxa"/>
+              <w:bottom w:w="100" w:type="dxa"/>
+              <w:end w:w="120" w:type="dxa"/>
+            </w:tcMar>
+          </w:tcPr>
+          <w:p>
+            <w:pPr>
+              <w:spacing w:after="0"/>
+            </w:pPr>
+            <w:r>
+              <w:rPr>
+                <w:sz w:val="18"/>
+              </w:rPr>
+            </w:r>
+            <w:r>
+              <w:rPr>
+                <w:b w:val="0"/>
+                <w:sz w:val="18"/>
+              </w:rPr>
+              <w:t>GET</w:t>
+            </w:r>
+          </w:p>
+        </w:tc>
+        <w:tc>
+          <w:tcPr>
+            <w:tcW w:type="dxa" w:w="3120"/>
+            <w:vAlign w:val="center"/>
+            <w:tcMar>
+              <w:top w:w="100" w:type="dxa"/>
+              <w:start w:w="120" w:type="dxa"/>
+              <w:bottom w:w="100" w:type="dxa"/>
+              <w:end w:w="120" w:type="dxa"/>
+            </w:tcMar>
+          </w:tcPr>
+          <w:p>
+            <w:pPr>
+              <w:spacing w:after="0"/>
+            </w:pPr>
+            <w:r>
+              <w:rPr>
+                <w:sz w:val="18"/>
+              </w:rPr>
+            </w:r>
+            <w:r>
+              <w:rPr>
+                <w:b w:val="0"/>
+                <w:sz w:val="18"/>
+              </w:rPr>
+              <w:t>/api/admin/events/:id</w:t>
+            </w:r>
+          </w:p>
+        </w:tc>
+        <w:tc>
+          <w:tcPr>
+            <w:tcW w:type="dxa" w:w="3120"/>
+            <w:vAlign w:val="center"/>
+            <w:tcMar>
+              <w:top w:w="100" w:type="dxa"/>
+              <w:start w:w="120" w:type="dxa"/>
+              <w:bottom w:w="100" w:type="dxa"/>
+              <w:end w:w="120" w:type="dxa"/>
+            </w:tcMar>
+          </w:tcPr>
+          <w:p>
+            <w:pPr>
+              <w:spacing w:after="0"/>
+            </w:pPr>
+            <w:r>
+              <w:rPr>
+                <w:sz w:val="18"/>
+              </w:rPr>
+            </w:r>
+            <w:r>
+              <w:rPr>
+                <w:b w:val="0"/>
+                <w:sz w:val="18"/>
+              </w:rPr>
+              <w:t>Get one event</w:t>
+            </w:r>
+          </w:p>
+        </w:tc>
+      </w:tr>
+      <w:tr>
+        <w:tc>
+          <w:tcPr>
+            <w:tcW w:type="dxa" w:w="3120"/>
+            <w:vAlign w:val="center"/>
+            <w:tcMar>
+              <w:top w:w="100" w:type="dxa"/>
+              <w:start w:w="120" w:type="dxa"/>
+              <w:bottom w:w="100" w:type="dxa"/>
+              <w:end w:w="120" w:type="dxa"/>
+            </w:tcMar>
+          </w:tcPr>
+          <w:p>
+            <w:pPr>
+              <w:spacing w:after="0"/>
+            </w:pPr>
+            <w:r>
+              <w:rPr>
+                <w:sz w:val="18"/>
+              </w:rPr>
+            </w:r>
+            <w:r>
+              <w:rPr>
+                <w:b w:val="0"/>
+                <w:sz w:val="18"/>
+              </w:rPr>
+              <w:t>POST</w:t>
+            </w:r>
+          </w:p>
+        </w:tc>
+        <w:tc>
+          <w:tcPr>
+            <w:tcW w:type="dxa" w:w="3120"/>
+            <w:vAlign w:val="center"/>
+            <w:tcMar>
+              <w:top w:w="100" w:type="dxa"/>
+              <w:start w:w="120" w:type="dxa"/>
+              <w:bottom w:w="100" w:type="dxa"/>
+              <w:end w:w="120" w:type="dxa"/>
+            </w:tcMar>
+          </w:tcPr>
+          <w:p>
+            <w:pPr>
+              <w:spacing w:after="0"/>
+            </w:pPr>
+            <w:r>
+              <w:rPr>
+                <w:sz w:val="18"/>
+              </w:rPr>
+            </w:r>
+            <w:r>
+              <w:rPr>
+                <w:b w:val="0"/>
+                <w:sz w:val="18"/>
+              </w:rPr>
+              <w:t>/api/admin/events</w:t>
+            </w:r>
+          </w:p>
+        </w:tc>
+        <w:tc>
+          <w:tcPr>
+            <w:tcW w:type="dxa" w:w="3120"/>
+            <w:vAlign w:val="center"/>
+            <w:tcMar>
+              <w:top w:w="100" w:type="dxa"/>
+              <w:start w:w="120" w:type="dxa"/>
+              <w:bottom w:w="100" w:type="dxa"/>
+              <w:end w:w="120" w:type="dxa"/>
+            </w:tcMar>
+          </w:tcPr>
+          <w:p>
+            <w:pPr>
+              <w:spacing w:after="0"/>
+            </w:pPr>
+            <w:r>
+              <w:rPr>
+                <w:sz w:val="18"/>
+              </w:rPr>
+            </w:r>
+            <w:r>
+              <w:rPr>
+                <w:b w:val="0"/>
+                <w:sz w:val="18"/>
+              </w:rPr>
+              <w:t>Create event</w:t>
+            </w:r>
+          </w:p>
+        </w:tc>
+      </w:tr>
+      <w:tr>
+        <w:tc>
+          <w:tcPr>
+            <w:tcW w:type="dxa" w:w="3120"/>
+            <w:vAlign w:val="center"/>
+            <w:tcMar>
+              <w:top w:w="100" w:type="dxa"/>
+              <w:start w:w="120" w:type="dxa"/>
+              <w:bottom w:w="100" w:type="dxa"/>
+              <w:end w:w="120" w:type="dxa"/>
+            </w:tcMar>
+          </w:tcPr>
+          <w:p>
+            <w:pPr>
+              <w:spacing w:after="0"/>
+            </w:pPr>
+            <w:r>
+              <w:rPr>
+                <w:sz w:val="18"/>
+              </w:rPr>
+            </w:r>
+            <w:r>
+              <w:rPr>
+                <w:b w:val="0"/>
+                <w:sz w:val="18"/>
+              </w:rPr>
+              <w:t>PUT</w:t>
+            </w:r>
+          </w:p>
+        </w:tc>
+        <w:tc>
+          <w:tcPr>
+            <w:tcW w:type="dxa" w:w="3120"/>
+            <w:vAlign w:val="center"/>
+            <w:tcMar>
+              <w:top w:w="100" w:type="dxa"/>
+              <w:start w:w="120" w:type="dxa"/>
+              <w:bottom w:w="100" w:type="dxa"/>
+              <w:end w:w="120" w:type="dxa"/>
+            </w:tcMar>
+          </w:tcPr>
+          <w:p>
+            <w:pPr>
+              <w:spacing w:after="0"/>
+            </w:pPr>
+            <w:r>
+              <w:rPr>
+                <w:sz w:val="18"/>
+              </w:rPr>
+            </w:r>
+            <w:r>
+              <w:rPr>
+                <w:b w:val="0"/>
+                <w:sz w:val="18"/>
+              </w:rPr>
+              <w:t>/api/admin/events/:id</w:t>
+            </w:r>
+          </w:p>
+        </w:tc>
+        <w:tc>
+          <w:tcPr>
+            <w:tcW w:type="dxa" w:w="3120"/>
+            <w:vAlign w:val="center"/>
+            <w:tcMar>
+              <w:top w:w="100" w:type="dxa"/>
+              <w:start w:w="120" w:type="dxa"/>
+              <w:bottom w:w="100" w:type="dxa"/>
+              <w:end w:w="120" w:type="dxa"/>
+            </w:tcMar>
+          </w:tcPr>
+          <w:p>
+            <w:pPr>
+              <w:spacing w:after="0"/>
+            </w:pPr>
+            <w:r>
+              <w:rPr>
+                <w:sz w:val="18"/>
+              </w:rPr>
+            </w:r>
+            <w:r>
+              <w:rPr>
+                <w:b w:val="0"/>
+                <w:sz w:val="18"/>
+              </w:rPr>
+              <w:t>Full update</w:t>
+            </w:r>
+          </w:p>
+        </w:tc>
+      </w:tr>
+      <w:tr>
+        <w:tc>
+          <w:tcPr>
+            <w:tcW w:type="dxa" w:w="3120"/>
+            <w:vAlign w:val="center"/>
+            <w:tcMar>
+              <w:top w:w="100" w:type="dxa"/>
+              <w:start w:w="120" w:type="dxa"/>
+              <w:bottom w:w="100" w:type="dxa"/>
+              <w:end w:w="120" w:type="dxa"/>
+            </w:tcMar>
+          </w:tcPr>
+          <w:p>
+            <w:pPr>
+              <w:spacing w:after="0"/>
+            </w:pPr>
+            <w:r>
+              <w:rPr>
+                <w:sz w:val="18"/>
+              </w:rPr>
+            </w:r>
+            <w:r>
+              <w:rPr>
+                <w:b w:val="0"/>
+                <w:sz w:val="18"/>
+              </w:rPr>
+              <w:t>PATCH</w:t>
+            </w:r>
+          </w:p>
+        </w:tc>
+        <w:tc>
+          <w:tcPr>
+            <w:tcW w:type="dxa" w:w="3120"/>
+            <w:vAlign w:val="center"/>
+            <w:tcMar>
+              <w:top w:w="100" w:type="dxa"/>
+              <w:start w:w="120" w:type="dxa"/>
+              <w:bottom w:w="100" w:type="dxa"/>
+              <w:end w:w="120" w:type="dxa"/>
+            </w:tcMar>
+          </w:tcPr>
+          <w:p>
+            <w:pPr>
+              <w:spacing w:after="0"/>
+            </w:pPr>
+            <w:r>
+              <w:rPr>
+                <w:sz w:val="18"/>
+              </w:rPr>
+            </w:r>
+            <w:r>
+              <w:rPr>
+                <w:b w:val="0"/>
+                <w:sz w:val="18"/>
+              </w:rPr>
+              <w:t>/api/admin/events/:id</w:t>
+            </w:r>
+          </w:p>
+        </w:tc>
+        <w:tc>
+          <w:tcPr>
+            <w:tcW w:type="dxa" w:w="3120"/>
+            <w:vAlign w:val="center"/>
+            <w:tcMar>
+              <w:top w:w="100" w:type="dxa"/>
+              <w:start w:w="120" w:type="dxa"/>
+              <w:bottom w:w="100" w:type="dxa"/>
+              <w:end w:w="120" w:type="dxa"/>
+            </w:tcMar>
+          </w:tcPr>
+          <w:p>
+            <w:pPr>
+              <w:spacing w:after="0"/>
+            </w:pPr>
+            <w:r>
+              <w:rPr>
+                <w:sz w:val="18"/>
+              </w:rPr>
+            </w:r>
+            <w:r>
+              <w:rPr>
+                <w:b w:val="0"/>
+                <w:sz w:val="18"/>
+              </w:rPr>
+              <w:t>Partial update</w:t>
+            </w:r>
+          </w:p>
+        </w:tc>
+      </w:tr>
+      <w:tr>
+        <w:tc>
+          <w:tcPr>
+            <w:tcW w:type="dxa" w:w="3120"/>
+            <w:vAlign w:val="center"/>
+            <w:tcMar>
+              <w:top w:w="100" w:type="dxa"/>
+              <w:start w:w="120" w:type="dxa"/>
+              <w:bottom w:w="100" w:type="dxa"/>
+              <w:end w:w="120" w:type="dxa"/>
+            </w:tcMar>
+          </w:tcPr>
+          <w:p>
+            <w:pPr>
+              <w:spacing w:after="0"/>
+            </w:pPr>
+            <w:r>
+              <w:rPr>
+                <w:sz w:val="18"/>
+              </w:rPr>
+            </w:r>
+            <w:r>
+              <w:rPr>
+                <w:b w:val="0"/>
+                <w:sz w:val="18"/>
+              </w:rPr>
+              <w:t>DELETE</w:t>
+            </w:r>
+          </w:p>
+        </w:tc>
+        <w:tc>
+          <w:tcPr>
+            <w:tcW w:type="dxa" w:w="3120"/>
+            <w:vAlign w:val="center"/>
+            <w:tcMar>
+              <w:top w:w="100" w:type="dxa"/>
+              <w:start w:w="120" w:type="dxa"/>
+              <w:bottom w:w="100" w:type="dxa"/>
+              <w:end w:w="120" w:type="dxa"/>
+            </w:tcMar>
+          </w:tcPr>
+          <w:p>
+            <w:pPr>
+              <w:spacing w:after="0"/>
+            </w:pPr>
+            <w:r>
+              <w:rPr>
+                <w:sz w:val="18"/>
+              </w:rPr>
+            </w:r>
+            <w:r>
+              <w:rPr>
+                <w:b w:val="0"/>
+                <w:sz w:val="18"/>
+              </w:rPr>
+              <w:t>/api/admin/events/:id</w:t>
+            </w:r>
+          </w:p>
+        </w:tc>
+        <w:tc>
+          <w:tcPr>
+            <w:tcW w:type="dxa" w:w="3120"/>
+            <w:vAlign w:val="center"/>
+            <w:tcMar>
+              <w:top w:w="100" w:type="dxa"/>
+              <w:start w:w="120" w:type="dxa"/>
+              <w:bottom w:w="100" w:type="dxa"/>
+              <w:end w:w="120" w:type="dxa"/>
+            </w:tcMar>
+          </w:tcPr>
+          <w:p>
+            <w:pPr>
+              <w:spacing w:after="0"/>
+            </w:pPr>
+            <w:r>
+              <w:rPr>
+                <w:sz w:val="18"/>
+              </w:rPr>
+            </w:r>
+            <w:r>
+              <w:rPr>
+                <w:b w:val="0"/>
+                <w:sz w:val="18"/>
+              </w:rPr>
+              <w:t>Soft delete event</w:t>
+            </w:r>
+          </w:p>
+        </w:tc>
+      </w:tr>
+    </w:tbl>
+    <w:p/>
+    <w:p>
+      <w:pPr>
+        <w:pStyle w:val="Heading3"/>
+      </w:pPr>
+      <w:r>
+        <w:t>6.1.5 Security Requirements</w:t>
+      </w:r>
+    </w:p>
+    <w:p>
+      <w:pPr>
+        <w:spacing w:after="120"/>
+      </w:pPr>
+      <w:r>
+        <w:t>The backend shall implement:</w:t>
+      </w:r>
+    </w:p>
+    <w:p>
+      <w:pPr>
+        <w:pStyle w:val="ListParagraph"/>
+        <w:numPr>
+          <w:ilvl w:val="0"/>
+          <w:numId w:val="2"/>
+        </w:numPr>
+        <w:spacing w:after="40"/>
+      </w:pPr>
+      <w:r>
+        <w:t>Secure password hashing.</w:t>
+      </w:r>
+    </w:p>
+    <w:p>
+      <w:pPr>
+        <w:pStyle w:val="ListParagraph"/>
+        <w:numPr>
+          <w:ilvl w:val="0"/>
+          <w:numId w:val="2"/>
+        </w:numPr>
+        <w:spacing w:after="40"/>
+      </w:pPr>
+      <w:r>
+        <w:t>JWT-based authentication.</w:t>
+      </w:r>
+    </w:p>
+    <w:p>
+      <w:pPr>
+        <w:pStyle w:val="ListParagraph"/>
+        <w:numPr>
+          <w:ilvl w:val="0"/>
+          <w:numId w:val="2"/>
+        </w:numPr>
+        <w:spacing w:after="40"/>
+      </w:pPr>
+      <w:r>
+        <w:t>Refresh-token rotation or secure session invalidation.</w:t>
+      </w:r>
+    </w:p>
+    <w:p>
+      <w:pPr>
+        <w:pStyle w:val="ListParagraph"/>
+        <w:numPr>
+          <w:ilvl w:val="0"/>
+          <w:numId w:val="2"/>
+        </w:numPr>
+        <w:spacing w:after="40"/>
+      </w:pPr>
+      <w:r>
+        <w:t>HTTP-only secure cookies where appropriate.</w:t>
+      </w:r>
+    </w:p>
+    <w:p>
+      <w:pPr>
+        <w:pStyle w:val="ListParagraph"/>
+        <w:numPr>
+          <w:ilvl w:val="0"/>
+          <w:numId w:val="2"/>
+        </w:numPr>
+        <w:spacing w:after="40"/>
+      </w:pPr>
+      <w:r>
+        <w:t>Rate limiting on login endpoints.</w:t>
+      </w:r>
+    </w:p>
+    <w:p>
+      <w:pPr>
+        <w:pStyle w:val="ListParagraph"/>
+        <w:numPr>
+          <w:ilvl w:val="0"/>
+          <w:numId w:val="2"/>
+        </w:numPr>
+        <w:spacing w:after="40"/>
+      </w:pPr>
+      <w:r>
+        <w:t>CORS restricted to approved frontend domains.</w:t>
+      </w:r>
+    </w:p>
+    <w:p>
+      <w:pPr>
+        <w:pStyle w:val="ListParagraph"/>
+        <w:numPr>
+          <w:ilvl w:val="0"/>
+          <w:numId w:val="2"/>
+        </w:numPr>
+        <w:spacing w:after="40"/>
+      </w:pPr>
+      <w:r>
+        <w:t>Input validation for all request bodies and query parameters.</w:t>
+      </w:r>
+    </w:p>
+    <w:p>
+      <w:pPr>
+        <w:pStyle w:val="ListParagraph"/>
+        <w:numPr>
+          <w:ilvl w:val="0"/>
+          <w:numId w:val="2"/>
+        </w:numPr>
+        <w:spacing w:after="40"/>
+      </w:pPr>
+      <w:r>
+        <w:t>SQL injection protection through parameterized queries or a safe query builder.</w:t>
+      </w:r>
+    </w:p>
+    <w:p>
+      <w:pPr>
+        <w:pStyle w:val="ListParagraph"/>
+        <w:numPr>
+          <w:ilvl w:val="0"/>
+          <w:numId w:val="2"/>
+        </w:numPr>
+        <w:spacing w:after="40"/>
+      </w:pPr>
+      <w:r>
+        <w:t>Centralized error handling without exposing internal stack traces.</w:t>
+      </w:r>
+    </w:p>
+    <w:p>
+      <w:pPr>
+        <w:pStyle w:val="ListParagraph"/>
+        <w:numPr>
+          <w:ilvl w:val="0"/>
+          <w:numId w:val="2"/>
+        </w:numPr>
+        <w:spacing w:after="40"/>
+      </w:pPr>
+      <w:r>
+        <w:t>Audit timestamps for created and updated records.</w:t>
+      </w:r>
+    </w:p>
+    <w:p>
+      <w:pPr>
+        <w:pStyle w:val="ListParagraph"/>
+        <w:numPr>
+          <w:ilvl w:val="0"/>
+          <w:numId w:val="2"/>
+        </w:numPr>
+        <w:spacing w:after="40"/>
+      </w:pPr>
+      <w:r>
+        <w:t>Soft deletes for event records.</w:t>
+      </w:r>
+    </w:p>
+    <w:p>
+      <w:pPr>
+        <w:pStyle w:val="ListParagraph"/>
+        <w:numPr>
+          <w:ilvl w:val="0"/>
+          <w:numId w:val="2"/>
+        </w:numPr>
+        <w:spacing w:after="40"/>
+      </w:pPr>
+      <w:r>
+        <w:t>Production-safe environment variable handling.</w:t>
+      </w:r>
+    </w:p>
+    <w:p>
+      <w:pPr>
+        <w:pStyle w:val="ListParagraph"/>
+        <w:numPr>
+          <w:ilvl w:val="0"/>
+          <w:numId w:val="2"/>
+        </w:numPr>
+        <w:spacing w:after="40"/>
+      </w:pPr>
+      <w:r>
+        <w:t>No hardcoded credentials.</w:t>
+      </w:r>
+    </w:p>
+    <w:p>
+      <w:pPr>
+        <w:pStyle w:val="ListParagraph"/>
+        <w:numPr>
+          <w:ilvl w:val="0"/>
+          <w:numId w:val="2"/>
+        </w:numPr>
+        <w:spacing w:after="40"/>
+      </w:pPr>
+      <w:r>
+        <w:t>Security headers at the reverse proxy or API layer.</w:t>
+      </w:r>
+    </w:p>
+    <w:p>
+      <w:pPr>
+        <w:pStyle w:val="ListParagraph"/>
+        <w:numPr>
+          <w:ilvl w:val="0"/>
+          <w:numId w:val="2"/>
+        </w:numPr>
+        <w:spacing w:after="40"/>
+      </w:pPr>
+      <w:r>
+        <w:t>Healthcheck endpoint for container monitoring.</w:t>
+      </w:r>
+    </w:p>
+    <w:p>
+      <w:pPr>
+        <w:pStyle w:val="Heading3"/>
+      </w:pPr>
+      <w:r>
+        <w:t>6.1.6 Architecture Requirements</w:t>
+      </w:r>
+    </w:p>
+    <w:p>
+      <w:pPr>
+        <w:spacing w:after="120"/>
+      </w:pPr>
+      <w:r>
+        <w:t>The backend shall follow SOLID principles and clean architecture boundaries.</w:t>
+      </w:r>
+    </w:p>
+    <w:p>
+      <w:pPr>
+        <w:spacing w:after="120"/>
+      </w:pPr>
+      <w:r>
+        <w:t>Recommended layers:</w:t>
+      </w:r>
+    </w:p>
+    <w:p>
+      <w:pPr>
+        <w:pStyle w:val="ListParagraph"/>
+        <w:numPr>
+          <w:ilvl w:val="0"/>
+          <w:numId w:val="2"/>
+        </w:numPr>
+        <w:spacing w:after="40"/>
+      </w:pPr>
+      <w:r>
+        <w:t>cmd/api</w:t>
+      </w:r>
+    </w:p>
+    <w:p>
+      <w:pPr>
+        <w:pStyle w:val="ListParagraph"/>
+        <w:numPr>
+          <w:ilvl w:val="0"/>
+          <w:numId w:val="2"/>
+        </w:numPr>
+        <w:spacing w:after="40"/>
+      </w:pPr>
+      <w:r>
+        <w:t>internal/config</w:t>
+      </w:r>
+    </w:p>
+    <w:p>
+      <w:pPr>
+        <w:pStyle w:val="ListParagraph"/>
+        <w:numPr>
+          <w:ilvl w:val="0"/>
+          <w:numId w:val="2"/>
+        </w:numPr>
+        <w:spacing w:after="40"/>
+      </w:pPr>
+      <w:r>
+        <w:t>internal/domain</w:t>
+      </w:r>
+    </w:p>
+    <w:p>
+      <w:pPr>
+        <w:pStyle w:val="ListParagraph"/>
+        <w:numPr>
+          <w:ilvl w:val="0"/>
+          <w:numId w:val="2"/>
+        </w:numPr>
+        <w:spacing w:after="40"/>
+      </w:pPr>
+      <w:r>
+        <w:t>internal/application</w:t>
+      </w:r>
+    </w:p>
+    <w:p>
+      <w:pPr>
+        <w:pStyle w:val="ListParagraph"/>
+        <w:numPr>
+          <w:ilvl w:val="0"/>
+          <w:numId w:val="2"/>
+        </w:numPr>
+        <w:spacing w:after="40"/>
+      </w:pPr>
+      <w:r>
+        <w:t>internal/repository</w:t>
+      </w:r>
+    </w:p>
+    <w:p>
+      <w:pPr>
+        <w:pStyle w:val="ListParagraph"/>
+        <w:numPr>
+          <w:ilvl w:val="0"/>
+          <w:numId w:val="2"/>
+        </w:numPr>
+        <w:spacing w:after="40"/>
+      </w:pPr>
+      <w:r>
+        <w:t>internal/transport/http</w:t>
+      </w:r>
+    </w:p>
+    <w:p>
+      <w:pPr>
+        <w:pStyle w:val="ListParagraph"/>
+        <w:numPr>
+          <w:ilvl w:val="0"/>
+          <w:numId w:val="2"/>
+        </w:numPr>
+        <w:spacing w:after="40"/>
+      </w:pPr>
+      <w:r>
+        <w:t>internal/middleware</w:t>
+      </w:r>
+    </w:p>
+    <w:p>
+      <w:pPr>
+        <w:pStyle w:val="ListParagraph"/>
+        <w:numPr>
+          <w:ilvl w:val="0"/>
+          <w:numId w:val="2"/>
+        </w:numPr>
+        <w:spacing w:after="40"/>
+      </w:pPr>
+      <w:r>
+        <w:t>internal/security</w:t>
+      </w:r>
+    </w:p>
+    <w:p>
+      <w:pPr>
+        <w:pStyle w:val="ListParagraph"/>
+        <w:numPr>
+          <w:ilvl w:val="0"/>
+          <w:numId w:val="2"/>
+        </w:numPr>
+        <w:spacing w:after="40"/>
+      </w:pPr>
+      <w:r>
+        <w:t>internal/database</w:t>
+      </w:r>
+    </w:p>
+    <w:p>
+      <w:pPr>
+        <w:pStyle w:val="ListParagraph"/>
+        <w:numPr>
+          <w:ilvl w:val="0"/>
+          <w:numId w:val="2"/>
+        </w:numPr>
+        <w:spacing w:after="40"/>
+      </w:pPr>
+      <w:r>
+        <w:t>internal/logger</w:t>
+      </w:r>
+    </w:p>
+    <w:p>
+      <w:pPr>
+        <w:pStyle w:val="ListParagraph"/>
+        <w:numPr>
+          <w:ilvl w:val="0"/>
+          <w:numId w:val="2"/>
+        </w:numPr>
+        <w:spacing w:after="40"/>
+      </w:pPr>
+      <w:r>
+        <w:t>migrations</w:t>
+      </w:r>
+    </w:p>
+    <w:p>
+      <w:pPr>
+        <w:pStyle w:val="ListParagraph"/>
+        <w:numPr>
+          <w:ilvl w:val="0"/>
+          <w:numId w:val="2"/>
+        </w:numPr>
+        <w:spacing w:after="40"/>
+      </w:pPr>
+      <w:r>
+        <w:t>deploy</w:t>
+      </w:r>
+    </w:p>
+    <w:p>
+      <w:pPr>
+        <w:pStyle w:val="ListParagraph"/>
+        <w:numPr>
+          <w:ilvl w:val="0"/>
+          <w:numId w:val="2"/>
+        </w:numPr>
+        <w:spacing w:after="40"/>
+      </w:pPr>
+      <w:r>
+        <w:t>docs</w:t>
+      </w:r>
+    </w:p>
+    <w:p>
+      <w:pPr>
+        <w:spacing w:after="120"/>
+      </w:pPr>
+      <w:r>
+        <w:t>The system shall use these design patterns where appropriate:</w:t>
+      </w:r>
+    </w:p>
+    <w:tbl>
+      <w:tblPr>
+        <w:tblW w:type="auto" w:w="0"/>
+        <w:tblLayout w:type="autofit"/>
+        <w:tblLook w:firstColumn="1" w:firstRow="1" w:lastColumn="0" w:lastRow="0" w:noHBand="0" w:noVBand="1" w:val="04A0"/>
+        <w:jc w:val="left"/>
+        <w:tblBorders>
+          <w:top w:val="single" w:sz="6" w:space="0" w:color="B8C4D6"/>
+          <w:left w:val="single" w:sz="6" w:space="0" w:color="B8C4D6"/>
+          <w:bottom w:val="single" w:sz="6" w:space="0" w:color="B8C4D6"/>
+          <w:right w:val="single" w:sz="6" w:space="0" w:color="B8C4D6"/>
+          <w:insideH w:val="single" w:sz="6" w:space="0" w:color="B8C4D6"/>
+          <w:insideV w:val="single" w:sz="6" w:space="0" w:color="B8C4D6"/>
+        </w:tblBorders>
+      </w:tblPr>
+      <w:tblGrid>
+        <w:gridCol w:w="4680"/>
+        <w:gridCol w:w="4680"/>
+      </w:tblGrid>
+      <w:tr>
+        <w:tc>
+          <w:tcPr>
+            <w:tcW w:type="dxa" w:w="4680"/>
+            <w:vAlign w:val="center"/>
+            <w:tcMar>
+              <w:top w:w="100" w:type="dxa"/>
+              <w:start w:w="120" w:type="dxa"/>
+              <w:bottom w:w="100" w:type="dxa"/>
+              <w:end w:w="120" w:type="dxa"/>
+            </w:tcMar>
+            <w:shd w:fill="E8EEF7"/>
+          </w:tcPr>
+          <w:p>
+            <w:pPr>
+              <w:spacing w:after="0"/>
+            </w:pPr>
+            <w:r>
+              <w:rPr>
+                <w:b/>
+                <w:sz w:val="18"/>
+              </w:rPr>
+            </w:r>
+            <w:r>
+              <w:rPr>
+                <w:b/>
+                <w:sz w:val="18"/>
+              </w:rPr>
+              <w:t>Pattern</w:t>
+            </w:r>
+          </w:p>
+        </w:tc>
+        <w:tc>
+          <w:tcPr>
+            <w:tcW w:type="dxa" w:w="4680"/>
+            <w:vAlign w:val="center"/>
+            <w:tcMar>
+              <w:top w:w="100" w:type="dxa"/>
+              <w:start w:w="120" w:type="dxa"/>
+              <w:bottom w:w="100" w:type="dxa"/>
+              <w:end w:w="120" w:type="dxa"/>
+            </w:tcMar>
+            <w:shd w:fill="E8EEF7"/>
+          </w:tcPr>
+          <w:p>
+            <w:pPr>
+              <w:spacing w:after="0"/>
+            </w:pPr>
+            <w:r>
+              <w:rPr>
+                <w:b/>
+                <w:sz w:val="18"/>
+              </w:rPr>
+            </w:r>
+            <w:r>
+              <w:rPr>
+                <w:b/>
+                <w:sz w:val="18"/>
+              </w:rPr>
+              <w:t>Usage</w:t>
+            </w:r>
+          </w:p>
+        </w:tc>
+      </w:tr>
+      <w:tr>
+        <w:tc>
+          <w:tcPr>
+            <w:tcW w:type="dxa" w:w="4680"/>
+            <w:vAlign w:val="center"/>
+            <w:tcMar>
+              <w:top w:w="100" w:type="dxa"/>
+              <w:start w:w="120" w:type="dxa"/>
+              <w:bottom w:w="100" w:type="dxa"/>
+              <w:end w:w="120" w:type="dxa"/>
+            </w:tcMar>
+          </w:tcPr>
+          <w:p>
+            <w:pPr>
+              <w:spacing w:after="0"/>
+            </w:pPr>
+            <w:r>
+              <w:rPr>
+                <w:sz w:val="18"/>
+              </w:rPr>
+            </w:r>
+            <w:r>
+              <w:rPr>
+                <w:b w:val="0"/>
+                <w:sz w:val="18"/>
+              </w:rPr>
+              <w:t>Repository Pattern</w:t>
+            </w:r>
+          </w:p>
+        </w:tc>
+        <w:tc>
+          <w:tcPr>
+            <w:tcW w:type="dxa" w:w="4680"/>
+            <w:vAlign w:val="center"/>
+            <w:tcMar>
+              <w:top w:w="100" w:type="dxa"/>
+              <w:start w:w="120" w:type="dxa"/>
+              <w:bottom w:w="100" w:type="dxa"/>
+              <w:end w:w="120" w:type="dxa"/>
+            </w:tcMar>
+          </w:tcPr>
+          <w:p>
+            <w:pPr>
+              <w:spacing w:after="0"/>
+            </w:pPr>
+            <w:r>
+              <w:rPr>
+                <w:sz w:val="18"/>
+              </w:rPr>
+            </w:r>
+            <w:r>
+              <w:rPr>
+                <w:b w:val="0"/>
+                <w:sz w:val="18"/>
+              </w:rPr>
+              <w:t>Isolate PostgreSQL persistence from business logic</w:t>
+            </w:r>
+          </w:p>
+        </w:tc>
+      </w:tr>
+      <w:tr>
+        <w:tc>
+          <w:tcPr>
+            <w:tcW w:type="dxa" w:w="4680"/>
+            <w:vAlign w:val="center"/>
+            <w:tcMar>
+              <w:top w:w="100" w:type="dxa"/>
+              <w:start w:w="120" w:type="dxa"/>
+              <w:bottom w:w="100" w:type="dxa"/>
+              <w:end w:w="120" w:type="dxa"/>
+            </w:tcMar>
+          </w:tcPr>
+          <w:p>
+            <w:pPr>
+              <w:spacing w:after="0"/>
+            </w:pPr>
+            <w:r>
+              <w:rPr>
+                <w:sz w:val="18"/>
+              </w:rPr>
+            </w:r>
+            <w:r>
+              <w:rPr>
+                <w:b w:val="0"/>
+                <w:sz w:val="18"/>
+              </w:rPr>
+              <w:t>Service Layer</w:t>
+            </w:r>
+          </w:p>
+        </w:tc>
+        <w:tc>
+          <w:tcPr>
+            <w:tcW w:type="dxa" w:w="4680"/>
+            <w:vAlign w:val="center"/>
+            <w:tcMar>
+              <w:top w:w="100" w:type="dxa"/>
+              <w:start w:w="120" w:type="dxa"/>
+              <w:bottom w:w="100" w:type="dxa"/>
+              <w:end w:w="120" w:type="dxa"/>
+            </w:tcMar>
+          </w:tcPr>
+          <w:p>
+            <w:pPr>
+              <w:spacing w:after="0"/>
+            </w:pPr>
+            <w:r>
+              <w:rPr>
+                <w:sz w:val="18"/>
+              </w:rPr>
+            </w:r>
+            <w:r>
+              <w:rPr>
+                <w:b w:val="0"/>
+                <w:sz w:val="18"/>
+              </w:rPr>
+              <w:t>Contain event and authentication use cases</w:t>
+            </w:r>
+          </w:p>
+        </w:tc>
+      </w:tr>
+      <w:tr>
+        <w:tc>
+          <w:tcPr>
+            <w:tcW w:type="dxa" w:w="4680"/>
+            <w:vAlign w:val="center"/>
+            <w:tcMar>
+              <w:top w:w="100" w:type="dxa"/>
+              <w:start w:w="120" w:type="dxa"/>
+              <w:bottom w:w="100" w:type="dxa"/>
+              <w:end w:w="120" w:type="dxa"/>
+            </w:tcMar>
+          </w:tcPr>
+          <w:p>
+            <w:pPr>
+              <w:spacing w:after="0"/>
+            </w:pPr>
+            <w:r>
+              <w:rPr>
+                <w:sz w:val="18"/>
+              </w:rPr>
+            </w:r>
+            <w:r>
+              <w:rPr>
+                <w:b w:val="0"/>
+                <w:sz w:val="18"/>
+              </w:rPr>
+              <w:t>Dependency Injection</w:t>
+            </w:r>
+          </w:p>
+        </w:tc>
+        <w:tc>
+          <w:tcPr>
+            <w:tcW w:type="dxa" w:w="4680"/>
+            <w:vAlign w:val="center"/>
+            <w:tcMar>
+              <w:top w:w="100" w:type="dxa"/>
+              <w:start w:w="120" w:type="dxa"/>
+              <w:bottom w:w="100" w:type="dxa"/>
+              <w:end w:w="120" w:type="dxa"/>
+            </w:tcMar>
+          </w:tcPr>
+          <w:p>
+            <w:pPr>
+              <w:spacing w:after="0"/>
+            </w:pPr>
+            <w:r>
+              <w:rPr>
+                <w:sz w:val="18"/>
+              </w:rPr>
+            </w:r>
+            <w:r>
+              <w:rPr>
+                <w:b w:val="0"/>
+                <w:sz w:val="18"/>
+              </w:rPr>
+              <w:t>Wire repositories, services, config, and handlers cleanly</w:t>
+            </w:r>
+          </w:p>
+        </w:tc>
+      </w:tr>
+      <w:tr>
+        <w:tc>
+          <w:tcPr>
+            <w:tcW w:type="dxa" w:w="4680"/>
+            <w:vAlign w:val="center"/>
+            <w:tcMar>
+              <w:top w:w="100" w:type="dxa"/>
+              <w:start w:w="120" w:type="dxa"/>
+              <w:bottom w:w="100" w:type="dxa"/>
+              <w:end w:w="120" w:type="dxa"/>
+            </w:tcMar>
+          </w:tcPr>
+          <w:p>
+            <w:pPr>
+              <w:spacing w:after="0"/>
+            </w:pPr>
+            <w:r>
+              <w:rPr>
+                <w:sz w:val="18"/>
+              </w:rPr>
+            </w:r>
+            <w:r>
+              <w:rPr>
+                <w:b w:val="0"/>
+                <w:sz w:val="18"/>
+              </w:rPr>
+              <w:t>DTO Pattern</w:t>
+            </w:r>
+          </w:p>
+        </w:tc>
+        <w:tc>
+          <w:tcPr>
+            <w:tcW w:type="dxa" w:w="4680"/>
+            <w:vAlign w:val="center"/>
+            <w:tcMar>
+              <w:top w:w="100" w:type="dxa"/>
+              <w:start w:w="120" w:type="dxa"/>
+              <w:bottom w:w="100" w:type="dxa"/>
+              <w:end w:w="120" w:type="dxa"/>
+            </w:tcMar>
+          </w:tcPr>
+          <w:p>
+            <w:pPr>
+              <w:spacing w:after="0"/>
+            </w:pPr>
+            <w:r>
+              <w:rPr>
+                <w:sz w:val="18"/>
+              </w:rPr>
+            </w:r>
+            <w:r>
+              <w:rPr>
+                <w:b w:val="0"/>
+                <w:sz w:val="18"/>
+              </w:rPr>
+              <w:t>Separate API request/response models from database models</w:t>
+            </w:r>
+          </w:p>
+        </w:tc>
+      </w:tr>
+      <w:tr>
+        <w:tc>
+          <w:tcPr>
+            <w:tcW w:type="dxa" w:w="4680"/>
+            <w:vAlign w:val="center"/>
+            <w:tcMar>
+              <w:top w:w="100" w:type="dxa"/>
+              <w:start w:w="120" w:type="dxa"/>
+              <w:bottom w:w="100" w:type="dxa"/>
+              <w:end w:w="120" w:type="dxa"/>
+            </w:tcMar>
+          </w:tcPr>
+          <w:p>
+            <w:pPr>
+              <w:spacing w:after="0"/>
+            </w:pPr>
+            <w:r>
+              <w:rPr>
+                <w:sz w:val="18"/>
+              </w:rPr>
+            </w:r>
+            <w:r>
+              <w:rPr>
+                <w:b w:val="0"/>
+                <w:sz w:val="18"/>
+              </w:rPr>
+              <w:t>Middleware Pattern</w:t>
+            </w:r>
+          </w:p>
+        </w:tc>
+        <w:tc>
+          <w:tcPr>
+            <w:tcW w:type="dxa" w:w="4680"/>
+            <w:vAlign w:val="center"/>
+            <w:tcMar>
+              <w:top w:w="100" w:type="dxa"/>
+              <w:start w:w="120" w:type="dxa"/>
+              <w:bottom w:w="100" w:type="dxa"/>
+              <w:end w:w="120" w:type="dxa"/>
+            </w:tcMar>
+          </w:tcPr>
+          <w:p>
+            <w:pPr>
+              <w:spacing w:after="0"/>
+            </w:pPr>
+            <w:r>
+              <w:rPr>
+                <w:sz w:val="18"/>
+              </w:rPr>
+            </w:r>
+            <w:r>
+              <w:rPr>
+                <w:b w:val="0"/>
+                <w:sz w:val="18"/>
+              </w:rPr>
+              <w:t>Authentication, logging, CORS, rate limiting, recovery</w:t>
+            </w:r>
+          </w:p>
+        </w:tc>
+      </w:tr>
+      <w:tr>
+        <w:tc>
+          <w:tcPr>
+            <w:tcW w:type="dxa" w:w="4680"/>
+            <w:vAlign w:val="center"/>
+            <w:tcMar>
+              <w:top w:w="100" w:type="dxa"/>
+              <w:start w:w="120" w:type="dxa"/>
+              <w:bottom w:w="100" w:type="dxa"/>
+              <w:end w:w="120" w:type="dxa"/>
+            </w:tcMar>
+          </w:tcPr>
+          <w:p>
+            <w:pPr>
+              <w:spacing w:after="0"/>
+            </w:pPr>
+            <w:r>
+              <w:rPr>
+                <w:sz w:val="18"/>
+              </w:rPr>
+            </w:r>
+            <w:r>
+              <w:rPr>
+                <w:b w:val="0"/>
+                <w:sz w:val="18"/>
+              </w:rPr>
+              <w:t>Factory Pattern</w:t>
+            </w:r>
+          </w:p>
+        </w:tc>
+        <w:tc>
+          <w:tcPr>
+            <w:tcW w:type="dxa" w:w="4680"/>
+            <w:vAlign w:val="center"/>
+            <w:tcMar>
+              <w:top w:w="100" w:type="dxa"/>
+              <w:start w:w="120" w:type="dxa"/>
+              <w:bottom w:w="100" w:type="dxa"/>
+              <w:end w:w="120" w:type="dxa"/>
+            </w:tcMar>
+          </w:tcPr>
+          <w:p>
+            <w:pPr>
+              <w:spacing w:after="0"/>
+            </w:pPr>
+            <w:r>
+              <w:rPr>
+                <w:sz w:val="18"/>
+              </w:rPr>
+            </w:r>
+            <w:r>
+              <w:rPr>
+                <w:b w:val="0"/>
+                <w:sz w:val="18"/>
+              </w:rPr>
+              <w:t>Initialize database, router, logger, and server dependencies</w:t>
+            </w:r>
+          </w:p>
+        </w:tc>
+      </w:tr>
+      <w:tr>
+        <w:tc>
+          <w:tcPr>
+            <w:tcW w:type="dxa" w:w="4680"/>
+            <w:vAlign w:val="center"/>
+            <w:tcMar>
+              <w:top w:w="100" w:type="dxa"/>
+              <w:start w:w="120" w:type="dxa"/>
+              <w:bottom w:w="100" w:type="dxa"/>
+              <w:end w:w="120" w:type="dxa"/>
+            </w:tcMar>
+          </w:tcPr>
+          <w:p>
+            <w:pPr>
+              <w:spacing w:after="0"/>
+            </w:pPr>
+            <w:r>
+              <w:rPr>
+                <w:sz w:val="18"/>
+              </w:rPr>
+            </w:r>
+            <w:r>
+              <w:rPr>
+                <w:b w:val="0"/>
+                <w:sz w:val="18"/>
+              </w:rPr>
+              <w:t>Adapter Pattern</w:t>
+            </w:r>
+          </w:p>
+        </w:tc>
+        <w:tc>
+          <w:tcPr>
+            <w:tcW w:type="dxa" w:w="4680"/>
+            <w:vAlign w:val="center"/>
+            <w:tcMar>
+              <w:top w:w="100" w:type="dxa"/>
+              <w:start w:w="120" w:type="dxa"/>
+              <w:bottom w:w="100" w:type="dxa"/>
+              <w:end w:w="120" w:type="dxa"/>
+            </w:tcMar>
+          </w:tcPr>
+          <w:p>
+            <w:pPr>
+              <w:spacing w:after="0"/>
+            </w:pPr>
+            <w:r>
+              <w:rPr>
+                <w:sz w:val="18"/>
+              </w:rPr>
+            </w:r>
+            <w:r>
+              <w:rPr>
+                <w:b w:val="0"/>
+                <w:sz w:val="18"/>
+              </w:rPr>
+              <w:t>Allow future replacement of infrastructure dependencies</w:t>
+            </w:r>
+          </w:p>
+        </w:tc>
+      </w:tr>
+    </w:tbl>
+    <w:p/>
+    <w:p>
+      <w:pPr>
+        <w:pStyle w:val="Heading3"/>
+      </w:pPr>
+      <w:r>
+        <w:t>6.1.7 Deployment Requirements</w:t>
+      </w:r>
+    </w:p>
+    <w:p>
+      <w:pPr>
+        <w:spacing w:after="120"/>
+      </w:pPr>
+      <w:r>
+        <w:t>The backend shall be containerized and deployed on an Ubuntu Server using Docker and Portainer.</w:t>
+      </w:r>
+    </w:p>
+    <w:p>
+      <w:pPr>
+        <w:spacing w:after="120"/>
+      </w:pPr>
+      <w:r>
+        <w:t>The deployment shall include:</w:t>
+      </w:r>
+    </w:p>
+    <w:p>
+      <w:pPr>
+        <w:pStyle w:val="ListParagraph"/>
+        <w:numPr>
+          <w:ilvl w:val="0"/>
+          <w:numId w:val="2"/>
+        </w:numPr>
+        <w:spacing w:after="40"/>
+      </w:pPr>
+      <w:r>
+        <w:t>Go API container.</w:t>
+      </w:r>
+    </w:p>
+    <w:p>
+      <w:pPr>
+        <w:pStyle w:val="ListParagraph"/>
+        <w:numPr>
+          <w:ilvl w:val="0"/>
+          <w:numId w:val="2"/>
+        </w:numPr>
+        <w:spacing w:after="40"/>
+      </w:pPr>
+      <w:r>
+        <w:t>PostgreSQL container.</w:t>
+      </w:r>
+    </w:p>
+    <w:p>
+      <w:pPr>
+        <w:pStyle w:val="ListParagraph"/>
+        <w:numPr>
+          <w:ilvl w:val="0"/>
+          <w:numId w:val="2"/>
+        </w:numPr>
+        <w:spacing w:after="40"/>
+      </w:pPr>
+      <w:r>
+        <w:t>Docker volume for PostgreSQL persistence.</w:t>
+      </w:r>
+    </w:p>
+    <w:p>
+      <w:pPr>
+        <w:pStyle w:val="ListParagraph"/>
+        <w:numPr>
+          <w:ilvl w:val="0"/>
+          <w:numId w:val="2"/>
+        </w:numPr>
+        <w:spacing w:after="40"/>
+      </w:pPr>
+      <w:r>
+        <w:t>.env-based configuration.</w:t>
+      </w:r>
+    </w:p>
+    <w:p>
+      <w:pPr>
+        <w:pStyle w:val="ListParagraph"/>
+        <w:numPr>
+          <w:ilvl w:val="0"/>
+          <w:numId w:val="2"/>
+        </w:numPr>
+        <w:spacing w:after="40"/>
+      </w:pPr>
+      <w:r>
+        <w:t>Docker Compose file compatible with Portainer stacks.</w:t>
+      </w:r>
+    </w:p>
+    <w:p>
+      <w:pPr>
+        <w:pStyle w:val="ListParagraph"/>
+        <w:numPr>
+          <w:ilvl w:val="0"/>
+          <w:numId w:val="2"/>
+        </w:numPr>
+        <w:spacing w:after="40"/>
+      </w:pPr>
+      <w:r>
+        <w:t>Healthchecks for API and database containers.</w:t>
+      </w:r>
+    </w:p>
+    <w:p>
+      <w:pPr>
+        <w:pStyle w:val="ListParagraph"/>
+        <w:numPr>
+          <w:ilvl w:val="0"/>
+          <w:numId w:val="2"/>
+        </w:numPr>
+        <w:spacing w:after="40"/>
+      </w:pPr>
+      <w:r>
+        <w:t>Restart policies.</w:t>
+      </w:r>
+    </w:p>
+    <w:p>
+      <w:pPr>
+        <w:pStyle w:val="ListParagraph"/>
+        <w:numPr>
+          <w:ilvl w:val="0"/>
+          <w:numId w:val="2"/>
+        </w:numPr>
+        <w:spacing w:after="40"/>
+      </w:pPr>
+      <w:r>
+        <w:t>Reverse proxy compatibility.</w:t>
+      </w:r>
+    </w:p>
+    <w:p>
+      <w:pPr>
+        <w:pStyle w:val="ListParagraph"/>
+        <w:numPr>
+          <w:ilvl w:val="0"/>
+          <w:numId w:val="2"/>
+        </w:numPr>
+        <w:spacing w:after="40"/>
+      </w:pPr>
+      <w:r>
+        <w:t>HTTPS termination through reverse proxy.</w:t>
+      </w:r>
+    </w:p>
+    <w:p>
+      <w:pPr>
+        <w:pStyle w:val="ListParagraph"/>
+        <w:numPr>
+          <w:ilvl w:val="0"/>
+          <w:numId w:val="2"/>
+        </w:numPr>
+        <w:spacing w:after="40"/>
+      </w:pPr>
+      <w:r>
+        <w:t>Production and development environment examples.</w:t>
+      </w:r>
+    </w:p>
+    <w:p>
+      <w:pPr>
+        <w:pStyle w:val="Heading3"/>
+      </w:pPr>
+      <w:r>
+        <w:t>6.1.8 Admin Portal Requirement</w:t>
+      </w:r>
+    </w:p>
+    <w:p>
+      <w:pPr>
+        <w:spacing w:after="120"/>
+      </w:pPr>
+      <w:r>
+        <w:t>The admin portal shall provide a professional, secure interface for the single CECAE admin user.</w:t>
+      </w:r>
+    </w:p>
+    <w:p>
+      <w:pPr>
+        <w:spacing w:after="120"/>
+      </w:pPr>
+      <w:r>
+        <w:t>The portal shall include:</w:t>
+      </w:r>
+    </w:p>
+    <w:p>
+      <w:pPr>
+        <w:pStyle w:val="ListParagraph"/>
+        <w:numPr>
+          <w:ilvl w:val="0"/>
+          <w:numId w:val="2"/>
+        </w:numPr>
+        <w:spacing w:after="40"/>
+      </w:pPr>
+      <w:r>
+        <w:t>Login screen.</w:t>
+      </w:r>
+    </w:p>
+    <w:p>
+      <w:pPr>
+        <w:pStyle w:val="ListParagraph"/>
+        <w:numPr>
+          <w:ilvl w:val="0"/>
+          <w:numId w:val="2"/>
+        </w:numPr>
+        <w:spacing w:after="40"/>
+      </w:pPr>
+      <w:r>
+        <w:t>Authenticated dashboard.</w:t>
+      </w:r>
+    </w:p>
+    <w:p>
+      <w:pPr>
+        <w:pStyle w:val="ListParagraph"/>
+        <w:numPr>
+          <w:ilvl w:val="0"/>
+          <w:numId w:val="2"/>
+        </w:numPr>
+        <w:spacing w:after="40"/>
+      </w:pPr>
+      <w:r>
+        <w:t>Events list table.</w:t>
+      </w:r>
+    </w:p>
+    <w:p>
+      <w:pPr>
+        <w:pStyle w:val="ListParagraph"/>
+        <w:numPr>
+          <w:ilvl w:val="0"/>
+          <w:numId w:val="2"/>
+        </w:numPr>
+        <w:spacing w:after="40"/>
+      </w:pPr>
+      <w:r>
+        <w:t>Create event form.</w:t>
+      </w:r>
+    </w:p>
+    <w:p>
+      <w:pPr>
+        <w:pStyle w:val="ListParagraph"/>
+        <w:numPr>
+          <w:ilvl w:val="0"/>
+          <w:numId w:val="2"/>
+        </w:numPr>
+        <w:spacing w:after="40"/>
+      </w:pPr>
+      <w:r>
+        <w:t>Edit event form.</w:t>
+      </w:r>
+    </w:p>
+    <w:p>
+      <w:pPr>
+        <w:pStyle w:val="ListParagraph"/>
+        <w:numPr>
+          <w:ilvl w:val="0"/>
+          <w:numId w:val="2"/>
+        </w:numPr>
+        <w:spacing w:after="40"/>
+      </w:pPr>
+      <w:r>
+        <w:t>Delete confirmation modal.</w:t>
+      </w:r>
+    </w:p>
+    <w:p>
+      <w:pPr>
+        <w:pStyle w:val="ListParagraph"/>
+        <w:numPr>
+          <w:ilvl w:val="0"/>
+          <w:numId w:val="2"/>
+        </w:numPr>
+        <w:spacing w:after="40"/>
+      </w:pPr>
+      <w:r>
+        <w:t>Draft/published status control.</w:t>
+      </w:r>
+    </w:p>
+    <w:p>
+      <w:pPr>
+        <w:pStyle w:val="ListParagraph"/>
+        <w:numPr>
+          <w:ilvl w:val="0"/>
+          <w:numId w:val="2"/>
+        </w:numPr>
+        <w:spacing w:after="40"/>
+      </w:pPr>
+      <w:r>
+        <w:t>Featured event toggle.</w:t>
+      </w:r>
+    </w:p>
+    <w:p>
+      <w:pPr>
+        <w:pStyle w:val="ListParagraph"/>
+        <w:numPr>
+          <w:ilvl w:val="0"/>
+          <w:numId w:val="2"/>
+        </w:numPr>
+        <w:spacing w:after="40"/>
+      </w:pPr>
+      <w:r>
+        <w:t>Bilingual Spanish/English title and description fields.</w:t>
+      </w:r>
+    </w:p>
+    <w:p>
+      <w:pPr>
+        <w:pStyle w:val="ListParagraph"/>
+        <w:numPr>
+          <w:ilvl w:val="0"/>
+          <w:numId w:val="2"/>
+        </w:numPr>
+        <w:spacing w:after="40"/>
+      </w:pPr>
+      <w:r>
+        <w:t>Validation messages.</w:t>
+      </w:r>
+    </w:p>
+    <w:p>
+      <w:pPr>
+        <w:pStyle w:val="ListParagraph"/>
+        <w:numPr>
+          <w:ilvl w:val="0"/>
+          <w:numId w:val="2"/>
+        </w:numPr>
+        <w:spacing w:after="40"/>
+      </w:pPr>
+      <w:r>
+        <w:t>Responsive layout.</w:t>
+      </w:r>
+    </w:p>
+    <w:p>
+      <w:pPr>
+        <w:pStyle w:val="ListParagraph"/>
+        <w:numPr>
+          <w:ilvl w:val="0"/>
+          <w:numId w:val="2"/>
+        </w:numPr>
+        <w:spacing w:after="40"/>
+      </w:pPr>
+      <w:r>
+        <w:t>Professional CECAE visual identity aligned with the existing website.</w:t>
+      </w:r>
+    </w:p>
+    <w:p/>
+    <w:p>
+      <w:pPr>
         <w:pStyle w:val="Heading1"/>
         <w:pBdr>
           <w:bottom w:val="single" w:color="D97218" w:sz="4"/>
@@ -8179,15 +11224,55 @@
           </w:p>
         </w:tc>
         <w:tc>
-          <w:tcPr>
-            <w:tcW w:type="dxa" w:w="5520"/>
-            <w:tcBorders>
-              <w:top w:val="single" w:color="CCCCCC" w:sz="1"/>
-              <w:left w:val="single" w:color="CCCCCC" w:sz="1"/>
-              <w:bottom w:val="single" w:color="CCCCCC" w:sz="1"/>
-              <w:right w:val="single" w:color="CCCCCC" w:sz="1"/>
-            </w:tcBorders>
-            <w:shd w:fill="FFFFFF" w:val="clear"/>
+          <w:p>
+            <w:r>
+              <w:t>Vercel Analytics for page visits. Google Analytics 4 loads when VITE_GA_MEASUREMENT_ID is configured. Custom events cover CTA clicks, WhatsApp clicks, phone clicks, email clicks, form submissions, /eventos page view, and V2 event card clicks.</w:t>
+            </w:r>
+          </w:p>
+        </w:tc>
+      </w:tr>
+      <w:tr>
+        <w:tc>
+          <w:tcPr>
+            <w:tcW w:type="dxa" w:w="1440"/>
+            <w:tcBorders>
+              <w:top w:val="single" w:color="CCCCCC" w:sz="1"/>
+              <w:left w:val="single" w:color="CCCCCC" w:sz="1"/>
+              <w:bottom w:val="single" w:color="CCCCCC" w:sz="1"/>
+              <w:right w:val="single" w:color="CCCCCC" w:sz="1"/>
+            </w:tcBorders>
+            <w:shd w:fill="F5F5F5" w:val="clear"/>
+            <w:tcMar>
+              <w:top w:type="dxa" w:w="80"/>
+              <w:left w:type="dxa" w:w="120"/>
+              <w:bottom w:type="dxa" w:w="80"/>
+              <w:right w:type="dxa" w:w="120"/>
+            </w:tcMar>
+          </w:tcPr>
+          <w:p>
+            <w:r>
+              <w:rPr>
+                <w:rFonts w:ascii="Arial" w:cs="Arial" w:eastAsia="Arial" w:hAnsi="Arial"/>
+                <w:b/>
+                <w:bCs/>
+                <w:color w:val="D97218"/>
+                <w:sz w:val="18"/>
+                <w:szCs w:val="18"/>
+              </w:rPr>
+              <w:t xml:space="preserve">NFR-6</w:t>
+            </w:r>
+          </w:p>
+        </w:tc>
+        <w:tc>
+          <w:tcPr>
+            <w:tcW w:type="dxa" w:w="2400"/>
+            <w:tcBorders>
+              <w:top w:val="single" w:color="CCCCCC" w:sz="1"/>
+              <w:left w:val="single" w:color="CCCCCC" w:sz="1"/>
+              <w:bottom w:val="single" w:color="CCCCCC" w:sz="1"/>
+              <w:right w:val="single" w:color="CCCCCC" w:sz="1"/>
+            </w:tcBorders>
+            <w:shd w:fill="F5F5F5" w:val="clear"/>
             <w:tcMar>
               <w:top w:type="dxa" w:w="80"/>
               <w:left w:type="dxa" w:w="120"/>
@@ -8205,7 +11290,14 @@
                 <w:sz w:val="18"/>
                 <w:szCs w:val="18"/>
               </w:rPr>
-              <w:t xml:space="preserve">Vercel Analytics for page visits. Custom events for: CTA clicks, WhatsApp clicks, phone clicks, email clicks, form submissions, /eventos page view, and event card clicks (V2).</w:t>
+              <w:t xml:space="preserve">Bot Protection</w:t>
+            </w:r>
+          </w:p>
+        </w:tc>
+        <w:tc>
+          <w:p>
+            <w:r>
+              <w:t>Cloudflare Turnstile is integrated on the contact form when VITE_TURNSTILE_SITE_KEY is configured; the UI surfaces a missing-key notice in environments without the key.</w:t>
             </w:r>
           </w:p>
         </w:tc>
@@ -8220,7 +11312,7 @@
               <w:bottom w:val="single" w:color="CCCCCC" w:sz="1"/>
               <w:right w:val="single" w:color="CCCCCC" w:sz="1"/>
             </w:tcBorders>
-            <w:shd w:fill="F5F5F5" w:val="clear"/>
+            <w:shd w:fill="FFFFFF" w:val="clear"/>
             <w:tcMar>
               <w:top w:type="dxa" w:w="80"/>
               <w:left w:type="dxa" w:w="120"/>
@@ -8238,7 +11330,7 @@
                 <w:sz w:val="18"/>
                 <w:szCs w:val="18"/>
               </w:rPr>
-              <w:t xml:space="preserve">NFR-6</w:t>
+              <w:t xml:space="preserve">NFR-7</w:t>
             </w:r>
           </w:p>
         </w:tc>
@@ -8251,7 +11343,7 @@
               <w:bottom w:val="single" w:color="CCCCCC" w:sz="1"/>
               <w:right w:val="single" w:color="CCCCCC" w:sz="1"/>
             </w:tcBorders>
-            <w:shd w:fill="F5F5F5" w:val="clear"/>
+            <w:shd w:fill="FFFFFF" w:val="clear"/>
             <w:tcMar>
               <w:top w:type="dxa" w:w="80"/>
               <w:left w:type="dxa" w:w="120"/>
@@ -8269,13 +11361,53 @@
                 <w:sz w:val="18"/>
                 <w:szCs w:val="18"/>
               </w:rPr>
-              <w:t xml:space="preserve">Bot Protection</w:t>
-            </w:r>
-          </w:p>
-        </w:tc>
-        <w:tc>
-          <w:tcPr>
-            <w:tcW w:type="dxa" w:w="5520"/>
+              <w:t xml:space="preserve">Security</w:t>
+            </w:r>
+          </w:p>
+        </w:tc>
+        <w:tc>
+          <w:p>
+            <w:r>
+              <w:t>Vercel deployment applies SPA rewrites and security headers via vercel.json: X-Content-Type-Options, X-Frame-Options, Referrer-Policy, Permissions-Policy, and CSP. No sensitive credentials belong in client-side code. Contact form opens WhatsApp client-side only — no server-side email in V1.</w:t>
+            </w:r>
+          </w:p>
+        </w:tc>
+      </w:tr>
+      <w:tr>
+        <w:tc>
+          <w:tcPr>
+            <w:tcW w:type="dxa" w:w="1440"/>
+            <w:tcBorders>
+              <w:top w:val="single" w:color="CCCCCC" w:sz="1"/>
+              <w:left w:val="single" w:color="CCCCCC" w:sz="1"/>
+              <w:bottom w:val="single" w:color="CCCCCC" w:sz="1"/>
+              <w:right w:val="single" w:color="CCCCCC" w:sz="1"/>
+            </w:tcBorders>
+            <w:shd w:fill="F5F5F5" w:val="clear"/>
+            <w:tcMar>
+              <w:top w:type="dxa" w:w="80"/>
+              <w:left w:type="dxa" w:w="120"/>
+              <w:bottom w:type="dxa" w:w="80"/>
+              <w:right w:type="dxa" w:w="120"/>
+            </w:tcMar>
+          </w:tcPr>
+          <w:p>
+            <w:r>
+              <w:rPr>
+                <w:rFonts w:ascii="Arial" w:cs="Arial" w:eastAsia="Arial" w:hAnsi="Arial"/>
+                <w:b/>
+                <w:bCs/>
+                <w:color w:val="D97218"/>
+                <w:sz w:val="18"/>
+                <w:szCs w:val="18"/>
+              </w:rPr>
+              <w:t xml:space="preserve">NFR-8</w:t>
+            </w:r>
+          </w:p>
+        </w:tc>
+        <w:tc>
+          <w:tcPr>
+            <w:tcW w:type="dxa" w:w="2400"/>
             <w:tcBorders>
               <w:top w:val="single" w:color="CCCCCC" w:sz="1"/>
               <w:left w:val="single" w:color="CCCCCC" w:sz="1"/>
@@ -8300,7 +11432,14 @@
                 <w:sz w:val="18"/>
                 <w:szCs w:val="18"/>
               </w:rPr>
-              <w:t xml:space="preserve">Cloudflare Turnstile integrated on the contact form submission action.</w:t>
+              <w:t xml:space="preserve">Maintainability</w:t>
+            </w:r>
+          </w:p>
+        </w:tc>
+        <w:tc>
+          <w:p>
+            <w:r>
+              <w:t>Component-based architecture. All core marketing copy externalized into i18n locale files (es.json, en.json). Events service layer abstracted in src/services — backend adapter changes should preserve component contracts.</w:t>
             </w:r>
           </w:p>
         </w:tc>
@@ -8333,7 +11472,7 @@
                 <w:sz w:val="18"/>
                 <w:szCs w:val="18"/>
               </w:rPr>
-              <w:t xml:space="preserve">NFR-7</w:t>
+              <w:t xml:space="preserve">NFR-9</w:t>
             </w:r>
           </w:p>
         </w:tc>
@@ -8364,7 +11503,7 @@
                 <w:sz w:val="18"/>
                 <w:szCs w:val="18"/>
               </w:rPr>
-              <w:t xml:space="preserve">Security</w:t>
+              <w:t xml:space="preserve">Bilingual</w:t>
             </w:r>
           </w:p>
         </w:tc>
@@ -8395,7 +11534,7 @@
                 <w:sz w:val="18"/>
                 <w:szCs w:val="18"/>
               </w:rPr>
-              <w:t xml:space="preserve">Deployed behind Cloudflare (DDoS protection, SSL, WAF). No sensitive credentials in client-side code. Contact form opens WhatsApp client-side only — no server-side email in V1.</w:t>
+              <w:t xml:space="preserve">All user-facing text driven by react-i18next. Language preference persisted in localStorage. Switching language updates the HTML lang attribute. Event titles and descriptions support bilingual fields.</w:t>
             </w:r>
           </w:p>
         </w:tc>
@@ -8428,7 +11567,7 @@
                 <w:sz w:val="18"/>
                 <w:szCs w:val="18"/>
               </w:rPr>
-              <w:t xml:space="preserve">NFR-8</w:t>
+              <w:t xml:space="preserve">NFR-10</w:t>
             </w:r>
           </w:p>
         </w:tc>
@@ -8459,228 +11598,14 @@
                 <w:sz w:val="18"/>
                 <w:szCs w:val="18"/>
               </w:rPr>
-              <w:t xml:space="preserve">Maintainability</w:t>
-            </w:r>
-          </w:p>
-        </w:tc>
-        <w:tc>
-          <w:tcPr>
-            <w:tcW w:type="dxa" w:w="5520"/>
-            <w:tcBorders>
-              <w:top w:val="single" w:color="CCCCCC" w:sz="1"/>
-              <w:left w:val="single" w:color="CCCCCC" w:sz="1"/>
-              <w:bottom w:val="single" w:color="CCCCCC" w:sz="1"/>
-              <w:right w:val="single" w:color="CCCCCC" w:sz="1"/>
-            </w:tcBorders>
-            <w:shd w:fill="F5F5F5" w:val="clear"/>
-            <w:tcMar>
-              <w:top w:type="dxa" w:w="80"/>
-              <w:left w:type="dxa" w:w="120"/>
-              <w:bottom w:type="dxa" w:w="80"/>
-              <w:right w:type="dxa" w:w="120"/>
-            </w:tcMar>
-          </w:tcPr>
-          <w:p>
-            <w:r>
-              <w:rPr>
-                <w:rFonts w:ascii="Arial" w:cs="Arial" w:eastAsia="Arial" w:hAnsi="Arial"/>
-                <w:b w:val="false"/>
-                <w:bCs w:val="false"/>
-                <w:color w:val="333333"/>
-                <w:sz w:val="18"/>
-                <w:szCs w:val="18"/>
-              </w:rPr>
-              <w:t xml:space="preserve">Component-based architecture. All copy externalized into i18n locale files (es.json, en.json). Events service layer abstracted — backend swap requires zero component changes.</w:t>
-            </w:r>
-          </w:p>
-        </w:tc>
-      </w:tr>
-      <w:tr>
-        <w:tc>
-          <w:tcPr>
-            <w:tcW w:type="dxa" w:w="1440"/>
-            <w:tcBorders>
-              <w:top w:val="single" w:color="CCCCCC" w:sz="1"/>
-              <w:left w:val="single" w:color="CCCCCC" w:sz="1"/>
-              <w:bottom w:val="single" w:color="CCCCCC" w:sz="1"/>
-              <w:right w:val="single" w:color="CCCCCC" w:sz="1"/>
-            </w:tcBorders>
-            <w:shd w:fill="FFFFFF" w:val="clear"/>
-            <w:tcMar>
-              <w:top w:type="dxa" w:w="80"/>
-              <w:left w:type="dxa" w:w="120"/>
-              <w:bottom w:type="dxa" w:w="80"/>
-              <w:right w:type="dxa" w:w="120"/>
-            </w:tcMar>
-          </w:tcPr>
-          <w:p>
-            <w:r>
-              <w:rPr>
-                <w:rFonts w:ascii="Arial" w:cs="Arial" w:eastAsia="Arial" w:hAnsi="Arial"/>
-                <w:b/>
-                <w:bCs/>
-                <w:color w:val="D97218"/>
-                <w:sz w:val="18"/>
-                <w:szCs w:val="18"/>
-              </w:rPr>
-              <w:t xml:space="preserve">NFR-9</w:t>
-            </w:r>
-          </w:p>
-        </w:tc>
-        <w:tc>
-          <w:tcPr>
-            <w:tcW w:type="dxa" w:w="2400"/>
-            <w:tcBorders>
-              <w:top w:val="single" w:color="CCCCCC" w:sz="1"/>
-              <w:left w:val="single" w:color="CCCCCC" w:sz="1"/>
-              <w:bottom w:val="single" w:color="CCCCCC" w:sz="1"/>
-              <w:right w:val="single" w:color="CCCCCC" w:sz="1"/>
-            </w:tcBorders>
-            <w:shd w:fill="FFFFFF" w:val="clear"/>
-            <w:tcMar>
-              <w:top w:type="dxa" w:w="80"/>
-              <w:left w:type="dxa" w:w="120"/>
-              <w:bottom w:type="dxa" w:w="80"/>
-              <w:right w:type="dxa" w:w="120"/>
-            </w:tcMar>
-          </w:tcPr>
-          <w:p>
-            <w:r>
-              <w:rPr>
-                <w:rFonts w:ascii="Arial" w:cs="Arial" w:eastAsia="Arial" w:hAnsi="Arial"/>
-                <w:b w:val="false"/>
-                <w:bCs w:val="false"/>
-                <w:color w:val="333333"/>
-                <w:sz w:val="18"/>
-                <w:szCs w:val="18"/>
-              </w:rPr>
-              <w:t xml:space="preserve">Bilingual</w:t>
-            </w:r>
-          </w:p>
-        </w:tc>
-        <w:tc>
-          <w:tcPr>
-            <w:tcW w:type="dxa" w:w="5520"/>
-            <w:tcBorders>
-              <w:top w:val="single" w:color="CCCCCC" w:sz="1"/>
-              <w:left w:val="single" w:color="CCCCCC" w:sz="1"/>
-              <w:bottom w:val="single" w:color="CCCCCC" w:sz="1"/>
-              <w:right w:val="single" w:color="CCCCCC" w:sz="1"/>
-            </w:tcBorders>
-            <w:shd w:fill="FFFFFF" w:val="clear"/>
-            <w:tcMar>
-              <w:top w:type="dxa" w:w="80"/>
-              <w:left w:type="dxa" w:w="120"/>
-              <w:bottom w:type="dxa" w:w="80"/>
-              <w:right w:type="dxa" w:w="120"/>
-            </w:tcMar>
-          </w:tcPr>
-          <w:p>
-            <w:r>
-              <w:rPr>
-                <w:rFonts w:ascii="Arial" w:cs="Arial" w:eastAsia="Arial" w:hAnsi="Arial"/>
-                <w:b w:val="false"/>
-                <w:bCs w:val="false"/>
-                <w:color w:val="333333"/>
-                <w:sz w:val="18"/>
-                <w:szCs w:val="18"/>
-              </w:rPr>
-              <w:t xml:space="preserve">All user-facing text driven by react-i18next. Language preference persisted in localStorage. Switching language updates the HTML lang attribute. Event titles and descriptions support bilingual fields.</w:t>
-            </w:r>
-          </w:p>
-        </w:tc>
-      </w:tr>
-      <w:tr>
-        <w:tc>
-          <w:tcPr>
-            <w:tcW w:type="dxa" w:w="1440"/>
-            <w:tcBorders>
-              <w:top w:val="single" w:color="CCCCCC" w:sz="1"/>
-              <w:left w:val="single" w:color="CCCCCC" w:sz="1"/>
-              <w:bottom w:val="single" w:color="CCCCCC" w:sz="1"/>
-              <w:right w:val="single" w:color="CCCCCC" w:sz="1"/>
-            </w:tcBorders>
-            <w:shd w:fill="F5F5F5" w:val="clear"/>
-            <w:tcMar>
-              <w:top w:type="dxa" w:w="80"/>
-              <w:left w:type="dxa" w:w="120"/>
-              <w:bottom w:type="dxa" w:w="80"/>
-              <w:right w:type="dxa" w:w="120"/>
-            </w:tcMar>
-          </w:tcPr>
-          <w:p>
-            <w:r>
-              <w:rPr>
-                <w:rFonts w:ascii="Arial" w:cs="Arial" w:eastAsia="Arial" w:hAnsi="Arial"/>
-                <w:b/>
-                <w:bCs/>
-                <w:color w:val="D97218"/>
-                <w:sz w:val="18"/>
-                <w:szCs w:val="18"/>
-              </w:rPr>
-              <w:t xml:space="preserve">NFR-10</w:t>
-            </w:r>
-          </w:p>
-        </w:tc>
-        <w:tc>
-          <w:tcPr>
-            <w:tcW w:type="dxa" w:w="2400"/>
-            <w:tcBorders>
-              <w:top w:val="single" w:color="CCCCCC" w:sz="1"/>
-              <w:left w:val="single" w:color="CCCCCC" w:sz="1"/>
-              <w:bottom w:val="single" w:color="CCCCCC" w:sz="1"/>
-              <w:right w:val="single" w:color="CCCCCC" w:sz="1"/>
-            </w:tcBorders>
-            <w:shd w:fill="F5F5F5" w:val="clear"/>
-            <w:tcMar>
-              <w:top w:type="dxa" w:w="80"/>
-              <w:left w:type="dxa" w:w="120"/>
-              <w:bottom w:type="dxa" w:w="80"/>
-              <w:right w:type="dxa" w:w="120"/>
-            </w:tcMar>
-          </w:tcPr>
-          <w:p>
-            <w:r>
-              <w:rPr>
-                <w:rFonts w:ascii="Arial" w:cs="Arial" w:eastAsia="Arial" w:hAnsi="Arial"/>
-                <w:b w:val="false"/>
-                <w:bCs w:val="false"/>
-                <w:color w:val="333333"/>
-                <w:sz w:val="18"/>
-                <w:szCs w:val="18"/>
-              </w:rPr>
               <w:t xml:space="preserve">Events Architecture</w:t>
             </w:r>
           </w:p>
         </w:tc>
         <w:tc>
-          <w:tcPr>
-            <w:tcW w:type="dxa" w:w="5520"/>
-            <w:tcBorders>
-              <w:top w:val="single" w:color="CCCCCC" w:sz="1"/>
-              <w:left w:val="single" w:color="CCCCCC" w:sz="1"/>
-              <w:bottom w:val="single" w:color="CCCCCC" w:sz="1"/>
-              <w:right w:val="single" w:color="CCCCCC" w:sz="1"/>
-            </w:tcBorders>
-            <w:shd w:fill="F5F5F5" w:val="clear"/>
-            <w:tcMar>
-              <w:top w:type="dxa" w:w="80"/>
-              <w:left w:type="dxa" w:w="120"/>
-              <w:bottom w:type="dxa" w:w="80"/>
-              <w:right w:type="dxa" w:w="120"/>
-            </w:tcMar>
-          </w:tcPr>
-          <w:p>
-            <w:r>
-              <w:rPr>
-                <w:rFonts w:ascii="Arial" w:cs="Arial" w:eastAsia="Arial" w:hAnsi="Arial"/>
-                <w:b w:val="false"/>
-                <w:bCs w:val="false"/>
-                <w:color w:val="333333"/>
-                <w:sz w:val="18"/>
-                <w:szCs w:val="18"/>
-              </w:rPr>
-              <w:t xml:space="preserve">Events feature uses a service abstraction layer (EventsService interface). V1 uses a static adapter returning empty arrays. V2 swaps in a REST adapter. Components must NEVER import raw event data directly — only via the service. Zero refactor cost on backend connection.</w:t>
+          <w:p>
+            <w:r>
+              <w:t>Events feature uses EventsService in src/services/events.types.ts and the useEvents hook. V1 uses src/services/events.static.ts with an empty array. V2 swaps in a REST adapter while components continue using the service/hook boundary.</w:t>
             </w:r>
           </w:p>
         </w:tc>
@@ -8959,6 +11884,53 @@
           </w:p>
         </w:tc>
         <w:tc>
+          <w:p>
+            <w:r>
+              <w:t>Vite 6</w:t>
+            </w:r>
+          </w:p>
+        </w:tc>
+        <w:tc>
+          <w:p>
+            <w:r>
+              <w:t>Fast HMR, modern bundling, configured with @vitejs/plugin-react and @ alias to /src</w:t>
+            </w:r>
+          </w:p>
+        </w:tc>
+      </w:tr>
+      <w:tr>
+        <w:tc>
+          <w:tcPr>
+            <w:tcW w:type="dxa" w:w="2800"/>
+            <w:tcBorders>
+              <w:top w:val="single" w:color="CCCCCC" w:sz="1"/>
+              <w:left w:val="single" w:color="CCCCCC" w:sz="1"/>
+              <w:bottom w:val="single" w:color="CCCCCC" w:sz="1"/>
+              <w:right w:val="single" w:color="CCCCCC" w:sz="1"/>
+            </w:tcBorders>
+            <w:shd w:fill="FFFFFF" w:val="clear"/>
+            <w:tcMar>
+              <w:top w:type="dxa" w:w="80"/>
+              <w:left w:type="dxa" w:w="120"/>
+              <w:bottom w:type="dxa" w:w="80"/>
+              <w:right w:type="dxa" w:w="120"/>
+            </w:tcMar>
+          </w:tcPr>
+          <w:p>
+            <w:r>
+              <w:rPr>
+                <w:rFonts w:ascii="Arial" w:cs="Arial" w:eastAsia="Arial" w:hAnsi="Arial"/>
+                <w:b w:val="false"/>
+                <w:bCs w:val="false"/>
+                <w:color w:val="333333"/>
+                <w:sz w:val="18"/>
+                <w:szCs w:val="18"/>
+              </w:rPr>
+              <w:t xml:space="preserve">Styling</w:t>
+            </w:r>
+          </w:p>
+        </w:tc>
+        <w:tc>
           <w:tcPr>
             <w:tcW w:type="dxa" w:w="3000"/>
             <w:tcBorders>
@@ -8967,7 +11939,7 @@
               <w:bottom w:val="single" w:color="CCCCCC" w:sz="1"/>
               <w:right w:val="single" w:color="CCCCCC" w:sz="1"/>
             </w:tcBorders>
-            <w:shd w:fill="F5F5F5" w:val="clear"/>
+            <w:shd w:fill="FFFFFF" w:val="clear"/>
             <w:tcMar>
               <w:top w:type="dxa" w:w="80"/>
               <w:left w:type="dxa" w:w="120"/>
@@ -8985,7 +11957,7 @@
                 <w:sz w:val="18"/>
                 <w:szCs w:val="18"/>
               </w:rPr>
-              <w:t xml:space="preserve">Vite</w:t>
+              <w:t xml:space="preserve">Tailwind CSS v3</w:t>
             </w:r>
           </w:p>
         </w:tc>
@@ -8998,7 +11970,7 @@
               <w:bottom w:val="single" w:color="CCCCCC" w:sz="1"/>
               <w:right w:val="single" w:color="CCCCCC" w:sz="1"/>
             </w:tcBorders>
-            <w:shd w:fill="F5F5F5" w:val="clear"/>
+            <w:shd w:fill="FFFFFF" w:val="clear"/>
             <w:tcMar>
               <w:top w:type="dxa" w:w="80"/>
               <w:left w:type="dxa" w:w="120"/>
@@ -9016,7 +11988,7 @@
                 <w:sz w:val="18"/>
                 <w:szCs w:val="18"/>
               </w:rPr>
-              <w:t xml:space="preserve">Fast HMR, modern bundling, recommended by React docs</w:t>
+              <w:t xml:space="preserve">Utility-first, responsive, consistent design tokens</w:t>
             </w:r>
           </w:p>
         </w:tc>
@@ -9031,7 +12003,7 @@
               <w:bottom w:val="single" w:color="CCCCCC" w:sz="1"/>
               <w:right w:val="single" w:color="CCCCCC" w:sz="1"/>
             </w:tcBorders>
-            <w:shd w:fill="FFFFFF" w:val="clear"/>
+            <w:shd w:fill="F5F5F5" w:val="clear"/>
             <w:tcMar>
               <w:top w:type="dxa" w:w="80"/>
               <w:left w:type="dxa" w:w="120"/>
@@ -9049,7 +12021,54 @@
                 <w:sz w:val="18"/>
                 <w:szCs w:val="18"/>
               </w:rPr>
-              <w:t xml:space="preserve">Styling</w:t>
+              <w:t xml:space="preserve">UI Components</w:t>
+            </w:r>
+          </w:p>
+        </w:tc>
+        <w:tc>
+          <w:p>
+            <w:r>
+              <w:t>Custom Tailwind components</w:t>
+            </w:r>
+          </w:p>
+        </w:tc>
+        <w:tc>
+          <w:p>
+            <w:r>
+              <w:t>Local Button, LinkButton, SectionHeading, EmptyEventsState, layout, and event components; shadcn/ui is not installed in the current repository</w:t>
+            </w:r>
+          </w:p>
+        </w:tc>
+      </w:tr>
+      <w:tr>
+        <w:tc>
+          <w:tcPr>
+            <w:tcW w:type="dxa" w:w="2800"/>
+            <w:tcBorders>
+              <w:top w:val="single" w:color="CCCCCC" w:sz="1"/>
+              <w:left w:val="single" w:color="CCCCCC" w:sz="1"/>
+              <w:bottom w:val="single" w:color="CCCCCC" w:sz="1"/>
+              <w:right w:val="single" w:color="CCCCCC" w:sz="1"/>
+            </w:tcBorders>
+            <w:shd w:fill="FFFFFF" w:val="clear"/>
+            <w:tcMar>
+              <w:top w:type="dxa" w:w="80"/>
+              <w:left w:type="dxa" w:w="120"/>
+              <w:bottom w:type="dxa" w:w="80"/>
+              <w:right w:type="dxa" w:w="120"/>
+            </w:tcMar>
+          </w:tcPr>
+          <w:p>
+            <w:r>
+              <w:rPr>
+                <w:rFonts w:ascii="Arial" w:cs="Arial" w:eastAsia="Arial" w:hAnsi="Arial"/>
+                <w:b w:val="false"/>
+                <w:bCs w:val="false"/>
+                <w:color w:val="333333"/>
+                <w:sz w:val="18"/>
+                <w:szCs w:val="18"/>
+              </w:rPr>
+              <w:t xml:space="preserve">Animations</w:t>
             </w:r>
           </w:p>
         </w:tc>
@@ -9080,7 +12099,7 @@
                 <w:sz w:val="18"/>
                 <w:szCs w:val="18"/>
               </w:rPr>
-              <w:t xml:space="preserve">Tailwind CSS v3</w:t>
+              <w:t xml:space="preserve">Framer Motion</w:t>
             </w:r>
           </w:p>
         </w:tc>
@@ -9111,7 +12130,7 @@
                 <w:sz w:val="18"/>
                 <w:szCs w:val="18"/>
               </w:rPr>
-              <w:t xml:space="preserve">Utility-first, responsive, consistent design tokens</w:t>
+              <w:t xml:space="preserve">Rich scroll animations, gestures, layout transitions</w:t>
             </w:r>
           </w:p>
         </w:tc>
@@ -9144,7 +12163,7 @@
                 <w:sz w:val="18"/>
                 <w:szCs w:val="18"/>
               </w:rPr>
-              <w:t xml:space="preserve">UI Components</w:t>
+              <w:t xml:space="preserve">Forms</w:t>
             </w:r>
           </w:p>
         </w:tc>
@@ -9175,7 +12194,7 @@
                 <w:sz w:val="18"/>
                 <w:szCs w:val="18"/>
               </w:rPr>
-              <w:t xml:space="preserve">shadcn/ui</w:t>
+              <w:t xml:space="preserve">React Hook Form</w:t>
             </w:r>
           </w:p>
         </w:tc>
@@ -9206,7 +12225,7 @@
                 <w:sz w:val="18"/>
                 <w:szCs w:val="18"/>
               </w:rPr>
-              <w:t xml:space="preserve">Accessible, unstyled, Tailwind-compatible</w:t>
+              <w:t xml:space="preserve">Performant, minimal re-renders</w:t>
             </w:r>
           </w:p>
         </w:tc>
@@ -9239,7 +12258,7 @@
                 <w:sz w:val="18"/>
                 <w:szCs w:val="18"/>
               </w:rPr>
-              <w:t xml:space="preserve">Animations</w:t>
+              <w:t xml:space="preserve">Validation</w:t>
             </w:r>
           </w:p>
         </w:tc>
@@ -9270,7 +12289,7 @@
                 <w:sz w:val="18"/>
                 <w:szCs w:val="18"/>
               </w:rPr>
-              <w:t xml:space="preserve">Framer Motion</w:t>
+              <w:t xml:space="preserve">Zod</w:t>
             </w:r>
           </w:p>
         </w:tc>
@@ -9301,7 +12320,7 @@
                 <w:sz w:val="18"/>
                 <w:szCs w:val="18"/>
               </w:rPr>
-              <w:t xml:space="preserve">Rich scroll animations, gestures, layout transitions</w:t>
+              <w:t xml:space="preserve">Type-safe schema validation, integrates with RHF</w:t>
             </w:r>
           </w:p>
         </w:tc>
@@ -9334,7 +12353,7 @@
                 <w:sz w:val="18"/>
                 <w:szCs w:val="18"/>
               </w:rPr>
-              <w:t xml:space="preserve">Forms</w:t>
+              <w:t xml:space="preserve">i18n</w:t>
             </w:r>
           </w:p>
         </w:tc>
@@ -9365,7 +12384,7 @@
                 <w:sz w:val="18"/>
                 <w:szCs w:val="18"/>
               </w:rPr>
-              <w:t xml:space="preserve">React Hook Form</w:t>
+              <w:t xml:space="preserve">react-i18next</w:t>
             </w:r>
           </w:p>
         </w:tc>
@@ -9396,7 +12415,7 @@
                 <w:sz w:val="18"/>
                 <w:szCs w:val="18"/>
               </w:rPr>
-              <w:t xml:space="preserve">Performant, minimal re-renders</w:t>
+              <w:t xml:space="preserve">Industry standard bilingual support</w:t>
             </w:r>
           </w:p>
         </w:tc>
@@ -9429,7 +12448,7 @@
                 <w:sz w:val="18"/>
                 <w:szCs w:val="18"/>
               </w:rPr>
-              <w:t xml:space="preserve">Validation</w:t>
+              <w:t xml:space="preserve">Icons</w:t>
             </w:r>
           </w:p>
         </w:tc>
@@ -9460,7 +12479,7 @@
                 <w:sz w:val="18"/>
                 <w:szCs w:val="18"/>
               </w:rPr>
-              <w:t xml:space="preserve">Zod</w:t>
+              <w:t xml:space="preserve">Lucide React</w:t>
             </w:r>
           </w:p>
         </w:tc>
@@ -9491,7 +12510,7 @@
                 <w:sz w:val="18"/>
                 <w:szCs w:val="18"/>
               </w:rPr>
-              <w:t xml:space="preserve">Type-safe schema validation, integrates with RHF</w:t>
+              <w:t xml:space="preserve">Clean SVG icons, tree-shakeable</w:t>
             </w:r>
           </w:p>
         </w:tc>
@@ -9524,7 +12543,7 @@
                 <w:sz w:val="18"/>
                 <w:szCs w:val="18"/>
               </w:rPr>
-              <w:t xml:space="preserve">i18n</w:t>
+              <w:t xml:space="preserve">Bot Protection</w:t>
             </w:r>
           </w:p>
         </w:tc>
@@ -9555,7 +12574,7 @@
                 <w:sz w:val="18"/>
                 <w:szCs w:val="18"/>
               </w:rPr>
-              <w:t xml:space="preserve">react-i18next</w:t>
+              <w:t xml:space="preserve">Cloudflare Turnstile</w:t>
             </w:r>
           </w:p>
         </w:tc>
@@ -9586,7 +12605,7 @@
                 <w:sz w:val="18"/>
                 <w:szCs w:val="18"/>
               </w:rPr>
-              <w:t xml:space="preserve">Industry standard bilingual support</w:t>
+              <w:t xml:space="preserve">Free, privacy-friendly CAPTCHA alternative</w:t>
             </w:r>
           </w:p>
         </w:tc>
@@ -9619,7 +12638,148 @@
                 <w:sz w:val="18"/>
                 <w:szCs w:val="18"/>
               </w:rPr>
-              <w:t xml:space="preserve">Icons</w:t>
+              <w:t xml:space="preserve">Routing</w:t>
+            </w:r>
+          </w:p>
+        </w:tc>
+        <w:tc>
+          <w:p>
+            <w:r>
+              <w:t>React Router v6</w:t>
+            </w:r>
+          </w:p>
+        </w:tc>
+        <w:tc>
+          <w:p>
+            <w:r>
+              <w:t>Client-side routes for /, /eventos, /eventos/:id, /contacto, and /aviso-de-privacidad</w:t>
+            </w:r>
+          </w:p>
+        </w:tc>
+      </w:tr>
+      <w:tr>
+        <w:tc>
+          <w:tcPr>
+            <w:tcW w:type="dxa" w:w="2800"/>
+            <w:tcBorders>
+              <w:top w:val="single" w:color="CCCCCC" w:sz="1"/>
+              <w:left w:val="single" w:color="CCCCCC" w:sz="1"/>
+              <w:bottom w:val="single" w:color="CCCCCC" w:sz="1"/>
+              <w:right w:val="single" w:color="CCCCCC" w:sz="1"/>
+            </w:tcBorders>
+            <w:shd w:fill="F5F5F5" w:val="clear"/>
+            <w:tcMar>
+              <w:top w:type="dxa" w:w="80"/>
+              <w:left w:type="dxa" w:w="120"/>
+              <w:bottom w:type="dxa" w:w="80"/>
+              <w:right w:type="dxa" w:w="120"/>
+            </w:tcMar>
+          </w:tcPr>
+          <w:p>
+            <w:r>
+              <w:rPr>
+                <w:rFonts w:ascii="Arial" w:cs="Arial" w:eastAsia="Arial" w:hAnsi="Arial"/>
+                <w:b w:val="false"/>
+                <w:bCs w:val="false"/>
+                <w:color w:val="333333"/>
+                <w:sz w:val="18"/>
+                <w:szCs w:val="18"/>
+              </w:rPr>
+              <w:t xml:space="preserve">Deployment</w:t>
+            </w:r>
+          </w:p>
+        </w:tc>
+        <w:tc>
+          <w:p>
+            <w:r>
+              <w:t>Vercel</w:t>
+            </w:r>
+          </w:p>
+        </w:tc>
+        <w:tc>
+          <w:p>
+            <w:r>
+              <w:t>SPA rewrites, preview deployments, analytics, and security headers configured in vercel.json</w:t>
+            </w:r>
+          </w:p>
+        </w:tc>
+      </w:tr>
+      <w:tr>
+        <w:tc>
+          <w:tcPr>
+            <w:tcW w:type="dxa" w:w="2800"/>
+            <w:tcBorders>
+              <w:top w:val="single" w:color="CCCCCC" w:sz="1"/>
+              <w:left w:val="single" w:color="CCCCCC" w:sz="1"/>
+              <w:bottom w:val="single" w:color="CCCCCC" w:sz="1"/>
+              <w:right w:val="single" w:color="CCCCCC" w:sz="1"/>
+            </w:tcBorders>
+            <w:shd w:fill="FFFFFF" w:val="clear"/>
+            <w:tcMar>
+              <w:top w:type="dxa" w:w="80"/>
+              <w:left w:type="dxa" w:w="120"/>
+              <w:bottom w:type="dxa" w:w="80"/>
+              <w:right w:type="dxa" w:w="120"/>
+            </w:tcMar>
+          </w:tcPr>
+          <w:p>
+            <w:r>
+              <w:rPr>
+                <w:rFonts w:ascii="Arial" w:cs="Arial" w:eastAsia="Arial" w:hAnsi="Arial"/>
+                <w:b w:val="false"/>
+                <w:bCs w:val="false"/>
+                <w:color w:val="333333"/>
+                <w:sz w:val="18"/>
+                <w:szCs w:val="18"/>
+              </w:rPr>
+              <w:t xml:space="preserve">DNS / CDN / Security</w:t>
+            </w:r>
+          </w:p>
+        </w:tc>
+        <w:tc>
+          <w:p>
+            <w:r>
+              <w:t>Cloudflare optional</w:t>
+            </w:r>
+          </w:p>
+        </w:tc>
+        <w:tc>
+          <w:p>
+            <w:r>
+              <w:t>Recommended for DNS/CDN/WAF; current repository-level security headers are implemented through vercel.json</w:t>
+            </w:r>
+          </w:p>
+        </w:tc>
+      </w:tr>
+      <w:tr>
+        <w:tc>
+          <w:tcPr>
+            <w:tcW w:type="dxa" w:w="2800"/>
+            <w:tcBorders>
+              <w:top w:val="single" w:color="CCCCCC" w:sz="1"/>
+              <w:left w:val="single" w:color="CCCCCC" w:sz="1"/>
+              <w:bottom w:val="single" w:color="CCCCCC" w:sz="1"/>
+              <w:right w:val="single" w:color="CCCCCC" w:sz="1"/>
+            </w:tcBorders>
+            <w:shd w:fill="F5F5F5" w:val="clear"/>
+            <w:tcMar>
+              <w:top w:type="dxa" w:w="80"/>
+              <w:left w:type="dxa" w:w="120"/>
+              <w:bottom w:type="dxa" w:w="80"/>
+              <w:right w:type="dxa" w:w="120"/>
+            </w:tcMar>
+          </w:tcPr>
+          <w:p>
+            <w:r>
+              <w:rPr>
+                <w:rFonts w:ascii="Arial" w:cs="Arial" w:eastAsia="Arial" w:hAnsi="Arial"/>
+                <w:b w:val="false"/>
+                <w:bCs w:val="false"/>
+                <w:color w:val="333333"/>
+                <w:sz w:val="18"/>
+                <w:szCs w:val="18"/>
+              </w:rPr>
+              <w:t xml:space="preserve">Maps</w:t>
             </w:r>
           </w:p>
         </w:tc>
@@ -9632,7 +12792,7 @@
               <w:bottom w:val="single" w:color="CCCCCC" w:sz="1"/>
               <w:right w:val="single" w:color="CCCCCC" w:sz="1"/>
             </w:tcBorders>
-            <w:shd w:fill="FFFFFF" w:val="clear"/>
+            <w:shd w:fill="F5F5F5" w:val="clear"/>
             <w:tcMar>
               <w:top w:type="dxa" w:w="80"/>
               <w:left w:type="dxa" w:w="120"/>
@@ -9650,7 +12810,7 @@
                 <w:sz w:val="18"/>
                 <w:szCs w:val="18"/>
               </w:rPr>
-              <w:t xml:space="preserve">Lucide React</w:t>
+              <w:t xml:space="preserve">Google Maps Embed API</w:t>
             </w:r>
           </w:p>
         </w:tc>
@@ -9663,7 +12823,7 @@
               <w:bottom w:val="single" w:color="CCCCCC" w:sz="1"/>
               <w:right w:val="single" w:color="CCCCCC" w:sz="1"/>
             </w:tcBorders>
-            <w:shd w:fill="FFFFFF" w:val="clear"/>
+            <w:shd w:fill="F5F5F5" w:val="clear"/>
             <w:tcMar>
               <w:top w:type="dxa" w:w="80"/>
               <w:left w:type="dxa" w:w="120"/>
@@ -9681,7 +12841,7 @@
                 <w:sz w:val="18"/>
                 <w:szCs w:val="18"/>
               </w:rPr>
-              <w:t xml:space="preserve">Clean SVG icons, tree-shakeable</w:t>
+              <w:t xml:space="preserve">Simple iframe embed, no JavaScript API needed</w:t>
             </w:r>
           </w:p>
         </w:tc>
@@ -9696,7 +12856,7 @@
               <w:bottom w:val="single" w:color="CCCCCC" w:sz="1"/>
               <w:right w:val="single" w:color="CCCCCC" w:sz="1"/>
             </w:tcBorders>
-            <w:shd w:fill="F5F5F5" w:val="clear"/>
+            <w:shd w:fill="FFFFFF" w:val="clear"/>
             <w:tcMar>
               <w:top w:type="dxa" w:w="80"/>
               <w:left w:type="dxa" w:w="120"/>
@@ -9714,44 +12874,29 @@
                 <w:sz w:val="18"/>
                 <w:szCs w:val="18"/>
               </w:rPr>
-              <w:t xml:space="preserve">Bot Protection</w:t>
-            </w:r>
-          </w:p>
-        </w:tc>
-        <w:tc>
-          <w:tcPr>
-            <w:tcW w:type="dxa" w:w="3000"/>
-            <w:tcBorders>
-              <w:top w:val="single" w:color="CCCCCC" w:sz="1"/>
-              <w:left w:val="single" w:color="CCCCCC" w:sz="1"/>
-              <w:bottom w:val="single" w:color="CCCCCC" w:sz="1"/>
-              <w:right w:val="single" w:color="CCCCCC" w:sz="1"/>
-            </w:tcBorders>
-            <w:shd w:fill="F5F5F5" w:val="clear"/>
-            <w:tcMar>
-              <w:top w:type="dxa" w:w="80"/>
-              <w:left w:type="dxa" w:w="120"/>
-              <w:bottom w:type="dxa" w:w="80"/>
-              <w:right w:type="dxa" w:w="120"/>
-            </w:tcMar>
-          </w:tcPr>
-          <w:p>
-            <w:r>
-              <w:rPr>
-                <w:rFonts w:ascii="Arial" w:cs="Arial" w:eastAsia="Arial" w:hAnsi="Arial"/>
-                <w:b/>
-                <w:bCs/>
-                <w:color w:val="2B6CB0"/>
-                <w:sz w:val="18"/>
-                <w:szCs w:val="18"/>
-              </w:rPr>
-              <w:t xml:space="preserve">Cloudflare Turnstile</w:t>
-            </w:r>
-          </w:p>
-        </w:tc>
-        <w:tc>
-          <w:tcPr>
-            <w:tcW w:type="dxa" w:w="3560"/>
+              <w:t xml:space="preserve">Analytics</w:t>
+            </w:r>
+          </w:p>
+        </w:tc>
+        <w:tc>
+          <w:p>
+            <w:r>
+              <w:t>Vercel Analytics + optional GA4</w:t>
+            </w:r>
+          </w:p>
+        </w:tc>
+        <w:tc>
+          <w:p>
+            <w:r>
+              <w:t>Vercel Analytics is always mounted; GA4 runs when VITE_GA_MEASUREMENT_ID is configured</w:t>
+            </w:r>
+          </w:p>
+        </w:tc>
+      </w:tr>
+      <w:tr>
+        <w:tc>
+          <w:tcPr>
+            <w:tcW w:type="dxa" w:w="2800"/>
             <w:tcBorders>
               <w:top w:val="single" w:color="CCCCCC" w:sz="1"/>
               <w:left w:val="single" w:color="CCCCCC" w:sz="1"/>
@@ -9776,577 +12921,21 @@
                 <w:sz w:val="18"/>
                 <w:szCs w:val="18"/>
               </w:rPr>
-              <w:t xml:space="preserve">Free, privacy-friendly CAPTCHA alternative</w:t>
-            </w:r>
-          </w:p>
-        </w:tc>
-      </w:tr>
-      <w:tr>
-        <w:tc>
-          <w:tcPr>
-            <w:tcW w:type="dxa" w:w="2800"/>
-            <w:tcBorders>
-              <w:top w:val="single" w:color="CCCCCC" w:sz="1"/>
-              <w:left w:val="single" w:color="CCCCCC" w:sz="1"/>
-              <w:bottom w:val="single" w:color="CCCCCC" w:sz="1"/>
-              <w:right w:val="single" w:color="CCCCCC" w:sz="1"/>
-            </w:tcBorders>
-            <w:shd w:fill="FFFFFF" w:val="clear"/>
-            <w:tcMar>
-              <w:top w:type="dxa" w:w="80"/>
-              <w:left w:type="dxa" w:w="120"/>
-              <w:bottom w:type="dxa" w:w="80"/>
-              <w:right w:type="dxa" w:w="120"/>
-            </w:tcMar>
-          </w:tcPr>
-          <w:p>
-            <w:r>
-              <w:rPr>
-                <w:rFonts w:ascii="Arial" w:cs="Arial" w:eastAsia="Arial" w:hAnsi="Arial"/>
-                <w:b w:val="false"/>
-                <w:bCs w:val="false"/>
-                <w:color w:val="333333"/>
-                <w:sz w:val="18"/>
-                <w:szCs w:val="18"/>
-              </w:rPr>
-              <w:t xml:space="preserve">Routing</w:t>
-            </w:r>
-          </w:p>
-        </w:tc>
-        <w:tc>
-          <w:tcPr>
-            <w:tcW w:type="dxa" w:w="3000"/>
-            <w:tcBorders>
-              <w:top w:val="single" w:color="CCCCCC" w:sz="1"/>
-              <w:left w:val="single" w:color="CCCCCC" w:sz="1"/>
-              <w:bottom w:val="single" w:color="CCCCCC" w:sz="1"/>
-              <w:right w:val="single" w:color="CCCCCC" w:sz="1"/>
-            </w:tcBorders>
-            <w:shd w:fill="FFFFFF" w:val="clear"/>
-            <w:tcMar>
-              <w:top w:type="dxa" w:w="80"/>
-              <w:left w:type="dxa" w:w="120"/>
-              <w:bottom w:type="dxa" w:w="80"/>
-              <w:right w:type="dxa" w:w="120"/>
-            </w:tcMar>
-          </w:tcPr>
-          <w:p>
-            <w:r>
-              <w:rPr>
-                <w:rFonts w:ascii="Arial" w:cs="Arial" w:eastAsia="Arial" w:hAnsi="Arial"/>
-                <w:b/>
-                <w:bCs/>
-                <w:color w:val="2B6CB0"/>
-                <w:sz w:val="18"/>
-                <w:szCs w:val="18"/>
-              </w:rPr>
-              <w:t xml:space="preserve">React Router v6</w:t>
-            </w:r>
-          </w:p>
-        </w:tc>
-        <w:tc>
-          <w:tcPr>
-            <w:tcW w:type="dxa" w:w="3560"/>
-            <w:tcBorders>
-              <w:top w:val="single" w:color="CCCCCC" w:sz="1"/>
-              <w:left w:val="single" w:color="CCCCCC" w:sz="1"/>
-              <w:bottom w:val="single" w:color="CCCCCC" w:sz="1"/>
-              <w:right w:val="single" w:color="CCCCCC" w:sz="1"/>
-            </w:tcBorders>
-            <w:shd w:fill="FFFFFF" w:val="clear"/>
-            <w:tcMar>
-              <w:top w:type="dxa" w:w="80"/>
-              <w:left w:type="dxa" w:w="120"/>
-              <w:bottom w:type="dxa" w:w="80"/>
-              <w:right w:type="dxa" w:w="120"/>
-            </w:tcMar>
-          </w:tcPr>
-          <w:p>
-            <w:r>
-              <w:rPr>
-                <w:rFonts w:ascii="Arial" w:cs="Arial" w:eastAsia="Arial" w:hAnsi="Arial"/>
-                <w:b w:val="false"/>
-                <w:bCs w:val="false"/>
-                <w:color w:val="333333"/>
-                <w:sz w:val="18"/>
-                <w:szCs w:val="18"/>
-              </w:rPr>
-              <w:t xml:space="preserve">Client-side routing for /aviso-de-privacidad</w:t>
-            </w:r>
-          </w:p>
-        </w:tc>
-      </w:tr>
-      <w:tr>
-        <w:tc>
-          <w:tcPr>
-            <w:tcW w:type="dxa" w:w="2800"/>
-            <w:tcBorders>
-              <w:top w:val="single" w:color="CCCCCC" w:sz="1"/>
-              <w:left w:val="single" w:color="CCCCCC" w:sz="1"/>
-              <w:bottom w:val="single" w:color="CCCCCC" w:sz="1"/>
-              <w:right w:val="single" w:color="CCCCCC" w:sz="1"/>
-            </w:tcBorders>
-            <w:shd w:fill="F5F5F5" w:val="clear"/>
-            <w:tcMar>
-              <w:top w:type="dxa" w:w="80"/>
-              <w:left w:type="dxa" w:w="120"/>
-              <w:bottom w:type="dxa" w:w="80"/>
-              <w:right w:type="dxa" w:w="120"/>
-            </w:tcMar>
-          </w:tcPr>
-          <w:p>
-            <w:r>
-              <w:rPr>
-                <w:rFonts w:ascii="Arial" w:cs="Arial" w:eastAsia="Arial" w:hAnsi="Arial"/>
-                <w:b w:val="false"/>
-                <w:bCs w:val="false"/>
-                <w:color w:val="333333"/>
-                <w:sz w:val="18"/>
-                <w:szCs w:val="18"/>
-              </w:rPr>
-              <w:t xml:space="preserve">Deployment</w:t>
-            </w:r>
-          </w:p>
-        </w:tc>
-        <w:tc>
-          <w:tcPr>
-            <w:tcW w:type="dxa" w:w="3000"/>
-            <w:tcBorders>
-              <w:top w:val="single" w:color="CCCCCC" w:sz="1"/>
-              <w:left w:val="single" w:color="CCCCCC" w:sz="1"/>
-              <w:bottom w:val="single" w:color="CCCCCC" w:sz="1"/>
-              <w:right w:val="single" w:color="CCCCCC" w:sz="1"/>
-            </w:tcBorders>
-            <w:shd w:fill="F5F5F5" w:val="clear"/>
-            <w:tcMar>
-              <w:top w:type="dxa" w:w="80"/>
-              <w:left w:type="dxa" w:w="120"/>
-              <w:bottom w:type="dxa" w:w="80"/>
-              <w:right w:type="dxa" w:w="120"/>
-            </w:tcMar>
-          </w:tcPr>
-          <w:p>
-            <w:r>
-              <w:rPr>
-                <w:rFonts w:ascii="Arial" w:cs="Arial" w:eastAsia="Arial" w:hAnsi="Arial"/>
-                <w:b/>
-                <w:bCs/>
-                <w:color w:val="2B6CB0"/>
-                <w:sz w:val="18"/>
-                <w:szCs w:val="18"/>
-              </w:rPr>
-              <w:t xml:space="preserve">Vercel</w:t>
-            </w:r>
-          </w:p>
-        </w:tc>
-        <w:tc>
-          <w:tcPr>
-            <w:tcW w:type="dxa" w:w="3560"/>
-            <w:tcBorders>
-              <w:top w:val="single" w:color="CCCCCC" w:sz="1"/>
-              <w:left w:val="single" w:color="CCCCCC" w:sz="1"/>
-              <w:bottom w:val="single" w:color="CCCCCC" w:sz="1"/>
-              <w:right w:val="single" w:color="CCCCCC" w:sz="1"/>
-            </w:tcBorders>
-            <w:shd w:fill="F5F5F5" w:val="clear"/>
-            <w:tcMar>
-              <w:top w:type="dxa" w:w="80"/>
-              <w:left w:type="dxa" w:w="120"/>
-              <w:bottom w:type="dxa" w:w="80"/>
-              <w:right w:type="dxa" w:w="120"/>
-            </w:tcMar>
-          </w:tcPr>
-          <w:p>
-            <w:r>
-              <w:rPr>
-                <w:rFonts w:ascii="Arial" w:cs="Arial" w:eastAsia="Arial" w:hAnsi="Arial"/>
-                <w:b w:val="false"/>
-                <w:bCs w:val="false"/>
-                <w:color w:val="333333"/>
-                <w:sz w:val="18"/>
-                <w:szCs w:val="18"/>
-              </w:rPr>
-              <w:t xml:space="preserve">Zero-config CI/CD, preview deployments, analytics</w:t>
-            </w:r>
-          </w:p>
-        </w:tc>
-      </w:tr>
-      <w:tr>
-        <w:tc>
-          <w:tcPr>
-            <w:tcW w:type="dxa" w:w="2800"/>
-            <w:tcBorders>
-              <w:top w:val="single" w:color="CCCCCC" w:sz="1"/>
-              <w:left w:val="single" w:color="CCCCCC" w:sz="1"/>
-              <w:bottom w:val="single" w:color="CCCCCC" w:sz="1"/>
-              <w:right w:val="single" w:color="CCCCCC" w:sz="1"/>
-            </w:tcBorders>
-            <w:shd w:fill="FFFFFF" w:val="clear"/>
-            <w:tcMar>
-              <w:top w:type="dxa" w:w="80"/>
-              <w:left w:type="dxa" w:w="120"/>
-              <w:bottom w:type="dxa" w:w="80"/>
-              <w:right w:type="dxa" w:w="120"/>
-            </w:tcMar>
-          </w:tcPr>
-          <w:p>
-            <w:r>
-              <w:rPr>
-                <w:rFonts w:ascii="Arial" w:cs="Arial" w:eastAsia="Arial" w:hAnsi="Arial"/>
-                <w:b w:val="false"/>
-                <w:bCs w:val="false"/>
-                <w:color w:val="333333"/>
-                <w:sz w:val="18"/>
-                <w:szCs w:val="18"/>
-              </w:rPr>
-              <w:t xml:space="preserve">DNS / CDN / Security</w:t>
-            </w:r>
-          </w:p>
-        </w:tc>
-        <w:tc>
-          <w:tcPr>
-            <w:tcW w:type="dxa" w:w="3000"/>
-            <w:tcBorders>
-              <w:top w:val="single" w:color="CCCCCC" w:sz="1"/>
-              <w:left w:val="single" w:color="CCCCCC" w:sz="1"/>
-              <w:bottom w:val="single" w:color="CCCCCC" w:sz="1"/>
-              <w:right w:val="single" w:color="CCCCCC" w:sz="1"/>
-            </w:tcBorders>
-            <w:shd w:fill="FFFFFF" w:val="clear"/>
-            <w:tcMar>
-              <w:top w:type="dxa" w:w="80"/>
-              <w:left w:type="dxa" w:w="120"/>
-              <w:bottom w:type="dxa" w:w="80"/>
-              <w:right w:type="dxa" w:w="120"/>
-            </w:tcMar>
-          </w:tcPr>
-          <w:p>
-            <w:r>
-              <w:rPr>
-                <w:rFonts w:ascii="Arial" w:cs="Arial" w:eastAsia="Arial" w:hAnsi="Arial"/>
-                <w:b/>
-                <w:bCs/>
-                <w:color w:val="2B6CB0"/>
-                <w:sz w:val="18"/>
-                <w:szCs w:val="18"/>
-              </w:rPr>
-              <w:t xml:space="preserve">Cloudflare</w:t>
-            </w:r>
-          </w:p>
-        </w:tc>
-        <w:tc>
-          <w:tcPr>
-            <w:tcW w:type="dxa" w:w="3560"/>
-            <w:tcBorders>
-              <w:top w:val="single" w:color="CCCCCC" w:sz="1"/>
-              <w:left w:val="single" w:color="CCCCCC" w:sz="1"/>
-              <w:bottom w:val="single" w:color="CCCCCC" w:sz="1"/>
-              <w:right w:val="single" w:color="CCCCCC" w:sz="1"/>
-            </w:tcBorders>
-            <w:shd w:fill="FFFFFF" w:val="clear"/>
-            <w:tcMar>
-              <w:top w:type="dxa" w:w="80"/>
-              <w:left w:type="dxa" w:w="120"/>
-              <w:bottom w:type="dxa" w:w="80"/>
-              <w:right w:type="dxa" w:w="120"/>
-            </w:tcMar>
-          </w:tcPr>
-          <w:p>
-            <w:r>
-              <w:rPr>
-                <w:rFonts w:ascii="Arial" w:cs="Arial" w:eastAsia="Arial" w:hAnsi="Arial"/>
-                <w:b w:val="false"/>
-                <w:bCs w:val="false"/>
-                <w:color w:val="333333"/>
-                <w:sz w:val="18"/>
-                <w:szCs w:val="18"/>
-              </w:rPr>
-              <w:t xml:space="preserve">DDoS protection, SSL, WAF, performance</w:t>
-            </w:r>
-          </w:p>
-        </w:tc>
-      </w:tr>
-      <w:tr>
-        <w:tc>
-          <w:tcPr>
-            <w:tcW w:type="dxa" w:w="2800"/>
-            <w:tcBorders>
-              <w:top w:val="single" w:color="CCCCCC" w:sz="1"/>
-              <w:left w:val="single" w:color="CCCCCC" w:sz="1"/>
-              <w:bottom w:val="single" w:color="CCCCCC" w:sz="1"/>
-              <w:right w:val="single" w:color="CCCCCC" w:sz="1"/>
-            </w:tcBorders>
-            <w:shd w:fill="F5F5F5" w:val="clear"/>
-            <w:tcMar>
-              <w:top w:type="dxa" w:w="80"/>
-              <w:left w:type="dxa" w:w="120"/>
-              <w:bottom w:type="dxa" w:w="80"/>
-              <w:right w:type="dxa" w:w="120"/>
-            </w:tcMar>
-          </w:tcPr>
-          <w:p>
-            <w:r>
-              <w:rPr>
-                <w:rFonts w:ascii="Arial" w:cs="Arial" w:eastAsia="Arial" w:hAnsi="Arial"/>
-                <w:b w:val="false"/>
-                <w:bCs w:val="false"/>
-                <w:color w:val="333333"/>
-                <w:sz w:val="18"/>
-                <w:szCs w:val="18"/>
-              </w:rPr>
-              <w:t xml:space="preserve">Maps</w:t>
-            </w:r>
-          </w:p>
-        </w:tc>
-        <w:tc>
-          <w:tcPr>
-            <w:tcW w:type="dxa" w:w="3000"/>
-            <w:tcBorders>
-              <w:top w:val="single" w:color="CCCCCC" w:sz="1"/>
-              <w:left w:val="single" w:color="CCCCCC" w:sz="1"/>
-              <w:bottom w:val="single" w:color="CCCCCC" w:sz="1"/>
-              <w:right w:val="single" w:color="CCCCCC" w:sz="1"/>
-            </w:tcBorders>
-            <w:shd w:fill="F5F5F5" w:val="clear"/>
-            <w:tcMar>
-              <w:top w:type="dxa" w:w="80"/>
-              <w:left w:type="dxa" w:w="120"/>
-              <w:bottom w:type="dxa" w:w="80"/>
-              <w:right w:type="dxa" w:w="120"/>
-            </w:tcMar>
-          </w:tcPr>
-          <w:p>
-            <w:r>
-              <w:rPr>
-                <w:rFonts w:ascii="Arial" w:cs="Arial" w:eastAsia="Arial" w:hAnsi="Arial"/>
-                <w:b/>
-                <w:bCs/>
-                <w:color w:val="2B6CB0"/>
-                <w:sz w:val="18"/>
-                <w:szCs w:val="18"/>
-              </w:rPr>
-              <w:t xml:space="preserve">Google Maps Embed API</w:t>
-            </w:r>
-          </w:p>
-        </w:tc>
-        <w:tc>
-          <w:tcPr>
-            <w:tcW w:type="dxa" w:w="3560"/>
-            <w:tcBorders>
-              <w:top w:val="single" w:color="CCCCCC" w:sz="1"/>
-              <w:left w:val="single" w:color="CCCCCC" w:sz="1"/>
-              <w:bottom w:val="single" w:color="CCCCCC" w:sz="1"/>
-              <w:right w:val="single" w:color="CCCCCC" w:sz="1"/>
-            </w:tcBorders>
-            <w:shd w:fill="F5F5F5" w:val="clear"/>
-            <w:tcMar>
-              <w:top w:type="dxa" w:w="80"/>
-              <w:left w:type="dxa" w:w="120"/>
-              <w:bottom w:type="dxa" w:w="80"/>
-              <w:right w:type="dxa" w:w="120"/>
-            </w:tcMar>
-          </w:tcPr>
-          <w:p>
-            <w:r>
-              <w:rPr>
-                <w:rFonts w:ascii="Arial" w:cs="Arial" w:eastAsia="Arial" w:hAnsi="Arial"/>
-                <w:b w:val="false"/>
-                <w:bCs w:val="false"/>
-                <w:color w:val="333333"/>
-                <w:sz w:val="18"/>
-                <w:szCs w:val="18"/>
-              </w:rPr>
-              <w:t xml:space="preserve">Simple iframe embed, no JavaScript API needed</w:t>
-            </w:r>
-          </w:p>
-        </w:tc>
-      </w:tr>
-      <w:tr>
-        <w:tc>
-          <w:tcPr>
-            <w:tcW w:type="dxa" w:w="2800"/>
-            <w:tcBorders>
-              <w:top w:val="single" w:color="CCCCCC" w:sz="1"/>
-              <w:left w:val="single" w:color="CCCCCC" w:sz="1"/>
-              <w:bottom w:val="single" w:color="CCCCCC" w:sz="1"/>
-              <w:right w:val="single" w:color="CCCCCC" w:sz="1"/>
-            </w:tcBorders>
-            <w:shd w:fill="FFFFFF" w:val="clear"/>
-            <w:tcMar>
-              <w:top w:type="dxa" w:w="80"/>
-              <w:left w:type="dxa" w:w="120"/>
-              <w:bottom w:type="dxa" w:w="80"/>
-              <w:right w:type="dxa" w:w="120"/>
-            </w:tcMar>
-          </w:tcPr>
-          <w:p>
-            <w:r>
-              <w:rPr>
-                <w:rFonts w:ascii="Arial" w:cs="Arial" w:eastAsia="Arial" w:hAnsi="Arial"/>
-                <w:b w:val="false"/>
-                <w:bCs w:val="false"/>
-                <w:color w:val="333333"/>
-                <w:sz w:val="18"/>
-                <w:szCs w:val="18"/>
-              </w:rPr>
-              <w:t xml:space="preserve">Analytics</w:t>
-            </w:r>
-          </w:p>
-        </w:tc>
-        <w:tc>
-          <w:tcPr>
-            <w:tcW w:type="dxa" w:w="3000"/>
-            <w:tcBorders>
-              <w:top w:val="single" w:color="CCCCCC" w:sz="1"/>
-              <w:left w:val="single" w:color="CCCCCC" w:sz="1"/>
-              <w:bottom w:val="single" w:color="CCCCCC" w:sz="1"/>
-              <w:right w:val="single" w:color="CCCCCC" w:sz="1"/>
-            </w:tcBorders>
-            <w:shd w:fill="FFFFFF" w:val="clear"/>
-            <w:tcMar>
-              <w:top w:type="dxa" w:w="80"/>
-              <w:left w:type="dxa" w:w="120"/>
-              <w:bottom w:type="dxa" w:w="80"/>
-              <w:right w:type="dxa" w:w="120"/>
-            </w:tcMar>
-          </w:tcPr>
-          <w:p>
-            <w:r>
-              <w:rPr>
-                <w:rFonts w:ascii="Arial" w:cs="Arial" w:eastAsia="Arial" w:hAnsi="Arial"/>
-                <w:b/>
-                <w:bCs/>
-                <w:color w:val="2B6CB0"/>
-                <w:sz w:val="18"/>
-                <w:szCs w:val="18"/>
-              </w:rPr>
-              <w:t xml:space="preserve">Vercel Analytics + GA4</w:t>
-            </w:r>
-          </w:p>
-        </w:tc>
-        <w:tc>
-          <w:tcPr>
-            <w:tcW w:type="dxa" w:w="3560"/>
-            <w:tcBorders>
-              <w:top w:val="single" w:color="CCCCCC" w:sz="1"/>
-              <w:left w:val="single" w:color="CCCCCC" w:sz="1"/>
-              <w:bottom w:val="single" w:color="CCCCCC" w:sz="1"/>
-              <w:right w:val="single" w:color="CCCCCC" w:sz="1"/>
-            </w:tcBorders>
-            <w:shd w:fill="FFFFFF" w:val="clear"/>
-            <w:tcMar>
-              <w:top w:type="dxa" w:w="80"/>
-              <w:left w:type="dxa" w:w="120"/>
-              <w:bottom w:type="dxa" w:w="80"/>
-              <w:right w:type="dxa" w:w="120"/>
-            </w:tcMar>
-          </w:tcPr>
-          <w:p>
-            <w:r>
-              <w:rPr>
-                <w:rFonts w:ascii="Arial" w:cs="Arial" w:eastAsia="Arial" w:hAnsi="Arial"/>
-                <w:b w:val="false"/>
-                <w:bCs w:val="false"/>
-                <w:color w:val="333333"/>
-                <w:sz w:val="18"/>
-                <w:szCs w:val="18"/>
-              </w:rPr>
-              <w:t xml:space="preserve">Page views + custom conversion events</w:t>
-            </w:r>
-          </w:p>
-        </w:tc>
-      </w:tr>
-      <w:tr>
-        <w:tc>
-          <w:tcPr>
-            <w:tcW w:type="dxa" w:w="2800"/>
-            <w:tcBorders>
-              <w:top w:val="single" w:color="CCCCCC" w:sz="1"/>
-              <w:left w:val="single" w:color="CCCCCC" w:sz="1"/>
-              <w:bottom w:val="single" w:color="CCCCCC" w:sz="1"/>
-              <w:right w:val="single" w:color="CCCCCC" w:sz="1"/>
-            </w:tcBorders>
-            <w:shd w:fill="F5F5F5" w:val="clear"/>
-            <w:tcMar>
-              <w:top w:type="dxa" w:w="80"/>
-              <w:left w:type="dxa" w:w="120"/>
-              <w:bottom w:type="dxa" w:w="80"/>
-              <w:right w:type="dxa" w:w="120"/>
-            </w:tcMar>
-          </w:tcPr>
-          <w:p>
-            <w:r>
-              <w:rPr>
-                <w:rFonts w:ascii="Arial" w:cs="Arial" w:eastAsia="Arial" w:hAnsi="Arial"/>
-                <w:b w:val="false"/>
-                <w:bCs w:val="false"/>
-                <w:color w:val="333333"/>
-                <w:sz w:val="18"/>
-                <w:szCs w:val="18"/>
-              </w:rPr>
               <w:t xml:space="preserve">Future Backend</w:t>
             </w:r>
           </w:p>
         </w:tc>
         <w:tc>
-          <w:tcPr>
-            <w:tcW w:type="dxa" w:w="3000"/>
-            <w:tcBorders>
-              <w:top w:val="single" w:color="CCCCCC" w:sz="1"/>
-              <w:left w:val="single" w:color="CCCCCC" w:sz="1"/>
-              <w:bottom w:val="single" w:color="CCCCCC" w:sz="1"/>
-              <w:right w:val="single" w:color="CCCCCC" w:sz="1"/>
-            </w:tcBorders>
-            <w:shd w:fill="F5F5F5" w:val="clear"/>
-            <w:tcMar>
-              <w:top w:type="dxa" w:w="80"/>
-              <w:left w:type="dxa" w:w="120"/>
-              <w:bottom w:type="dxa" w:w="80"/>
-              <w:right w:type="dxa" w:w="120"/>
-            </w:tcMar>
-          </w:tcPr>
-          <w:p>
-            <w:r>
-              <w:rPr>
-                <w:rFonts w:ascii="Arial" w:cs="Arial" w:eastAsia="Arial" w:hAnsi="Arial"/>
-                <w:b/>
-                <w:bCs/>
-                <w:color w:val="2B6CB0"/>
-                <w:sz w:val="18"/>
-                <w:szCs w:val="18"/>
-              </w:rPr>
-              <w:t xml:space="preserve">Node.js / serverless</w:t>
-            </w:r>
-          </w:p>
-        </w:tc>
-        <w:tc>
-          <w:tcPr>
-            <w:tcW w:type="dxa" w:w="3560"/>
-            <w:tcBorders>
-              <w:top w:val="single" w:color="CCCCCC" w:sz="1"/>
-              <w:left w:val="single" w:color="CCCCCC" w:sz="1"/>
-              <w:bottom w:val="single" w:color="CCCCCC" w:sz="1"/>
-              <w:right w:val="single" w:color="CCCCCC" w:sz="1"/>
-            </w:tcBorders>
-            <w:shd w:fill="F5F5F5" w:val="clear"/>
-            <w:tcMar>
-              <w:top w:type="dxa" w:w="80"/>
-              <w:left w:type="dxa" w:w="120"/>
-              <w:bottom w:type="dxa" w:w="80"/>
-              <w:right w:type="dxa" w:w="120"/>
-            </w:tcMar>
-          </w:tcPr>
-          <w:p>
-            <w:r>
-              <w:rPr>
-                <w:rFonts w:ascii="Arial" w:cs="Arial" w:eastAsia="Arial" w:hAnsi="Arial"/>
-                <w:b w:val="false"/>
-                <w:bCs w:val="false"/>
-                <w:color w:val="333333"/>
-                <w:sz w:val="18"/>
-                <w:szCs w:val="18"/>
-              </w:rPr>
-              <w:t xml:space="preserve">EmailJS or Resend for email in V2</w:t>
+          <w:p>
+            <w:r>
+              <w:t>REST/serverless adapter</w:t>
+            </w:r>
+          </w:p>
+        </w:tc>
+        <w:tc>
+          <w:p>
+            <w:r>
+              <w:t>Future events and contact APIs can be implemented through serverless functions or another backend while preserving frontend service contracts</w:t>
             </w:r>
           </w:p>
         </w:tc>
@@ -10497,7 +13086,7 @@
           <w:sz w:val="20"/>
           <w:szCs w:val="20"/>
         </w:rPr>
-        <w:t xml:space="preserve">Upon successful Turnstile verification, the browser opens WhatsApp (web.whatsapp.com or wa.me) with a pre-formatted message containing the submitted form data.</w:t>
+        <w:t>If a Turnstile site key is configured, the user must complete Turnstile before submission; if no key is configured, the UI displays a missing-key notice. On accepted submission, the browser opens WhatsApp (wa.me) with a pre-formatted message containing the submitted form data.</w:t>
       </w:r>
     </w:p>
     <w:p>
@@ -11747,6 +14336,46 @@
           </w:p>
         </w:tc>
         <w:tc>
+          <w:p>
+            <w:r>
+              <w:t>Current PNG logo variants exist in /public; SVG remains optional if sharper scaling is required</w:t>
+            </w:r>
+          </w:p>
+        </w:tc>
+      </w:tr>
+      <w:tr>
+        <w:tc>
+          <w:tcPr>
+            <w:tcW w:type="dxa" w:w="400"/>
+            <w:tcBorders>
+              <w:top w:val="single" w:color="CCCCCC" w:sz="1"/>
+              <w:left w:val="single" w:color="CCCCCC" w:sz="1"/>
+              <w:bottom w:val="single" w:color="CCCCCC" w:sz="1"/>
+              <w:right w:val="single" w:color="CCCCCC" w:sz="1"/>
+            </w:tcBorders>
+            <w:shd w:fill="FFFFFF" w:val="clear"/>
+            <w:tcMar>
+              <w:top w:type="dxa" w:w="80"/>
+              <w:left w:type="dxa" w:w="120"/>
+              <w:bottom w:type="dxa" w:w="80"/>
+              <w:right w:type="dxa" w:w="120"/>
+            </w:tcMar>
+          </w:tcPr>
+          <w:p>
+            <w:r>
+              <w:rPr>
+                <w:rFonts w:ascii="Arial" w:cs="Arial" w:eastAsia="Arial" w:hAnsi="Arial"/>
+                <w:b/>
+                <w:bCs/>
+                <w:color w:val="D97218"/>
+                <w:sz w:val="18"/>
+                <w:szCs w:val="18"/>
+              </w:rPr>
+              <w:t xml:space="preserve">3</w:t>
+            </w:r>
+          </w:p>
+        </w:tc>
+        <w:tc>
           <w:tcPr>
             <w:tcW w:type="dxa" w:w="4480"/>
             <w:tcBorders>
@@ -11755,7 +14384,7 @@
               <w:bottom w:val="single" w:color="CCCCCC" w:sz="1"/>
               <w:right w:val="single" w:color="CCCCCC" w:sz="1"/>
             </w:tcBorders>
-            <w:shd w:fill="F5F5F5" w:val="clear"/>
+            <w:shd w:fill="FFFFFF" w:val="clear"/>
             <w:tcMar>
               <w:top w:type="dxa" w:w="80"/>
               <w:left w:type="dxa" w:w="120"/>
@@ -11773,7 +14402,14 @@
                 <w:sz w:val="18"/>
                 <w:szCs w:val="18"/>
               </w:rPr>
-              <w:t xml:space="preserve">Required for clean rendering in navbar, hero, and footer</w:t>
+              <w:t xml:space="preserve">Favicon / tab icon source file</w:t>
+            </w:r>
+          </w:p>
+        </w:tc>
+        <w:tc>
+          <w:p>
+            <w:r>
+              <w:t>Implemented in /public as favicon.ico and PNG icon sizes</w:t>
             </w:r>
           </w:p>
         </w:tc>
@@ -11788,7 +14424,7 @@
               <w:bottom w:val="single" w:color="CCCCCC" w:sz="1"/>
               <w:right w:val="single" w:color="CCCCCC" w:sz="1"/>
             </w:tcBorders>
-            <w:shd w:fill="FFFFFF" w:val="clear"/>
+            <w:shd w:fill="F5F5F5" w:val="clear"/>
             <w:tcMar>
               <w:top w:type="dxa" w:w="80"/>
               <w:left w:type="dxa" w:w="120"/>
@@ -11806,7 +14442,7 @@
                 <w:sz w:val="18"/>
                 <w:szCs w:val="18"/>
               </w:rPr>
-              <w:t xml:space="preserve">3</w:t>
+              <w:t xml:space="preserve">4</w:t>
             </w:r>
           </w:p>
         </w:tc>
@@ -11819,7 +14455,7 @@
               <w:bottom w:val="single" w:color="CCCCCC" w:sz="1"/>
               <w:right w:val="single" w:color="CCCCCC" w:sz="1"/>
             </w:tcBorders>
-            <w:shd w:fill="FFFFFF" w:val="clear"/>
+            <w:shd w:fill="F5F5F5" w:val="clear"/>
             <w:tcMar>
               <w:top w:type="dxa" w:w="80"/>
               <w:left w:type="dxa" w:w="120"/>
@@ -11837,7 +14473,47 @@
                 <w:sz w:val="18"/>
                 <w:szCs w:val="18"/>
               </w:rPr>
-              <w:t xml:space="preserve">Favicon / tab icon source file</w:t>
+              <w:t xml:space="preserve">Cloudflare Turnstile Site Key</w:t>
+            </w:r>
+          </w:p>
+        </w:tc>
+        <w:tc>
+          <w:p>
+            <w:r>
+              <w:t>Required only when bot protection is enabled in the deployed environment; configure VITE_TURNSTILE_SITE_KEY</w:t>
+            </w:r>
+          </w:p>
+        </w:tc>
+      </w:tr>
+      <w:tr>
+        <w:tc>
+          <w:tcPr>
+            <w:tcW w:type="dxa" w:w="400"/>
+            <w:tcBorders>
+              <w:top w:val="single" w:color="CCCCCC" w:sz="1"/>
+              <w:left w:val="single" w:color="CCCCCC" w:sz="1"/>
+              <w:bottom w:val="single" w:color="CCCCCC" w:sz="1"/>
+              <w:right w:val="single" w:color="CCCCCC" w:sz="1"/>
+            </w:tcBorders>
+            <w:shd w:fill="FFFFFF" w:val="clear"/>
+            <w:tcMar>
+              <w:top w:type="dxa" w:w="80"/>
+              <w:left w:type="dxa" w:w="120"/>
+              <w:bottom w:type="dxa" w:w="80"/>
+              <w:right w:type="dxa" w:w="120"/>
+            </w:tcMar>
+          </w:tcPr>
+          <w:p>
+            <w:r>
+              <w:rPr>
+                <w:rFonts w:ascii="Arial" w:cs="Arial" w:eastAsia="Arial" w:hAnsi="Arial"/>
+                <w:b/>
+                <w:bCs/>
+                <w:color w:val="D97218"/>
+                <w:sz w:val="18"/>
+                <w:szCs w:val="18"/>
+              </w:rPr>
+              <w:t xml:space="preserve">5</w:t>
             </w:r>
           </w:p>
         </w:tc>
@@ -11868,197 +14544,14 @@
                 <w:sz w:val="18"/>
                 <w:szCs w:val="18"/>
               </w:rPr>
-              <w:t xml:space="preserve">Required for browser tab and bookmark branding</w:t>
-            </w:r>
-          </w:p>
-        </w:tc>
-      </w:tr>
-      <w:tr>
-        <w:tc>
-          <w:tcPr>
-            <w:tcW w:type="dxa" w:w="400"/>
-            <w:tcBorders>
-              <w:top w:val="single" w:color="CCCCCC" w:sz="1"/>
-              <w:left w:val="single" w:color="CCCCCC" w:sz="1"/>
-              <w:bottom w:val="single" w:color="CCCCCC" w:sz="1"/>
-              <w:right w:val="single" w:color="CCCCCC" w:sz="1"/>
-            </w:tcBorders>
-            <w:shd w:fill="F5F5F5" w:val="clear"/>
-            <w:tcMar>
-              <w:top w:type="dxa" w:w="80"/>
-              <w:left w:type="dxa" w:w="120"/>
-              <w:bottom w:type="dxa" w:w="80"/>
-              <w:right w:type="dxa" w:w="120"/>
-            </w:tcMar>
-          </w:tcPr>
-          <w:p>
-            <w:r>
-              <w:rPr>
-                <w:rFonts w:ascii="Arial" w:cs="Arial" w:eastAsia="Arial" w:hAnsi="Arial"/>
-                <w:b/>
-                <w:bCs/>
-                <w:color w:val="D97218"/>
-                <w:sz w:val="18"/>
-                <w:szCs w:val="18"/>
-              </w:rPr>
-              <w:t xml:space="preserve">4</w:t>
-            </w:r>
-          </w:p>
-        </w:tc>
-        <w:tc>
-          <w:tcPr>
-            <w:tcW w:type="dxa" w:w="4480"/>
-            <w:tcBorders>
-              <w:top w:val="single" w:color="CCCCCC" w:sz="1"/>
-              <w:left w:val="single" w:color="CCCCCC" w:sz="1"/>
-              <w:bottom w:val="single" w:color="CCCCCC" w:sz="1"/>
-              <w:right w:val="single" w:color="CCCCCC" w:sz="1"/>
-            </w:tcBorders>
-            <w:shd w:fill="F5F5F5" w:val="clear"/>
-            <w:tcMar>
-              <w:top w:type="dxa" w:w="80"/>
-              <w:left w:type="dxa" w:w="120"/>
-              <w:bottom w:type="dxa" w:w="80"/>
-              <w:right w:type="dxa" w:w="120"/>
-            </w:tcMar>
-          </w:tcPr>
-          <w:p>
-            <w:r>
-              <w:rPr>
-                <w:rFonts w:ascii="Arial" w:cs="Arial" w:eastAsia="Arial" w:hAnsi="Arial"/>
-                <w:b w:val="false"/>
-                <w:bCs w:val="false"/>
-                <w:color w:val="333333"/>
-                <w:sz w:val="18"/>
-                <w:szCs w:val="18"/>
-              </w:rPr>
-              <w:t xml:space="preserve">Cloudflare Turnstile Site Key</w:t>
-            </w:r>
-          </w:p>
-        </w:tc>
-        <w:tc>
-          <w:tcPr>
-            <w:tcW w:type="dxa" w:w="4480"/>
-            <w:tcBorders>
-              <w:top w:val="single" w:color="CCCCCC" w:sz="1"/>
-              <w:left w:val="single" w:color="CCCCCC" w:sz="1"/>
-              <w:bottom w:val="single" w:color="CCCCCC" w:sz="1"/>
-              <w:right w:val="single" w:color="CCCCCC" w:sz="1"/>
-            </w:tcBorders>
-            <w:shd w:fill="F5F5F5" w:val="clear"/>
-            <w:tcMar>
-              <w:top w:type="dxa" w:w="80"/>
-              <w:left w:type="dxa" w:w="120"/>
-              <w:bottom w:type="dxa" w:w="80"/>
-              <w:right w:type="dxa" w:w="120"/>
-            </w:tcMar>
-          </w:tcPr>
-          <w:p>
-            <w:r>
-              <w:rPr>
-                <w:rFonts w:ascii="Arial" w:cs="Arial" w:eastAsia="Arial" w:hAnsi="Arial"/>
-                <w:b w:val="false"/>
-                <w:bCs w:val="false"/>
-                <w:color w:val="333333"/>
-                <w:sz w:val="18"/>
-                <w:szCs w:val="18"/>
-              </w:rPr>
-              <w:t xml:space="preserve">Required for bot protection on contact form — blocks launch</w:t>
-            </w:r>
-          </w:p>
-        </w:tc>
-      </w:tr>
-      <w:tr>
-        <w:tc>
-          <w:tcPr>
-            <w:tcW w:type="dxa" w:w="400"/>
-            <w:tcBorders>
-              <w:top w:val="single" w:color="CCCCCC" w:sz="1"/>
-              <w:left w:val="single" w:color="CCCCCC" w:sz="1"/>
-              <w:bottom w:val="single" w:color="CCCCCC" w:sz="1"/>
-              <w:right w:val="single" w:color="CCCCCC" w:sz="1"/>
-            </w:tcBorders>
-            <w:shd w:fill="FFFFFF" w:val="clear"/>
-            <w:tcMar>
-              <w:top w:type="dxa" w:w="80"/>
-              <w:left w:type="dxa" w:w="120"/>
-              <w:bottom w:type="dxa" w:w="80"/>
-              <w:right w:type="dxa" w:w="120"/>
-            </w:tcMar>
-          </w:tcPr>
-          <w:p>
-            <w:r>
-              <w:rPr>
-                <w:rFonts w:ascii="Arial" w:cs="Arial" w:eastAsia="Arial" w:hAnsi="Arial"/>
-                <w:b/>
-                <w:bCs/>
-                <w:color w:val="D97218"/>
-                <w:sz w:val="18"/>
-                <w:szCs w:val="18"/>
-              </w:rPr>
-              <w:t xml:space="preserve">5</w:t>
-            </w:r>
-          </w:p>
-        </w:tc>
-        <w:tc>
-          <w:tcPr>
-            <w:tcW w:type="dxa" w:w="4480"/>
-            <w:tcBorders>
-              <w:top w:val="single" w:color="CCCCCC" w:sz="1"/>
-              <w:left w:val="single" w:color="CCCCCC" w:sz="1"/>
-              <w:bottom w:val="single" w:color="CCCCCC" w:sz="1"/>
-              <w:right w:val="single" w:color="CCCCCC" w:sz="1"/>
-            </w:tcBorders>
-            <w:shd w:fill="FFFFFF" w:val="clear"/>
-            <w:tcMar>
-              <w:top w:type="dxa" w:w="80"/>
-              <w:left w:type="dxa" w:w="120"/>
-              <w:bottom w:type="dxa" w:w="80"/>
-              <w:right w:type="dxa" w:w="120"/>
-            </w:tcMar>
-          </w:tcPr>
-          <w:p>
-            <w:r>
-              <w:rPr>
-                <w:rFonts w:ascii="Arial" w:cs="Arial" w:eastAsia="Arial" w:hAnsi="Arial"/>
-                <w:b w:val="false"/>
-                <w:bCs w:val="false"/>
-                <w:color w:val="333333"/>
-                <w:sz w:val="18"/>
-                <w:szCs w:val="18"/>
-              </w:rPr>
               <w:t xml:space="preserve">Google Maps Embed API Key or Place ID</w:t>
             </w:r>
           </w:p>
         </w:tc>
         <w:tc>
-          <w:tcPr>
-            <w:tcW w:type="dxa" w:w="4480"/>
-            <w:tcBorders>
-              <w:top w:val="single" w:color="CCCCCC" w:sz="1"/>
-              <w:left w:val="single" w:color="CCCCCC" w:sz="1"/>
-              <w:bottom w:val="single" w:color="CCCCCC" w:sz="1"/>
-              <w:right w:val="single" w:color="CCCCCC" w:sz="1"/>
-            </w:tcBorders>
-            <w:shd w:fill="FFFFFF" w:val="clear"/>
-            <w:tcMar>
-              <w:top w:type="dxa" w:w="80"/>
-              <w:left w:type="dxa" w:w="120"/>
-              <w:bottom w:type="dxa" w:w="80"/>
-              <w:right w:type="dxa" w:w="120"/>
-            </w:tcMar>
-          </w:tcPr>
-          <w:p>
-            <w:r>
-              <w:rPr>
-                <w:rFonts w:ascii="Arial" w:cs="Arial" w:eastAsia="Arial" w:hAnsi="Arial"/>
-                <w:b w:val="false"/>
-                <w:bCs w:val="false"/>
-                <w:color w:val="333333"/>
-                <w:sz w:val="18"/>
-                <w:szCs w:val="18"/>
-              </w:rPr>
-              <w:t xml:space="preserve">Required for interactive map in contact section</w:t>
+          <w:p>
+            <w:r>
+              <w:t>Current implementation uses VITE_GOOGLE_MAPS_EMBED_URL with a Ciudad Juárez fallback embed URL; final Place ID/address recommended for launch polish</w:t>
             </w:r>
           </w:p>
         </w:tc>
@@ -12485,7 +14978,7 @@
           <w:sz w:val="20"/>
           <w:szCs w:val="20"/>
         </w:rPr>
-        <w:t xml:space="preserve">V1 is frontend-only and intentionally scoped. The following features are planned for future versions:</w:t>
+        <w:t>V1 is frontend-only and intentionally scoped. The following features remain future enhancements:</w:t>
       </w:r>
     </w:p>
     <w:p>
@@ -12611,7 +15104,7 @@
           <w:sz w:val="20"/>
           <w:szCs w:val="20"/>
         </w:rPr>
-        <w:t xml:space="preserve">EmailJS or Resend integration — server-side email delivery from contact form</w:t>
+        <w:t>Server-side contact handling or email delivery — for example serverless API + Resend; EmailJS is optional only if a client-side email service is intentionally selected</w:t>
       </w:r>
     </w:p>
     <w:p>
@@ -12823,7 +15316,7 @@
           <w:sz w:val="20"/>
           <w:szCs w:val="20"/>
         </w:rPr>
-        <w:t xml:space="preserve">Build a polished, bilingual, frontend-only React marketing website that:</w:t>
+        <w:t>Maintain a polished, bilingual, frontend-only React marketing website that:</w:t>
       </w:r>
     </w:p>
     <w:p>
@@ -12928,7 +15421,7 @@
           <w:sz w:val="20"/>
           <w:szCs w:val="20"/>
         </w:rPr>
-        <w:t xml:space="preserve">Is architecturally ready to extend with a CMS, backend, blog, and admin panel in V2</w:t>
+        <w:t>Is architecturally ready to extend with a CMS, events backend, blog, and admin panel in V2 without disrupting current page components</w:t>
       </w:r>
     </w:p>
     <w:p>
@@ -12981,115 +15474,15 @@
             </w:tcMar>
           </w:tcPr>
           <w:p>
-            <w:pPr>
-              <w:spacing w:after="40" w:before="40"/>
-            </w:pPr>
-            <w:r>
-              <w:rPr>
-                <w:rFonts w:ascii="Arial" w:cs="Arial" w:eastAsia="Arial" w:hAnsi="Arial"/>
-                <w:color w:val="1A3A6B"/>
-                <w:sz w:val="20"/>
-                <w:szCs w:val="20"/>
-              </w:rPr>
-              <w:t xml:space="preserve">SRS Version 3.1 — Finalized</w:t>
-            </w:r>
-          </w:p>
-          <w:p>
-            <w:pPr>
-              <w:spacing w:after="40" w:before="40"/>
-            </w:pPr>
-            <w:r>
-              <w:rPr>
-                <w:rFonts w:ascii="Arial" w:cs="Arial" w:eastAsia="Arial" w:hAnsi="Arial"/>
-                <w:color w:val="1A3A6B"/>
-                <w:sz w:val="20"/>
-                <w:szCs w:val="20"/>
-              </w:rPr>
-              <w:t xml:space="preserve">CECAE — Centro de Capacitación Empresarial</w:t>
-            </w:r>
-          </w:p>
-          <w:p>
-            <w:pPr>
-              <w:spacing w:after="40" w:before="40"/>
-            </w:pPr>
-            <w:r>
-              <w:rPr>
-                <w:rFonts w:ascii="Arial" w:cs="Arial" w:eastAsia="Arial" w:hAnsi="Arial"/>
-                <w:color w:val="1A3A6B"/>
-                <w:sz w:val="20"/>
-                <w:szCs w:val="20"/>
-              </w:rPr>
-              <w:t xml:space="preserve">cecae.org — Ciudad Juárez, Chihuahua</w:t>
-            </w:r>
-          </w:p>
-          <w:p>
-            <w:pPr>
-              <w:spacing w:after="40" w:before="40"/>
-            </w:pPr>
-            <w:r>
-              <w:rPr>
-                <w:rFonts w:ascii="Arial" w:cs="Arial" w:eastAsia="Arial" w:hAnsi="Arial"/>
-                <w:color w:val="1A3A6B"/>
-                <w:sz w:val="20"/>
-                <w:szCs w:val="20"/>
-              </w:rPr>
-              <w:t xml:space="preserve"/>
-            </w:r>
-          </w:p>
-          <w:p>
-            <w:pPr>
-              <w:spacing w:after="40" w:before="40"/>
-            </w:pPr>
-            <w:r>
-              <w:rPr>
-                <w:rFonts w:ascii="Arial" w:cs="Arial" w:eastAsia="Arial" w:hAnsi="Arial"/>
-                <w:color w:val="1A3A6B"/>
-                <w:sz w:val="20"/>
-                <w:szCs w:val="20"/>
-              </w:rPr>
-              <w:t xml:space="preserve">Changes from v3.0: Client document CECAE.docx reviewed and integrated.</w:t>
-            </w:r>
-          </w:p>
-          <w:p>
-            <w:pPr>
-              <w:spacing w:after="40" w:before="40"/>
-            </w:pPr>
-            <w:r>
-              <w:rPr>
-                <w:rFonts w:ascii="Arial" w:cs="Arial" w:eastAsia="Arial" w:hAnsi="Arial"/>
-                <w:color w:val="1A3A6B"/>
-                <w:sz w:val="20"/>
-                <w:szCs w:val="20"/>
-              </w:rPr>
-              <w:t xml:space="preserve">Confirmed: NOM-035 full scope (evaluation + diagnosis + intervention), all service card</w:t>
-            </w:r>
-          </w:p>
-          <w:p>
-            <w:pPr>
-              <w:spacing w:after="40" w:before="40"/>
-            </w:pPr>
-            <w:r>
-              <w:rPr>
-                <w:rFonts w:ascii="Arial" w:cs="Arial" w:eastAsia="Arial" w:hAnsi="Arial"/>
-                <w:color w:val="1A3A6B"/>
-                <w:sz w:val="20"/>
-                <w:szCs w:val="20"/>
-              </w:rPr>
-              <w:t xml:space="preserve">copy, Nosotros paragraph, methodology step descriptions, hero tagline, and primary CTA.</w:t>
-            </w:r>
-          </w:p>
-          <w:p>
-            <w:pPr>
-              <w:spacing w:after="40" w:before="40"/>
-            </w:pPr>
-            <w:r>
-              <w:rPr>
-                <w:rFonts w:ascii="Arial" w:cs="Arial" w:eastAsia="Arial" w:hAnsi="Arial"/>
-                <w:color w:val="1A3A6B"/>
-                <w:sz w:val="20"/>
-                <w:szCs w:val="20"/>
-              </w:rPr>
-              <w:t xml:space="preserve">Open item #6 closed. Section 10 split into Resolved / Pending. 9 open items remain.</w:t>
+            <w:r>
+              <w:t>SRS Version 3.1 — Updated implementation alignment</w:t>
+              <w:br/>
+              <w:t>CECAE — Centro de Capacitación Empresarial</w:t>
+              <w:br/>
+              <w:t>cecae.org — Ciudad Juárez, Chihuahua</w:t>
+              <w:br/>
+              <w:br/>
+              <w:t>June 2026 update: SRS aligned with the current React/Vite frontend, route map, public asset inventory, static EventsService adapter, client-side WhatsApp contact flow, Vercel deployment configuration, and implemented security headers. Earlier client copy confirmations remain in force.</w:t>
             </w:r>
           </w:p>
         </w:tc>
@@ -13307,17 +15700,8 @@
           </w:tcMar>
         </w:tcPr>
         <w:p>
-          <w:pPr>
-            <w:jc w:val="right"/>
-          </w:pPr>
           <w:r>
-            <w:rPr>
-              <w:rFonts w:ascii="Arial" w:cs="Arial" w:eastAsia="Arial" w:hAnsi="Arial"/>
-              <w:color w:val="666666"/>
-              <w:sz w:val="18"/>
-              <w:szCs w:val="18"/>
-            </w:rPr>
-            <w:t xml:space="preserve">Version 3.1 — June 2025</w:t>
+            <w:t>Version 3.1 — Updated June 2026</w:t>
           </w:r>
         </w:p>
       </w:tc>
